--- a/documentation/SOP/DOCX_v11/SOP_PRISM_ThreatAssessmentScoring.docx
+++ b/documentation/SOP/DOCX_v11/SOP_PRISM_ThreatAssessmentScoring.docx
@@ -17,7 +17,7 @@
         <mc:AlternateContent>
           <mc:Choice Requires="wps">
             <w:drawing>
-              <wp:anchor distT="0" distB="0" distL="114300" distR="114300" simplePos="0" relativeHeight="251662337" behindDoc="0" locked="0" layoutInCell="1" allowOverlap="1" wp14:anchorId="69BF5955" wp14:editId="6CD31108">
+              <wp:anchor distT="0" distB="0" distL="114300" distR="114300" simplePos="0" relativeHeight="251662337" behindDoc="0" locked="0" layoutInCell="1" allowOverlap="1" wp14:anchorId="0CE84385" wp14:editId="45730FB8">
                 <wp:simplePos x="0" y="0"/>
                 <wp:positionH relativeFrom="column">
                   <wp:posOffset>-914400</wp:posOffset>
@@ -53,6 +53,7 @@
                             <w:pPr>
                               <w:jc w:val="center"/>
                             </w:pPr>
+                            <w:proofErr w:type="gramStart"/>
                             <w:r>
                               <w:rPr>
                                 <w:rFonts w:ascii="Poppins ExtraBold" w:hAnsi="Poppins ExtraBold" w:cs="Poppins ExtraBold"/>
@@ -60,6 +61,7 @@
                               </w:rPr>
                               <w:t>TLP:AMBER</w:t>
                             </w:r>
+                            <w:proofErr w:type="gramEnd"/>
                           </w:p>
                         </w:txbxContent>
                       </wps:txbx>
@@ -117,7 +119,7 @@
           <w:sz w:val="56"/>
         </w:rPr>
         <w:drawing>
-          <wp:anchor distT="0" distB="0" distL="114300" distR="114300" simplePos="0" relativeHeight="251658241" behindDoc="0" locked="0" layoutInCell="1" allowOverlap="1" wp14:anchorId="7841431C" wp14:editId="7AB875E4">
+          <wp:anchor distT="0" distB="0" distL="114300" distR="114300" simplePos="0" relativeHeight="251658241" behindDoc="0" locked="0" layoutInCell="1" allowOverlap="1" wp14:anchorId="6A2EEDD8" wp14:editId="256755CE">
             <wp:simplePos x="0" y="0"/>
             <wp:positionH relativeFrom="margin">
               <wp:posOffset>0</wp:posOffset>
@@ -192,7 +194,7 @@
         <mc:AlternateContent>
           <mc:Choice Requires="wps">
             <w:drawing>
-              <wp:anchor distT="0" distB="0" distL="114300" distR="114300" simplePos="0" relativeHeight="251658240" behindDoc="1" locked="1" layoutInCell="1" allowOverlap="1" wp14:anchorId="118F9B40" wp14:editId="4D439D9F">
+              <wp:anchor distT="0" distB="0" distL="114300" distR="114300" simplePos="0" relativeHeight="251658240" behindDoc="1" locked="1" layoutInCell="1" allowOverlap="1" wp14:anchorId="08538D9D" wp14:editId="086C8858">
                 <wp:simplePos x="0" y="0"/>
                 <wp:positionH relativeFrom="page">
                   <wp:posOffset>0</wp:posOffset>
@@ -308,7 +310,7 @@
           <w:szCs w:val="56"/>
         </w:rPr>
         <w:drawing>
-          <wp:anchor distT="0" distB="0" distL="114300" distR="114300" simplePos="0" relativeHeight="251660289" behindDoc="0" locked="0" layoutInCell="1" allowOverlap="1" wp14:anchorId="3602BF85" wp14:editId="227A143B">
+          <wp:anchor distT="0" distB="0" distL="114300" distR="114300" simplePos="0" relativeHeight="251660289" behindDoc="0" locked="0" layoutInCell="1" allowOverlap="1" wp14:anchorId="46B7564F" wp14:editId="0276F356">
             <wp:simplePos x="0" y="0"/>
             <wp:positionH relativeFrom="column">
               <wp:posOffset>104774</wp:posOffset>
@@ -401,7 +403,7 @@
         <mc:AlternateContent>
           <mc:Choice Requires="wps">
             <w:drawing>
-              <wp:anchor distT="0" distB="0" distL="114300" distR="114300" simplePos="0" relativeHeight="251661313" behindDoc="0" locked="0" layoutInCell="1" allowOverlap="1" wp14:anchorId="4066D6C7" wp14:editId="444A64BD">
+              <wp:anchor distT="0" distB="0" distL="114300" distR="114300" simplePos="0" relativeHeight="251661313" behindDoc="0" locked="0" layoutInCell="1" allowOverlap="1" wp14:anchorId="2861ED88" wp14:editId="4FE2323B">
                 <wp:simplePos x="0" y="0"/>
                 <wp:positionH relativeFrom="column">
                   <wp:posOffset>0</wp:posOffset>
@@ -560,8 +562,6 @@
       </w:pPr>
       <w:r>
         <w:t>Version 4</w:t>
-      </w:r>
-      <w:r>
         <w:br/>
         <w:t>April 2026</w:t>
       </w:r>
@@ -603,7 +603,491 @@
             <w:t>ts</w:t>
           </w:r>
         </w:p>
-        <w:p/>
+        <w:p>
+          <w:pPr>
+            <w:pStyle w:val="TOC2"/>
+            <w:rPr>
+              <w:rFonts w:asciiTheme="minorHAnsi" w:eastAsiaTheme="minorEastAsia" w:hAnsiTheme="minorHAnsi" w:cstheme="minorBidi"/>
+              <w:b w:val="0"/>
+              <w:i w:val="0"/>
+              <w:iCs w:val="0"/>
+              <w:noProof/>
+              <w:color w:val="auto"/>
+              <w:kern w:val="2"/>
+              <w:sz w:val="24"/>
+              <w:szCs w:val="24"/>
+              <w14:ligatures w14:val="standardContextual"/>
+            </w:rPr>
+          </w:pPr>
+          <w:r>
+            <w:rPr>
+              <w:rFonts w:ascii="Nirmala UI" w:hAnsi="Nirmala UI" w:cs="Nirmala UI"/>
+              <w:i w:val="0"/>
+              <w:iCs w:val="0"/>
+            </w:rPr>
+            <w:fldChar w:fldCharType="begin"/>
+          </w:r>
+          <w:r>
+            <w:rPr>
+              <w:rFonts w:ascii="Nirmala UI" w:hAnsi="Nirmala UI" w:cs="Nirmala UI"/>
+              <w:i w:val="0"/>
+              <w:iCs w:val="0"/>
+            </w:rPr>
+            <w:instrText xml:space="preserve"> TOC \o "1-3" \h \z \u </w:instrText>
+          </w:r>
+          <w:r>
+            <w:rPr>
+              <w:rFonts w:ascii="Nirmala UI" w:hAnsi="Nirmala UI" w:cs="Nirmala UI"/>
+              <w:i w:val="0"/>
+              <w:iCs w:val="0"/>
+            </w:rPr>
+            <w:fldChar w:fldCharType="separate"/>
+          </w:r>
+          <w:hyperlink w:anchor="_Toc225922823" w:history="1">
+            <w:r>
+              <w:rPr>
+                <w:rStyle w:val="Hyperlink"/>
+                <w:rFonts w:ascii="Nirmala UI" w:hAnsi="Nirmala UI" w:cs="Nirmala UI"/>
+                <w:noProof/>
+              </w:rPr>
+              <w:t>Purpose</w:t>
+            </w:r>
+            <w:r>
+              <w:rPr>
+                <w:noProof/>
+                <w:webHidden/>
+              </w:rPr>
+              <w:tab/>
+            </w:r>
+            <w:r>
+              <w:rPr>
+                <w:noProof/>
+                <w:webHidden/>
+              </w:rPr>
+              <w:fldChar w:fldCharType="begin"/>
+            </w:r>
+            <w:r>
+              <w:rPr>
+                <w:noProof/>
+                <w:webHidden/>
+              </w:rPr>
+              <w:instrText xml:space="preserve"> PAGEREF _Toc225922823 \h </w:instrText>
+            </w:r>
+            <w:r>
+              <w:rPr>
+                <w:noProof/>
+                <w:webHidden/>
+              </w:rPr>
+            </w:r>
+            <w:r>
+              <w:rPr>
+                <w:noProof/>
+                <w:webHidden/>
+              </w:rPr>
+              <w:fldChar w:fldCharType="separate"/>
+            </w:r>
+            <w:r>
+              <w:rPr>
+                <w:noProof/>
+                <w:webHidden/>
+              </w:rPr>
+              <w:t>3</w:t>
+            </w:r>
+            <w:r>
+              <w:rPr>
+                <w:noProof/>
+                <w:webHidden/>
+              </w:rPr>
+              <w:fldChar w:fldCharType="end"/>
+            </w:r>
+          </w:hyperlink>
+        </w:p>
+        <w:p>
+          <w:pPr>
+            <w:pStyle w:val="TOC2"/>
+            <w:rPr>
+              <w:rFonts w:asciiTheme="minorHAnsi" w:eastAsiaTheme="minorEastAsia" w:hAnsiTheme="minorHAnsi" w:cstheme="minorBidi"/>
+              <w:b w:val="0"/>
+              <w:i w:val="0"/>
+              <w:iCs w:val="0"/>
+              <w:noProof/>
+              <w:color w:val="auto"/>
+              <w:kern w:val="2"/>
+              <w:sz w:val="24"/>
+              <w:szCs w:val="24"/>
+              <w14:ligatures w14:val="standardContextual"/>
+            </w:rPr>
+          </w:pPr>
+          <w:hyperlink w:anchor="_Toc225922824" w:history="1">
+            <w:r>
+              <w:rPr>
+                <w:rStyle w:val="Hyperlink"/>
+                <w:rFonts w:ascii="Nirmala UI" w:hAnsi="Nirmala UI" w:cs="Nirmala UI"/>
+                <w:noProof/>
+              </w:rPr>
+              <w:t>Phase 1: Production and Initial Review</w:t>
+            </w:r>
+            <w:r>
+              <w:rPr>
+                <w:noProof/>
+                <w:webHidden/>
+              </w:rPr>
+              <w:tab/>
+            </w:r>
+            <w:r>
+              <w:rPr>
+                <w:noProof/>
+                <w:webHidden/>
+              </w:rPr>
+              <w:fldChar w:fldCharType="begin"/>
+            </w:r>
+            <w:r>
+              <w:rPr>
+                <w:noProof/>
+                <w:webHidden/>
+              </w:rPr>
+              <w:instrText xml:space="preserve"> PAGEREF _Toc225922824 \h </w:instrText>
+            </w:r>
+            <w:r>
+              <w:rPr>
+                <w:noProof/>
+                <w:webHidden/>
+              </w:rPr>
+            </w:r>
+            <w:r>
+              <w:rPr>
+                <w:noProof/>
+                <w:webHidden/>
+              </w:rPr>
+              <w:fldChar w:fldCharType="separate"/>
+            </w:r>
+            <w:r>
+              <w:rPr>
+                <w:noProof/>
+                <w:webHidden/>
+              </w:rPr>
+              <w:t>3</w:t>
+            </w:r>
+            <w:r>
+              <w:rPr>
+                <w:noProof/>
+                <w:webHidden/>
+              </w:rPr>
+              <w:fldChar w:fldCharType="end"/>
+            </w:r>
+          </w:hyperlink>
+        </w:p>
+        <w:p>
+          <w:pPr>
+            <w:pStyle w:val="TOC2"/>
+            <w:rPr>
+              <w:rFonts w:asciiTheme="minorHAnsi" w:eastAsiaTheme="minorEastAsia" w:hAnsiTheme="minorHAnsi" w:cstheme="minorBidi"/>
+              <w:b w:val="0"/>
+              <w:i w:val="0"/>
+              <w:iCs w:val="0"/>
+              <w:noProof/>
+              <w:color w:val="auto"/>
+              <w:kern w:val="2"/>
+              <w:sz w:val="24"/>
+              <w:szCs w:val="24"/>
+              <w14:ligatures w14:val="standardContextual"/>
+            </w:rPr>
+          </w:pPr>
+          <w:hyperlink w:anchor="_Toc225922825" w:history="1">
+            <w:r>
+              <w:rPr>
+                <w:rStyle w:val="Hyperlink"/>
+                <w:rFonts w:ascii="Nirmala UI" w:hAnsi="Nirmala UI" w:cs="Nirmala UI"/>
+                <w:noProof/>
+              </w:rPr>
+              <w:t>Phase 2: Finalization and Conversion</w:t>
+            </w:r>
+            <w:r>
+              <w:rPr>
+                <w:noProof/>
+                <w:webHidden/>
+              </w:rPr>
+              <w:tab/>
+            </w:r>
+            <w:r>
+              <w:rPr>
+                <w:noProof/>
+                <w:webHidden/>
+              </w:rPr>
+              <w:fldChar w:fldCharType="begin"/>
+            </w:r>
+            <w:r>
+              <w:rPr>
+                <w:noProof/>
+                <w:webHidden/>
+              </w:rPr>
+              <w:instrText xml:space="preserve"> PAGEREF _Toc225922825 \h </w:instrText>
+            </w:r>
+            <w:r>
+              <w:rPr>
+                <w:noProof/>
+                <w:webHidden/>
+              </w:rPr>
+            </w:r>
+            <w:r>
+              <w:rPr>
+                <w:noProof/>
+                <w:webHidden/>
+              </w:rPr>
+              <w:fldChar w:fldCharType="separate"/>
+            </w:r>
+            <w:r>
+              <w:rPr>
+                <w:noProof/>
+                <w:webHidden/>
+              </w:rPr>
+              <w:t>3</w:t>
+            </w:r>
+            <w:r>
+              <w:rPr>
+                <w:noProof/>
+                <w:webHidden/>
+              </w:rPr>
+              <w:fldChar w:fldCharType="end"/>
+            </w:r>
+          </w:hyperlink>
+        </w:p>
+        <w:p>
+          <w:pPr>
+            <w:pStyle w:val="TOC2"/>
+            <w:rPr>
+              <w:rFonts w:asciiTheme="minorHAnsi" w:eastAsiaTheme="minorEastAsia" w:hAnsiTheme="minorHAnsi" w:cstheme="minorBidi"/>
+              <w:b w:val="0"/>
+              <w:i w:val="0"/>
+              <w:iCs w:val="0"/>
+              <w:noProof/>
+              <w:color w:val="auto"/>
+              <w:kern w:val="2"/>
+              <w:sz w:val="24"/>
+              <w:szCs w:val="24"/>
+              <w14:ligatures w14:val="standardContextual"/>
+            </w:rPr>
+          </w:pPr>
+          <w:hyperlink w:anchor="_Toc225922826" w:history="1">
+            <w:r>
+              <w:rPr>
+                <w:rStyle w:val="Hyperlink"/>
+                <w:rFonts w:ascii="Nirmala UI" w:hAnsi="Nirmala UI" w:cs="Nirmala UI"/>
+                <w:noProof/>
+              </w:rPr>
+              <w:t>Phase 3: Peer Review and Email Distribution</w:t>
+            </w:r>
+            <w:r>
+              <w:rPr>
+                <w:noProof/>
+                <w:webHidden/>
+              </w:rPr>
+              <w:tab/>
+            </w:r>
+            <w:r>
+              <w:rPr>
+                <w:noProof/>
+                <w:webHidden/>
+              </w:rPr>
+              <w:fldChar w:fldCharType="begin"/>
+            </w:r>
+            <w:r>
+              <w:rPr>
+                <w:noProof/>
+                <w:webHidden/>
+              </w:rPr>
+              <w:instrText xml:space="preserve"> PAGEREF _Toc225922826 \h </w:instrText>
+            </w:r>
+            <w:r>
+              <w:rPr>
+                <w:noProof/>
+                <w:webHidden/>
+              </w:rPr>
+            </w:r>
+            <w:r>
+              <w:rPr>
+                <w:noProof/>
+                <w:webHidden/>
+              </w:rPr>
+              <w:fldChar w:fldCharType="separate"/>
+            </w:r>
+            <w:r>
+              <w:rPr>
+                <w:noProof/>
+                <w:webHidden/>
+              </w:rPr>
+              <w:t>3</w:t>
+            </w:r>
+            <w:r>
+              <w:rPr>
+                <w:noProof/>
+                <w:webHidden/>
+              </w:rPr>
+              <w:fldChar w:fldCharType="end"/>
+            </w:r>
+          </w:hyperlink>
+        </w:p>
+        <w:p>
+          <w:pPr>
+            <w:pStyle w:val="TOC2"/>
+            <w:rPr>
+              <w:rFonts w:asciiTheme="minorHAnsi" w:eastAsiaTheme="minorEastAsia" w:hAnsiTheme="minorHAnsi" w:cstheme="minorBidi"/>
+              <w:b w:val="0"/>
+              <w:i w:val="0"/>
+              <w:iCs w:val="0"/>
+              <w:noProof/>
+              <w:color w:val="auto"/>
+              <w:kern w:val="2"/>
+              <w:sz w:val="24"/>
+              <w:szCs w:val="24"/>
+              <w14:ligatures w14:val="standardContextual"/>
+            </w:rPr>
+          </w:pPr>
+          <w:hyperlink w:anchor="_Toc225922827" w:history="1">
+            <w:r>
+              <w:rPr>
+                <w:rStyle w:val="Hyperlink"/>
+                <w:rFonts w:ascii="Nirmala UI" w:hAnsi="Nirmala UI" w:cs="Nirmala UI"/>
+                <w:noProof/>
+              </w:rPr>
+              <w:t>Maintenance: Master Recipient List</w:t>
+            </w:r>
+            <w:r>
+              <w:rPr>
+                <w:noProof/>
+                <w:webHidden/>
+              </w:rPr>
+              <w:tab/>
+            </w:r>
+            <w:r>
+              <w:rPr>
+                <w:noProof/>
+                <w:webHidden/>
+              </w:rPr>
+              <w:fldChar w:fldCharType="begin"/>
+            </w:r>
+            <w:r>
+              <w:rPr>
+                <w:noProof/>
+                <w:webHidden/>
+              </w:rPr>
+              <w:instrText xml:space="preserve"> PAGEREF _Toc225922827 \h </w:instrText>
+            </w:r>
+            <w:r>
+              <w:rPr>
+                <w:noProof/>
+                <w:webHidden/>
+              </w:rPr>
+            </w:r>
+            <w:r>
+              <w:rPr>
+                <w:noProof/>
+                <w:webHidden/>
+              </w:rPr>
+              <w:fldChar w:fldCharType="separate"/>
+            </w:r>
+            <w:r>
+              <w:rPr>
+                <w:noProof/>
+                <w:webHidden/>
+              </w:rPr>
+              <w:t>5</w:t>
+            </w:r>
+            <w:r>
+              <w:rPr>
+                <w:noProof/>
+                <w:webHidden/>
+              </w:rPr>
+              <w:fldChar w:fldCharType="end"/>
+            </w:r>
+          </w:hyperlink>
+        </w:p>
+        <w:p>
+          <w:pPr>
+            <w:pStyle w:val="TOC2"/>
+            <w:rPr>
+              <w:rFonts w:asciiTheme="minorHAnsi" w:eastAsiaTheme="minorEastAsia" w:hAnsiTheme="minorHAnsi" w:cstheme="minorBidi"/>
+              <w:b w:val="0"/>
+              <w:i w:val="0"/>
+              <w:iCs w:val="0"/>
+              <w:noProof/>
+              <w:color w:val="auto"/>
+              <w:kern w:val="2"/>
+              <w:sz w:val="24"/>
+              <w:szCs w:val="24"/>
+              <w14:ligatures w14:val="standardContextual"/>
+            </w:rPr>
+          </w:pPr>
+          <w:hyperlink w:anchor="_Toc225922828" w:history="1">
+            <w:r>
+              <w:rPr>
+                <w:rStyle w:val="Hyperlink"/>
+                <w:rFonts w:ascii="Nirmala UI" w:hAnsi="Nirmala UI" w:cs="Nirmala UI"/>
+                <w:noProof/>
+              </w:rPr>
+              <w:t>Overview of Steps, Requirements, and Responsible Party</w:t>
+            </w:r>
+            <w:r>
+              <w:rPr>
+                <w:noProof/>
+                <w:webHidden/>
+              </w:rPr>
+              <w:tab/>
+            </w:r>
+            <w:r>
+              <w:rPr>
+                <w:noProof/>
+                <w:webHidden/>
+              </w:rPr>
+              <w:fldChar w:fldCharType="begin"/>
+            </w:r>
+            <w:r>
+              <w:rPr>
+                <w:noProof/>
+                <w:webHidden/>
+              </w:rPr>
+              <w:instrText xml:space="preserve"> PAGEREF _Toc225922828 \h </w:instrText>
+            </w:r>
+            <w:r>
+              <w:rPr>
+                <w:noProof/>
+                <w:webHidden/>
+              </w:rPr>
+            </w:r>
+            <w:r>
+              <w:rPr>
+                <w:noProof/>
+                <w:webHidden/>
+              </w:rPr>
+              <w:fldChar w:fldCharType="separate"/>
+            </w:r>
+            <w:r>
+              <w:rPr>
+                <w:noProof/>
+                <w:webHidden/>
+              </w:rPr>
+              <w:t>5</w:t>
+            </w:r>
+            <w:r>
+              <w:rPr>
+                <w:noProof/>
+                <w:webHidden/>
+              </w:rPr>
+              <w:fldChar w:fldCharType="end"/>
+            </w:r>
+          </w:hyperlink>
+        </w:p>
+        <w:p>
+          <w:r>
+            <w:rPr>
+              <w:rFonts w:ascii="Nirmala UI" w:hAnsi="Nirmala UI" w:cs="Nirmala UI"/>
+              <w:b/>
+              <w:bCs/>
+              <w:noProof/>
+            </w:rPr>
+            <w:fldChar w:fldCharType="end"/>
+          </w:r>
+        </w:p>
       </w:sdtContent>
     </w:sdt>
     <w:p>
@@ -615,2593 +1099,23 @@
       <w:pPr>
         <w:pStyle w:val="Heading1"/>
       </w:pPr>
-      <w:bookmarkStart w:id="0" w:name="_Toc228190081"/>
-      <w:r>
-        <w:lastRenderedPageBreak/>
+      <w:r>
         <w:t>Table of Contents</w:t>
       </w:r>
-      <w:bookmarkEnd w:id="0"/>
-    </w:p>
-    <w:p>
-      <w:pPr>
-        <w:pStyle w:val="TOC1"/>
-        <w:rPr>
-          <w:rFonts w:asciiTheme="minorHAnsi" w:eastAsiaTheme="minorEastAsia" w:hAnsiTheme="minorHAnsi" w:cstheme="minorBidi"/>
-          <w:b w:val="0"/>
-          <w:noProof/>
-          <w:color w:val="auto"/>
-          <w:kern w:val="2"/>
-          <w:sz w:val="24"/>
-          <w:szCs w:val="24"/>
-          <w14:ligatures w14:val="standardContextual"/>
-        </w:rPr>
-      </w:pPr>
+    </w:p>
+    <w:p>
       <w:r>
         <w:fldChar w:fldCharType="begin"/>
       </w:r>
       <w:r>
-        <w:instrText>TOC \o "1-3" \h \z \u</w:instrText>
+        <w:instrText xml:space="preserve">TOC \o "1-3" \h \z \u</w:instrText>
       </w:r>
       <w:r>
         <w:fldChar w:fldCharType="separate"/>
       </w:r>
-      <w:hyperlink w:anchor="_Toc228190081" w:history="1">
-        <w:r>
-          <w:rPr>
-            <w:rStyle w:val="Hyperlink"/>
-            <w:noProof/>
-          </w:rPr>
-          <w:t>Table of Contents</w:t>
-        </w:r>
-        <w:r>
-          <w:rPr>
-            <w:noProof/>
-            <w:webHidden/>
-          </w:rPr>
-          <w:tab/>
-        </w:r>
-        <w:r>
-          <w:rPr>
-            <w:noProof/>
-            <w:webHidden/>
-          </w:rPr>
-          <w:fldChar w:fldCharType="begin"/>
-        </w:r>
-        <w:r>
-          <w:rPr>
-            <w:noProof/>
-            <w:webHidden/>
-          </w:rPr>
-          <w:instrText xml:space="preserve"> PAGEREF _Toc228190081 \h </w:instrText>
-        </w:r>
-        <w:r>
-          <w:rPr>
-            <w:noProof/>
-            <w:webHidden/>
-          </w:rPr>
-        </w:r>
-        <w:r>
-          <w:rPr>
-            <w:noProof/>
-            <w:webHidden/>
-          </w:rPr>
-          <w:fldChar w:fldCharType="separate"/>
-        </w:r>
-        <w:r>
-          <w:rPr>
-            <w:noProof/>
-            <w:webHidden/>
-          </w:rPr>
-          <w:t>2</w:t>
-        </w:r>
-        <w:r>
-          <w:rPr>
-            <w:noProof/>
-            <w:webHidden/>
-          </w:rPr>
-          <w:fldChar w:fldCharType="end"/>
-        </w:r>
-      </w:hyperlink>
-    </w:p>
-    <w:p>
-      <w:pPr>
-        <w:pStyle w:val="TOC2"/>
-        <w:rPr>
-          <w:rFonts w:asciiTheme="minorHAnsi" w:eastAsiaTheme="minorEastAsia" w:hAnsiTheme="minorHAnsi" w:cstheme="minorBidi"/>
-          <w:b w:val="0"/>
-          <w:i w:val="0"/>
-          <w:iCs w:val="0"/>
-          <w:noProof/>
-          <w:color w:val="auto"/>
-          <w:kern w:val="2"/>
-          <w:sz w:val="24"/>
-          <w:szCs w:val="24"/>
-          <w14:ligatures w14:val="standardContextual"/>
-        </w:rPr>
-      </w:pPr>
-      <w:hyperlink w:anchor="_Toc228190082" w:history="1">
-        <w:r>
-          <w:rPr>
-            <w:rStyle w:val="Hyperlink"/>
-            <w:noProof/>
-          </w:rPr>
-          <w:t>1. Purpose</w:t>
-        </w:r>
-        <w:r>
-          <w:rPr>
-            <w:noProof/>
-            <w:webHidden/>
-          </w:rPr>
-          <w:tab/>
-        </w:r>
-        <w:r>
-          <w:rPr>
-            <w:noProof/>
-            <w:webHidden/>
-          </w:rPr>
-          <w:fldChar w:fldCharType="begin"/>
-        </w:r>
-        <w:r>
-          <w:rPr>
-            <w:noProof/>
-            <w:webHidden/>
-          </w:rPr>
-          <w:instrText xml:space="preserve"> PAGEREF _Toc228190082 \h </w:instrText>
-        </w:r>
-        <w:r>
-          <w:rPr>
-            <w:noProof/>
-            <w:webHidden/>
-          </w:rPr>
-        </w:r>
-        <w:r>
-          <w:rPr>
-            <w:noProof/>
-            <w:webHidden/>
-          </w:rPr>
-          <w:fldChar w:fldCharType="separate"/>
-        </w:r>
-        <w:r>
-          <w:rPr>
-            <w:noProof/>
-            <w:webHidden/>
-          </w:rPr>
-          <w:t>4</w:t>
-        </w:r>
-        <w:r>
-          <w:rPr>
-            <w:noProof/>
-            <w:webHidden/>
-          </w:rPr>
-          <w:fldChar w:fldCharType="end"/>
-        </w:r>
-      </w:hyperlink>
-    </w:p>
-    <w:p>
-      <w:pPr>
-        <w:pStyle w:val="TOC2"/>
-        <w:rPr>
-          <w:rFonts w:asciiTheme="minorHAnsi" w:eastAsiaTheme="minorEastAsia" w:hAnsiTheme="minorHAnsi" w:cstheme="minorBidi"/>
-          <w:b w:val="0"/>
-          <w:i w:val="0"/>
-          <w:iCs w:val="0"/>
-          <w:noProof/>
-          <w:color w:val="auto"/>
-          <w:kern w:val="2"/>
-          <w:sz w:val="24"/>
-          <w:szCs w:val="24"/>
-          <w14:ligatures w14:val="standardContextual"/>
-        </w:rPr>
-      </w:pPr>
-      <w:hyperlink w:anchor="_Toc228190083" w:history="1">
-        <w:r>
-          <w:rPr>
-            <w:rStyle w:val="Hyperlink"/>
-            <w:noProof/>
-          </w:rPr>
-          <w:t>2. Scope</w:t>
-        </w:r>
-        <w:r>
-          <w:rPr>
-            <w:noProof/>
-            <w:webHidden/>
-          </w:rPr>
-          <w:tab/>
-        </w:r>
-        <w:r>
-          <w:rPr>
-            <w:noProof/>
-            <w:webHidden/>
-          </w:rPr>
-          <w:fldChar w:fldCharType="begin"/>
-        </w:r>
-        <w:r>
-          <w:rPr>
-            <w:noProof/>
-            <w:webHidden/>
-          </w:rPr>
-          <w:instrText xml:space="preserve"> PAGEREF _Toc228190083 \h </w:instrText>
-        </w:r>
-        <w:r>
-          <w:rPr>
-            <w:noProof/>
-            <w:webHidden/>
-          </w:rPr>
-        </w:r>
-        <w:r>
-          <w:rPr>
-            <w:noProof/>
-            <w:webHidden/>
-          </w:rPr>
-          <w:fldChar w:fldCharType="separate"/>
-        </w:r>
-        <w:r>
-          <w:rPr>
-            <w:noProof/>
-            <w:webHidden/>
-          </w:rPr>
-          <w:t>4</w:t>
-        </w:r>
-        <w:r>
-          <w:rPr>
-            <w:noProof/>
-            <w:webHidden/>
-          </w:rPr>
-          <w:fldChar w:fldCharType="end"/>
-        </w:r>
-      </w:hyperlink>
-    </w:p>
-    <w:p>
-      <w:pPr>
-        <w:pStyle w:val="TOC2"/>
-        <w:rPr>
-          <w:rFonts w:asciiTheme="minorHAnsi" w:eastAsiaTheme="minorEastAsia" w:hAnsiTheme="minorHAnsi" w:cstheme="minorBidi"/>
-          <w:b w:val="0"/>
-          <w:i w:val="0"/>
-          <w:iCs w:val="0"/>
-          <w:noProof/>
-          <w:color w:val="auto"/>
-          <w:kern w:val="2"/>
-          <w:sz w:val="24"/>
-          <w:szCs w:val="24"/>
-          <w14:ligatures w14:val="standardContextual"/>
-        </w:rPr>
-      </w:pPr>
-      <w:hyperlink w:anchor="_Toc228190084" w:history="1">
-        <w:r>
-          <w:rPr>
-            <w:rStyle w:val="Hyperlink"/>
-            <w:noProof/>
-          </w:rPr>
-          <w:t>3. Prerequisites</w:t>
-        </w:r>
-        <w:r>
-          <w:rPr>
-            <w:noProof/>
-            <w:webHidden/>
-          </w:rPr>
-          <w:tab/>
-        </w:r>
-        <w:r>
-          <w:rPr>
-            <w:noProof/>
-            <w:webHidden/>
-          </w:rPr>
-          <w:fldChar w:fldCharType="begin"/>
-        </w:r>
-        <w:r>
-          <w:rPr>
-            <w:noProof/>
-            <w:webHidden/>
-          </w:rPr>
-          <w:instrText xml:space="preserve"> PAGEREF _Toc228190084 \h </w:instrText>
-        </w:r>
-        <w:r>
-          <w:rPr>
-            <w:noProof/>
-            <w:webHidden/>
-          </w:rPr>
-        </w:r>
-        <w:r>
-          <w:rPr>
-            <w:noProof/>
-            <w:webHidden/>
-          </w:rPr>
-          <w:fldChar w:fldCharType="separate"/>
-        </w:r>
-        <w:r>
-          <w:rPr>
-            <w:noProof/>
-            <w:webHidden/>
-          </w:rPr>
-          <w:t>4</w:t>
-        </w:r>
-        <w:r>
-          <w:rPr>
-            <w:noProof/>
-            <w:webHidden/>
-          </w:rPr>
-          <w:fldChar w:fldCharType="end"/>
-        </w:r>
-      </w:hyperlink>
-    </w:p>
-    <w:p>
-      <w:pPr>
-        <w:pStyle w:val="TOC3"/>
-        <w:rPr>
-          <w:rFonts w:eastAsiaTheme="minorEastAsia"/>
-          <w:noProof/>
-          <w:kern w:val="2"/>
-          <w:sz w:val="24"/>
-          <w:szCs w:val="24"/>
-          <w14:ligatures w14:val="standardContextual"/>
-        </w:rPr>
-      </w:pPr>
-      <w:hyperlink w:anchor="_Toc228190085" w:history="1">
-        <w:r>
-          <w:rPr>
-            <w:rStyle w:val="Hyperlink"/>
-            <w:noProof/>
-          </w:rPr>
-          <w:t>3.1 Environment</w:t>
-        </w:r>
-        <w:r>
-          <w:rPr>
-            <w:noProof/>
-            <w:webHidden/>
-          </w:rPr>
-          <w:tab/>
-        </w:r>
-        <w:r>
-          <w:rPr>
-            <w:noProof/>
-            <w:webHidden/>
-          </w:rPr>
-          <w:fldChar w:fldCharType="begin"/>
-        </w:r>
-        <w:r>
-          <w:rPr>
-            <w:noProof/>
-            <w:webHidden/>
-          </w:rPr>
-          <w:instrText xml:space="preserve"> PAGEREF _Toc228190085 \h </w:instrText>
-        </w:r>
-        <w:r>
-          <w:rPr>
-            <w:noProof/>
-            <w:webHidden/>
-          </w:rPr>
-        </w:r>
-        <w:r>
-          <w:rPr>
-            <w:noProof/>
-            <w:webHidden/>
-          </w:rPr>
-          <w:fldChar w:fldCharType="separate"/>
-        </w:r>
-        <w:r>
-          <w:rPr>
-            <w:noProof/>
-            <w:webHidden/>
-          </w:rPr>
-          <w:t>4</w:t>
-        </w:r>
-        <w:r>
-          <w:rPr>
-            <w:noProof/>
-            <w:webHidden/>
-          </w:rPr>
-          <w:fldChar w:fldCharType="end"/>
-        </w:r>
-      </w:hyperlink>
-    </w:p>
-    <w:p>
-      <w:pPr>
-        <w:pStyle w:val="TOC3"/>
-        <w:rPr>
-          <w:rFonts w:eastAsiaTheme="minorEastAsia"/>
-          <w:noProof/>
-          <w:kern w:val="2"/>
-          <w:sz w:val="24"/>
-          <w:szCs w:val="24"/>
-          <w14:ligatures w14:val="standardContextual"/>
-        </w:rPr>
-      </w:pPr>
-      <w:hyperlink w:anchor="_Toc228190086" w:history="1">
-        <w:r>
-          <w:rPr>
-            <w:rStyle w:val="Hyperlink"/>
-            <w:noProof/>
-          </w:rPr>
-          <w:t>3.2 Configuration File</w:t>
-        </w:r>
-        <w:r>
-          <w:rPr>
-            <w:noProof/>
-            <w:webHidden/>
-          </w:rPr>
-          <w:tab/>
-        </w:r>
-        <w:r>
-          <w:rPr>
-            <w:noProof/>
-            <w:webHidden/>
-          </w:rPr>
-          <w:fldChar w:fldCharType="begin"/>
-        </w:r>
-        <w:r>
-          <w:rPr>
-            <w:noProof/>
-            <w:webHidden/>
-          </w:rPr>
-          <w:instrText xml:space="preserve"> PAGEREF _Toc228190086 \h </w:instrText>
-        </w:r>
-        <w:r>
-          <w:rPr>
-            <w:noProof/>
-            <w:webHidden/>
-          </w:rPr>
-        </w:r>
-        <w:r>
-          <w:rPr>
-            <w:noProof/>
-            <w:webHidden/>
-          </w:rPr>
-          <w:fldChar w:fldCharType="separate"/>
-        </w:r>
-        <w:r>
-          <w:rPr>
-            <w:noProof/>
-            <w:webHidden/>
-          </w:rPr>
-          <w:t>5</w:t>
-        </w:r>
-        <w:r>
-          <w:rPr>
-            <w:noProof/>
-            <w:webHidden/>
-          </w:rPr>
-          <w:fldChar w:fldCharType="end"/>
-        </w:r>
-      </w:hyperlink>
-    </w:p>
-    <w:p>
-      <w:pPr>
-        <w:pStyle w:val="TOC3"/>
-        <w:rPr>
-          <w:rFonts w:eastAsiaTheme="minorEastAsia"/>
-          <w:noProof/>
-          <w:kern w:val="2"/>
-          <w:sz w:val="24"/>
-          <w:szCs w:val="24"/>
-          <w14:ligatures w14:val="standardContextual"/>
-        </w:rPr>
-      </w:pPr>
-      <w:hyperlink w:anchor="_Toc228190087" w:history="1">
-        <w:r>
-          <w:rPr>
-            <w:rStyle w:val="Hyperlink"/>
-            <w:noProof/>
-          </w:rPr>
-          <w:t>3.3 Input Data Files</w:t>
-        </w:r>
-        <w:r>
-          <w:rPr>
-            <w:noProof/>
-            <w:webHidden/>
-          </w:rPr>
-          <w:tab/>
-        </w:r>
-        <w:r>
-          <w:rPr>
-            <w:noProof/>
-            <w:webHidden/>
-          </w:rPr>
-          <w:fldChar w:fldCharType="begin"/>
-        </w:r>
-        <w:r>
-          <w:rPr>
-            <w:noProof/>
-            <w:webHidden/>
-          </w:rPr>
-          <w:instrText xml:space="preserve"> PAGEREF _Toc228190087 \h </w:instrText>
-        </w:r>
-        <w:r>
-          <w:rPr>
-            <w:noProof/>
-            <w:webHidden/>
-          </w:rPr>
-        </w:r>
-        <w:r>
-          <w:rPr>
-            <w:noProof/>
-            <w:webHidden/>
-          </w:rPr>
-          <w:fldChar w:fldCharType="separate"/>
-        </w:r>
-        <w:r>
-          <w:rPr>
-            <w:noProof/>
-            <w:webHidden/>
-          </w:rPr>
-          <w:t>5</w:t>
-        </w:r>
-        <w:r>
-          <w:rPr>
-            <w:noProof/>
-            <w:webHidden/>
-          </w:rPr>
-          <w:fldChar w:fldCharType="end"/>
-        </w:r>
-      </w:hyperlink>
-    </w:p>
-    <w:p>
-      <w:pPr>
-        <w:pStyle w:val="TOC2"/>
-        <w:rPr>
-          <w:rFonts w:asciiTheme="minorHAnsi" w:eastAsiaTheme="minorEastAsia" w:hAnsiTheme="minorHAnsi" w:cstheme="minorBidi"/>
-          <w:b w:val="0"/>
-          <w:i w:val="0"/>
-          <w:iCs w:val="0"/>
-          <w:noProof/>
-          <w:color w:val="auto"/>
-          <w:kern w:val="2"/>
-          <w:sz w:val="24"/>
-          <w:szCs w:val="24"/>
-          <w14:ligatures w14:val="standardContextual"/>
-        </w:rPr>
-      </w:pPr>
-      <w:hyperlink w:anchor="_Toc228190088" w:history="1">
-        <w:r>
-          <w:rPr>
-            <w:rStyle w:val="Hyperlink"/>
-            <w:noProof/>
-          </w:rPr>
-          <w:t>4. Key Configuration Parameters</w:t>
-        </w:r>
-        <w:r>
-          <w:rPr>
-            <w:noProof/>
-            <w:webHidden/>
-          </w:rPr>
-          <w:tab/>
-        </w:r>
-        <w:r>
-          <w:rPr>
-            <w:noProof/>
-            <w:webHidden/>
-          </w:rPr>
-          <w:fldChar w:fldCharType="begin"/>
-        </w:r>
-        <w:r>
-          <w:rPr>
-            <w:noProof/>
-            <w:webHidden/>
-          </w:rPr>
-          <w:instrText xml:space="preserve"> PAGEREF _Toc228190088 \h </w:instrText>
-        </w:r>
-        <w:r>
-          <w:rPr>
-            <w:noProof/>
-            <w:webHidden/>
-          </w:rPr>
-        </w:r>
-        <w:r>
-          <w:rPr>
-            <w:noProof/>
-            <w:webHidden/>
-          </w:rPr>
-          <w:fldChar w:fldCharType="separate"/>
-        </w:r>
-        <w:r>
-          <w:rPr>
-            <w:noProof/>
-            <w:webHidden/>
-          </w:rPr>
-          <w:t>6</w:t>
-        </w:r>
-        <w:r>
-          <w:rPr>
-            <w:noProof/>
-            <w:webHidden/>
-          </w:rPr>
-          <w:fldChar w:fldCharType="end"/>
-        </w:r>
-      </w:hyperlink>
-    </w:p>
-    <w:p>
-      <w:pPr>
-        <w:pStyle w:val="TOC2"/>
-        <w:rPr>
-          <w:rFonts w:asciiTheme="minorHAnsi" w:eastAsiaTheme="minorEastAsia" w:hAnsiTheme="minorHAnsi" w:cstheme="minorBidi"/>
-          <w:b w:val="0"/>
-          <w:i w:val="0"/>
-          <w:iCs w:val="0"/>
-          <w:noProof/>
-          <w:color w:val="auto"/>
-          <w:kern w:val="2"/>
-          <w:sz w:val="24"/>
-          <w:szCs w:val="24"/>
-          <w14:ligatures w14:val="standardContextual"/>
-        </w:rPr>
-      </w:pPr>
-      <w:hyperlink w:anchor="_Toc228190089" w:history="1">
-        <w:r>
-          <w:rPr>
-            <w:rStyle w:val="Hyperlink"/>
-            <w:noProof/>
-          </w:rPr>
-          <w:t>5. Pipeline Overview</w:t>
-        </w:r>
-        <w:r>
-          <w:rPr>
-            <w:noProof/>
-            <w:webHidden/>
-          </w:rPr>
-          <w:tab/>
-        </w:r>
-        <w:r>
-          <w:rPr>
-            <w:noProof/>
-            <w:webHidden/>
-          </w:rPr>
-          <w:fldChar w:fldCharType="begin"/>
-        </w:r>
-        <w:r>
-          <w:rPr>
-            <w:noProof/>
-            <w:webHidden/>
-          </w:rPr>
-          <w:instrText xml:space="preserve"> PAGEREF _Toc228190089 \h </w:instrText>
-        </w:r>
-        <w:r>
-          <w:rPr>
-            <w:noProof/>
-            <w:webHidden/>
-          </w:rPr>
-        </w:r>
-        <w:r>
-          <w:rPr>
-            <w:noProof/>
-            <w:webHidden/>
-          </w:rPr>
-          <w:fldChar w:fldCharType="separate"/>
-        </w:r>
-        <w:r>
-          <w:rPr>
-            <w:noProof/>
-            <w:webHidden/>
-          </w:rPr>
-          <w:t>7</w:t>
-        </w:r>
-        <w:r>
-          <w:rPr>
-            <w:noProof/>
-            <w:webHidden/>
-          </w:rPr>
-          <w:fldChar w:fldCharType="end"/>
-        </w:r>
-      </w:hyperlink>
-    </w:p>
-    <w:p>
-      <w:pPr>
-        <w:pStyle w:val="TOC2"/>
-        <w:rPr>
-          <w:rFonts w:asciiTheme="minorHAnsi" w:eastAsiaTheme="minorEastAsia" w:hAnsiTheme="minorHAnsi" w:cstheme="minorBidi"/>
-          <w:b w:val="0"/>
-          <w:i w:val="0"/>
-          <w:iCs w:val="0"/>
-          <w:noProof/>
-          <w:color w:val="auto"/>
-          <w:kern w:val="2"/>
-          <w:sz w:val="24"/>
-          <w:szCs w:val="24"/>
-          <w14:ligatures w14:val="standardContextual"/>
-        </w:rPr>
-      </w:pPr>
-      <w:hyperlink w:anchor="_Toc228190090" w:history="1">
-        <w:r>
-          <w:rPr>
-            <w:rStyle w:val="Hyperlink"/>
-            <w:noProof/>
-          </w:rPr>
-          <w:t>6. Step-by-Step Execution</w:t>
-        </w:r>
-        <w:r>
-          <w:rPr>
-            <w:noProof/>
-            <w:webHidden/>
-          </w:rPr>
-          <w:tab/>
-        </w:r>
-        <w:r>
-          <w:rPr>
-            <w:noProof/>
-            <w:webHidden/>
-          </w:rPr>
-          <w:fldChar w:fldCharType="begin"/>
-        </w:r>
-        <w:r>
-          <w:rPr>
-            <w:noProof/>
-            <w:webHidden/>
-          </w:rPr>
-          <w:instrText xml:space="preserve"> PAGEREF _Toc228190090 \h </w:instrText>
-        </w:r>
-        <w:r>
-          <w:rPr>
-            <w:noProof/>
-            <w:webHidden/>
-          </w:rPr>
-        </w:r>
-        <w:r>
-          <w:rPr>
-            <w:noProof/>
-            <w:webHidden/>
-          </w:rPr>
-          <w:fldChar w:fldCharType="separate"/>
-        </w:r>
-        <w:r>
-          <w:rPr>
-            <w:noProof/>
-            <w:webHidden/>
-          </w:rPr>
-          <w:t>8</w:t>
-        </w:r>
-        <w:r>
-          <w:rPr>
-            <w:noProof/>
-            <w:webHidden/>
-          </w:rPr>
-          <w:fldChar w:fldCharType="end"/>
-        </w:r>
-      </w:hyperlink>
-    </w:p>
-    <w:p>
-      <w:pPr>
-        <w:pStyle w:val="TOC3"/>
-        <w:rPr>
-          <w:rFonts w:eastAsiaTheme="minorEastAsia"/>
-          <w:noProof/>
-          <w:kern w:val="2"/>
-          <w:sz w:val="24"/>
-          <w:szCs w:val="24"/>
-          <w14:ligatures w14:val="standardContextual"/>
-        </w:rPr>
-      </w:pPr>
-      <w:hyperlink w:anchor="_Toc228190091" w:history="1">
-        <w:r>
-          <w:rPr>
-            <w:rStyle w:val="Hyperlink"/>
-            <w:noProof/>
-          </w:rPr>
-          <w:t>Step 1 — Install and Import Dependencies</w:t>
-        </w:r>
-        <w:r>
-          <w:rPr>
-            <w:noProof/>
-            <w:webHidden/>
-          </w:rPr>
-          <w:tab/>
-        </w:r>
-        <w:r>
-          <w:rPr>
-            <w:noProof/>
-            <w:webHidden/>
-          </w:rPr>
-          <w:fldChar w:fldCharType="begin"/>
-        </w:r>
-        <w:r>
-          <w:rPr>
-            <w:noProof/>
-            <w:webHidden/>
-          </w:rPr>
-          <w:instrText xml:space="preserve"> PAGEREF _Toc228190091 \h </w:instrText>
-        </w:r>
-        <w:r>
-          <w:rPr>
-            <w:noProof/>
-            <w:webHidden/>
-          </w:rPr>
-        </w:r>
-        <w:r>
-          <w:rPr>
-            <w:noProof/>
-            <w:webHidden/>
-          </w:rPr>
-          <w:fldChar w:fldCharType="separate"/>
-        </w:r>
-        <w:r>
-          <w:rPr>
-            <w:noProof/>
-            <w:webHidden/>
-          </w:rPr>
-          <w:t>8</w:t>
-        </w:r>
-        <w:r>
-          <w:rPr>
-            <w:noProof/>
-            <w:webHidden/>
-          </w:rPr>
-          <w:fldChar w:fldCharType="end"/>
-        </w:r>
-      </w:hyperlink>
-    </w:p>
-    <w:p>
-      <w:pPr>
-        <w:pStyle w:val="TOC3"/>
-        <w:rPr>
-          <w:rFonts w:eastAsiaTheme="minorEastAsia"/>
-          <w:noProof/>
-          <w:kern w:val="2"/>
-          <w:sz w:val="24"/>
-          <w:szCs w:val="24"/>
-          <w14:ligatures w14:val="standardContextual"/>
-        </w:rPr>
-      </w:pPr>
-      <w:hyperlink w:anchor="_Toc228190092" w:history="1">
-        <w:r>
-          <w:rPr>
-            <w:rStyle w:val="Hyperlink"/>
-            <w:noProof/>
-          </w:rPr>
-          <w:t>Step 2 — ThreatConnect Indicator Pull</w:t>
-        </w:r>
-        <w:r>
-          <w:rPr>
-            <w:noProof/>
-            <w:webHidden/>
-          </w:rPr>
-          <w:tab/>
-        </w:r>
-        <w:r>
-          <w:rPr>
-            <w:noProof/>
-            <w:webHidden/>
-          </w:rPr>
-          <w:fldChar w:fldCharType="begin"/>
-        </w:r>
-        <w:r>
-          <w:rPr>
-            <w:noProof/>
-            <w:webHidden/>
-          </w:rPr>
-          <w:instrText xml:space="preserve"> PAGEREF _Toc228190092 \h </w:instrText>
-        </w:r>
-        <w:r>
-          <w:rPr>
-            <w:noProof/>
-            <w:webHidden/>
-          </w:rPr>
-        </w:r>
-        <w:r>
-          <w:rPr>
-            <w:noProof/>
-            <w:webHidden/>
-          </w:rPr>
-          <w:fldChar w:fldCharType="separate"/>
-        </w:r>
-        <w:r>
-          <w:rPr>
-            <w:noProof/>
-            <w:webHidden/>
-          </w:rPr>
-          <w:t>8</w:t>
-        </w:r>
-        <w:r>
-          <w:rPr>
-            <w:noProof/>
-            <w:webHidden/>
-          </w:rPr>
-          <w:fldChar w:fldCharType="end"/>
-        </w:r>
-      </w:hyperlink>
-    </w:p>
-    <w:p>
-      <w:pPr>
-        <w:pStyle w:val="TOC3"/>
-        <w:rPr>
-          <w:rFonts w:eastAsiaTheme="minorEastAsia"/>
-          <w:noProof/>
-          <w:kern w:val="2"/>
-          <w:sz w:val="24"/>
-          <w:szCs w:val="24"/>
-          <w14:ligatures w14:val="standardContextual"/>
-        </w:rPr>
-      </w:pPr>
-      <w:hyperlink w:anchor="_Toc228190093" w:history="1">
-        <w:r>
-          <w:rPr>
-            <w:rStyle w:val="Hyperlink"/>
-            <w:noProof/>
-          </w:rPr>
-          <w:t>Step 3 — Threat Actor Tags</w:t>
-        </w:r>
-        <w:r>
-          <w:rPr>
-            <w:noProof/>
-            <w:webHidden/>
-          </w:rPr>
-          <w:tab/>
-        </w:r>
-        <w:r>
-          <w:rPr>
-            <w:noProof/>
-            <w:webHidden/>
-          </w:rPr>
-          <w:fldChar w:fldCharType="begin"/>
-        </w:r>
-        <w:r>
-          <w:rPr>
-            <w:noProof/>
-            <w:webHidden/>
-          </w:rPr>
-          <w:instrText xml:space="preserve"> PAGEREF _Toc228190093 \h </w:instrText>
-        </w:r>
-        <w:r>
-          <w:rPr>
-            <w:noProof/>
-            <w:webHidden/>
-          </w:rPr>
-        </w:r>
-        <w:r>
-          <w:rPr>
-            <w:noProof/>
-            <w:webHidden/>
-          </w:rPr>
-          <w:fldChar w:fldCharType="separate"/>
-        </w:r>
-        <w:r>
-          <w:rPr>
-            <w:noProof/>
-            <w:webHidden/>
-          </w:rPr>
-          <w:t>9</w:t>
-        </w:r>
-        <w:r>
-          <w:rPr>
-            <w:noProof/>
-            <w:webHidden/>
-          </w:rPr>
-          <w:fldChar w:fldCharType="end"/>
-        </w:r>
-      </w:hyperlink>
-    </w:p>
-    <w:p>
-      <w:pPr>
-        <w:pStyle w:val="TOC3"/>
-        <w:rPr>
-          <w:rFonts w:eastAsiaTheme="minorEastAsia"/>
-          <w:noProof/>
-          <w:kern w:val="2"/>
-          <w:sz w:val="24"/>
-          <w:szCs w:val="24"/>
-          <w14:ligatures w14:val="standardContextual"/>
-        </w:rPr>
-      </w:pPr>
-      <w:hyperlink w:anchor="_Toc228190094" w:history="1">
-        <w:r>
-          <w:rPr>
-            <w:rStyle w:val="Hyperlink"/>
-            <w:noProof/>
-          </w:rPr>
-          <w:t>Step 4 — First-Seen Date Merge</w:t>
-        </w:r>
-        <w:r>
-          <w:rPr>
-            <w:noProof/>
-            <w:webHidden/>
-          </w:rPr>
-          <w:tab/>
-        </w:r>
-        <w:r>
-          <w:rPr>
-            <w:noProof/>
-            <w:webHidden/>
-          </w:rPr>
-          <w:fldChar w:fldCharType="begin"/>
-        </w:r>
-        <w:r>
-          <w:rPr>
-            <w:noProof/>
-            <w:webHidden/>
-          </w:rPr>
-          <w:instrText xml:space="preserve"> PAGEREF _Toc228190094 \h </w:instrText>
-        </w:r>
-        <w:r>
-          <w:rPr>
-            <w:noProof/>
-            <w:webHidden/>
-          </w:rPr>
-        </w:r>
-        <w:r>
-          <w:rPr>
-            <w:noProof/>
-            <w:webHidden/>
-          </w:rPr>
-          <w:fldChar w:fldCharType="separate"/>
-        </w:r>
-        <w:r>
-          <w:rPr>
-            <w:noProof/>
-            <w:webHidden/>
-          </w:rPr>
-          <w:t>9</w:t>
-        </w:r>
-        <w:r>
-          <w:rPr>
-            <w:noProof/>
-            <w:webHidden/>
-          </w:rPr>
-          <w:fldChar w:fldCharType="end"/>
-        </w:r>
-      </w:hyperlink>
-    </w:p>
-    <w:p>
-      <w:pPr>
-        <w:pStyle w:val="TOC3"/>
-        <w:rPr>
-          <w:rFonts w:eastAsiaTheme="minorEastAsia"/>
-          <w:noProof/>
-          <w:kern w:val="2"/>
-          <w:sz w:val="24"/>
-          <w:szCs w:val="24"/>
-          <w14:ligatures w14:val="standardContextual"/>
-        </w:rPr>
-      </w:pPr>
-      <w:hyperlink w:anchor="_Toc228190095" w:history="1">
-        <w:r>
-          <w:rPr>
-            <w:rStyle w:val="Hyperlink"/>
-            <w:noProof/>
-          </w:rPr>
-          <w:t>Step 5 — Incidents, Events, and Tags</w:t>
-        </w:r>
-        <w:r>
-          <w:rPr>
-            <w:noProof/>
-            <w:webHidden/>
-          </w:rPr>
-          <w:tab/>
-        </w:r>
-        <w:r>
-          <w:rPr>
-            <w:noProof/>
-            <w:webHidden/>
-          </w:rPr>
-          <w:fldChar w:fldCharType="begin"/>
-        </w:r>
-        <w:r>
-          <w:rPr>
-            <w:noProof/>
-            <w:webHidden/>
-          </w:rPr>
-          <w:instrText xml:space="preserve"> PAGEREF _Toc228190095 \h </w:instrText>
-        </w:r>
-        <w:r>
-          <w:rPr>
-            <w:noProof/>
-            <w:webHidden/>
-          </w:rPr>
-        </w:r>
-        <w:r>
-          <w:rPr>
-            <w:noProof/>
-            <w:webHidden/>
-          </w:rPr>
-          <w:fldChar w:fldCharType="separate"/>
-        </w:r>
-        <w:r>
-          <w:rPr>
-            <w:noProof/>
-            <w:webHidden/>
-          </w:rPr>
-          <w:t>9</w:t>
-        </w:r>
-        <w:r>
-          <w:rPr>
-            <w:noProof/>
-            <w:webHidden/>
-          </w:rPr>
-          <w:fldChar w:fldCharType="end"/>
-        </w:r>
-      </w:hyperlink>
-    </w:p>
-    <w:p>
-      <w:pPr>
-        <w:pStyle w:val="TOC3"/>
-        <w:rPr>
-          <w:rFonts w:eastAsiaTheme="minorEastAsia"/>
-          <w:noProof/>
-          <w:kern w:val="2"/>
-          <w:sz w:val="24"/>
-          <w:szCs w:val="24"/>
-          <w14:ligatures w14:val="standardContextual"/>
-        </w:rPr>
-      </w:pPr>
-      <w:hyperlink w:anchor="_Toc228190096" w:history="1">
-        <w:r>
-          <w:rPr>
-            <w:rStyle w:val="Hyperlink"/>
-            <w:noProof/>
-          </w:rPr>
-          <w:t>Step 6 — OpDiv Observations and Partner Detection</w:t>
-        </w:r>
-        <w:r>
-          <w:rPr>
-            <w:noProof/>
-            <w:webHidden/>
-          </w:rPr>
-          <w:tab/>
-        </w:r>
-        <w:r>
-          <w:rPr>
-            <w:noProof/>
-            <w:webHidden/>
-          </w:rPr>
-          <w:fldChar w:fldCharType="begin"/>
-        </w:r>
-        <w:r>
-          <w:rPr>
-            <w:noProof/>
-            <w:webHidden/>
-          </w:rPr>
-          <w:instrText xml:space="preserve"> PAGEREF _Toc228190096 \h </w:instrText>
-        </w:r>
-        <w:r>
-          <w:rPr>
-            <w:noProof/>
-            <w:webHidden/>
-          </w:rPr>
-        </w:r>
-        <w:r>
-          <w:rPr>
-            <w:noProof/>
-            <w:webHidden/>
-          </w:rPr>
-          <w:fldChar w:fldCharType="separate"/>
-        </w:r>
-        <w:r>
-          <w:rPr>
-            <w:noProof/>
-            <w:webHidden/>
-          </w:rPr>
-          <w:t>9</w:t>
-        </w:r>
-        <w:r>
-          <w:rPr>
-            <w:noProof/>
-            <w:webHidden/>
-          </w:rPr>
-          <w:fldChar w:fldCharType="end"/>
-        </w:r>
-      </w:hyperlink>
-    </w:p>
-    <w:p>
-      <w:pPr>
-        <w:pStyle w:val="TOC3"/>
-        <w:rPr>
-          <w:rFonts w:eastAsiaTheme="minorEastAsia"/>
-          <w:noProof/>
-          <w:kern w:val="2"/>
-          <w:sz w:val="24"/>
-          <w:szCs w:val="24"/>
-          <w14:ligatures w14:val="standardContextual"/>
-        </w:rPr>
-      </w:pPr>
-      <w:hyperlink w:anchor="_Toc228190097" w:history="1">
-        <w:r>
-          <w:rPr>
-            <w:rStyle w:val="Hyperlink"/>
-            <w:noProof/>
-          </w:rPr>
-          <w:t>Step 7 — API Enrichment (VirusTotal and Shodan)</w:t>
-        </w:r>
-        <w:r>
-          <w:rPr>
-            <w:noProof/>
-            <w:webHidden/>
-          </w:rPr>
-          <w:tab/>
-        </w:r>
-        <w:r>
-          <w:rPr>
-            <w:noProof/>
-            <w:webHidden/>
-          </w:rPr>
-          <w:fldChar w:fldCharType="begin"/>
-        </w:r>
-        <w:r>
-          <w:rPr>
-            <w:noProof/>
-            <w:webHidden/>
-          </w:rPr>
-          <w:instrText xml:space="preserve"> PAGEREF _Toc228190097 \h </w:instrText>
-        </w:r>
-        <w:r>
-          <w:rPr>
-            <w:noProof/>
-            <w:webHidden/>
-          </w:rPr>
-        </w:r>
-        <w:r>
-          <w:rPr>
-            <w:noProof/>
-            <w:webHidden/>
-          </w:rPr>
-          <w:fldChar w:fldCharType="separate"/>
-        </w:r>
-        <w:r>
-          <w:rPr>
-            <w:noProof/>
-            <w:webHidden/>
-          </w:rPr>
-          <w:t>10</w:t>
-        </w:r>
-        <w:r>
-          <w:rPr>
-            <w:noProof/>
-            <w:webHidden/>
-          </w:rPr>
-          <w:fldChar w:fldCharType="end"/>
-        </w:r>
-      </w:hyperlink>
-    </w:p>
-    <w:p>
-      <w:pPr>
-        <w:pStyle w:val="TOC3"/>
-        <w:rPr>
-          <w:rFonts w:eastAsiaTheme="minorEastAsia"/>
-          <w:noProof/>
-          <w:kern w:val="2"/>
-          <w:sz w:val="24"/>
-          <w:szCs w:val="24"/>
-          <w14:ligatures w14:val="standardContextual"/>
-        </w:rPr>
-      </w:pPr>
-      <w:hyperlink w:anchor="_Toc228190098" w:history="1">
-        <w:r>
-          <w:rPr>
-            <w:rStyle w:val="Hyperlink"/>
-            <w:noProof/>
-          </w:rPr>
-          <w:t>Step 8 — Annual Observation Count</w:t>
-        </w:r>
-        <w:r>
-          <w:rPr>
-            <w:noProof/>
-            <w:webHidden/>
-          </w:rPr>
-          <w:tab/>
-        </w:r>
-        <w:r>
-          <w:rPr>
-            <w:noProof/>
-            <w:webHidden/>
-          </w:rPr>
-          <w:fldChar w:fldCharType="begin"/>
-        </w:r>
-        <w:r>
-          <w:rPr>
-            <w:noProof/>
-            <w:webHidden/>
-          </w:rPr>
-          <w:instrText xml:space="preserve"> PAGEREF _Toc228190098 \h </w:instrText>
-        </w:r>
-        <w:r>
-          <w:rPr>
-            <w:noProof/>
-            <w:webHidden/>
-          </w:rPr>
-        </w:r>
-        <w:r>
-          <w:rPr>
-            <w:noProof/>
-            <w:webHidden/>
-          </w:rPr>
-          <w:fldChar w:fldCharType="separate"/>
-        </w:r>
-        <w:r>
-          <w:rPr>
-            <w:noProof/>
-            <w:webHidden/>
-          </w:rPr>
-          <w:t>10</w:t>
-        </w:r>
-        <w:r>
-          <w:rPr>
-            <w:noProof/>
-            <w:webHidden/>
-          </w:rPr>
-          <w:fldChar w:fldCharType="end"/>
-        </w:r>
-      </w:hyperlink>
-    </w:p>
-    <w:p>
-      <w:pPr>
-        <w:pStyle w:val="TOC3"/>
-        <w:rPr>
-          <w:rFonts w:eastAsiaTheme="minorEastAsia"/>
-          <w:noProof/>
-          <w:kern w:val="2"/>
-          <w:sz w:val="24"/>
-          <w:szCs w:val="24"/>
-          <w14:ligatures w14:val="standardContextual"/>
-        </w:rPr>
-      </w:pPr>
-      <w:hyperlink w:anchor="_Toc228190099" w:history="1">
-        <w:r>
-          <w:rPr>
-            <w:rStyle w:val="Hyperlink"/>
-            <w:noProof/>
-          </w:rPr>
-          <w:t>Step 9 — PRISM Rule Score Calculation</w:t>
-        </w:r>
-        <w:r>
-          <w:rPr>
-            <w:noProof/>
-            <w:webHidden/>
-          </w:rPr>
-          <w:tab/>
-        </w:r>
-        <w:r>
-          <w:rPr>
-            <w:noProof/>
-            <w:webHidden/>
-          </w:rPr>
-          <w:fldChar w:fldCharType="begin"/>
-        </w:r>
-        <w:r>
-          <w:rPr>
-            <w:noProof/>
-            <w:webHidden/>
-          </w:rPr>
-          <w:instrText xml:space="preserve"> PAGEREF _Toc228190099 \h </w:instrText>
-        </w:r>
-        <w:r>
-          <w:rPr>
-            <w:noProof/>
-            <w:webHidden/>
-          </w:rPr>
-        </w:r>
-        <w:r>
-          <w:rPr>
-            <w:noProof/>
-            <w:webHidden/>
-          </w:rPr>
-          <w:fldChar w:fldCharType="separate"/>
-        </w:r>
-        <w:r>
-          <w:rPr>
-            <w:noProof/>
-            <w:webHidden/>
-          </w:rPr>
-          <w:t>11</w:t>
-        </w:r>
-        <w:r>
-          <w:rPr>
-            <w:noProof/>
-            <w:webHidden/>
-          </w:rPr>
-          <w:fldChar w:fldCharType="end"/>
-        </w:r>
-      </w:hyperlink>
-    </w:p>
-    <w:p>
-      <w:pPr>
-        <w:pStyle w:val="TOC3"/>
-        <w:rPr>
-          <w:rFonts w:eastAsiaTheme="minorEastAsia"/>
-          <w:noProof/>
-          <w:kern w:val="2"/>
-          <w:sz w:val="24"/>
-          <w:szCs w:val="24"/>
-          <w14:ligatures w14:val="standardContextual"/>
-        </w:rPr>
-      </w:pPr>
-      <w:hyperlink w:anchor="_Toc228190100" w:history="1">
-        <w:r>
-          <w:rPr>
-            <w:rStyle w:val="Hyperlink"/>
-            <w:noProof/>
-          </w:rPr>
-          <w:t>Step 10 — AI Layer (HistGradientBoostingRegressor)</w:t>
-        </w:r>
-        <w:r>
-          <w:rPr>
-            <w:noProof/>
-            <w:webHidden/>
-          </w:rPr>
-          <w:tab/>
-        </w:r>
-        <w:r>
-          <w:rPr>
-            <w:noProof/>
-            <w:webHidden/>
-          </w:rPr>
-          <w:fldChar w:fldCharType="begin"/>
-        </w:r>
-        <w:r>
-          <w:rPr>
-            <w:noProof/>
-            <w:webHidden/>
-          </w:rPr>
-          <w:instrText xml:space="preserve"> PAGEREF _Toc228190100 \h </w:instrText>
-        </w:r>
-        <w:r>
-          <w:rPr>
-            <w:noProof/>
-            <w:webHidden/>
-          </w:rPr>
-        </w:r>
-        <w:r>
-          <w:rPr>
-            <w:noProof/>
-            <w:webHidden/>
-          </w:rPr>
-          <w:fldChar w:fldCharType="separate"/>
-        </w:r>
-        <w:r>
-          <w:rPr>
-            <w:noProof/>
-            <w:webHidden/>
-          </w:rPr>
-          <w:t>13</w:t>
-        </w:r>
-        <w:r>
-          <w:rPr>
-            <w:noProof/>
-            <w:webHidden/>
-          </w:rPr>
-          <w:fldChar w:fldCharType="end"/>
-        </w:r>
-      </w:hyperlink>
-    </w:p>
-    <w:p>
-      <w:pPr>
-        <w:pStyle w:val="TOC3"/>
-        <w:rPr>
-          <w:rFonts w:eastAsiaTheme="minorEastAsia"/>
-          <w:noProof/>
-          <w:kern w:val="2"/>
-          <w:sz w:val="24"/>
-          <w:szCs w:val="24"/>
-          <w14:ligatures w14:val="standardContextual"/>
-        </w:rPr>
-      </w:pPr>
-      <w:hyperlink w:anchor="_Toc228190101" w:history="1">
-        <w:r>
-          <w:rPr>
-            <w:rStyle w:val="Hyperlink"/>
-            <w:noProof/>
-          </w:rPr>
-          <w:t>Step 11 — Hybrid Score and Severity</w:t>
-        </w:r>
-        <w:r>
-          <w:rPr>
-            <w:noProof/>
-            <w:webHidden/>
-          </w:rPr>
-          <w:tab/>
-        </w:r>
-        <w:r>
-          <w:rPr>
-            <w:noProof/>
-            <w:webHidden/>
-          </w:rPr>
-          <w:fldChar w:fldCharType="begin"/>
-        </w:r>
-        <w:r>
-          <w:rPr>
-            <w:noProof/>
-            <w:webHidden/>
-          </w:rPr>
-          <w:instrText xml:space="preserve"> PAGEREF _Toc228190101 \h </w:instrText>
-        </w:r>
-        <w:r>
-          <w:rPr>
-            <w:noProof/>
-            <w:webHidden/>
-          </w:rPr>
-        </w:r>
-        <w:r>
-          <w:rPr>
-            <w:noProof/>
-            <w:webHidden/>
-          </w:rPr>
-          <w:fldChar w:fldCharType="separate"/>
-        </w:r>
-        <w:r>
-          <w:rPr>
-            <w:noProof/>
-            <w:webHidden/>
-          </w:rPr>
-          <w:t>14</w:t>
-        </w:r>
-        <w:r>
-          <w:rPr>
-            <w:noProof/>
-            <w:webHidden/>
-          </w:rPr>
-          <w:fldChar w:fldCharType="end"/>
-        </w:r>
-      </w:hyperlink>
-    </w:p>
-    <w:p>
-      <w:pPr>
-        <w:pStyle w:val="TOC3"/>
-        <w:rPr>
-          <w:rFonts w:eastAsiaTheme="minorEastAsia"/>
-          <w:noProof/>
-          <w:kern w:val="2"/>
-          <w:sz w:val="24"/>
-          <w:szCs w:val="24"/>
-          <w14:ligatures w14:val="standardContextual"/>
-        </w:rPr>
-      </w:pPr>
-      <w:hyperlink w:anchor="_Toc228190102" w:history="1">
-        <w:r>
-          <w:rPr>
-            <w:rStyle w:val="Hyperlink"/>
-            <w:noProof/>
-          </w:rPr>
-          <w:t>Step 12 — Excel Export</w:t>
-        </w:r>
-        <w:r>
-          <w:rPr>
-            <w:noProof/>
-            <w:webHidden/>
-          </w:rPr>
-          <w:tab/>
-        </w:r>
-        <w:r>
-          <w:rPr>
-            <w:noProof/>
-            <w:webHidden/>
-          </w:rPr>
-          <w:fldChar w:fldCharType="begin"/>
-        </w:r>
-        <w:r>
-          <w:rPr>
-            <w:noProof/>
-            <w:webHidden/>
-          </w:rPr>
-          <w:instrText xml:space="preserve"> PAGEREF _Toc228190102 \h </w:instrText>
-        </w:r>
-        <w:r>
-          <w:rPr>
-            <w:noProof/>
-            <w:webHidden/>
-          </w:rPr>
-        </w:r>
-        <w:r>
-          <w:rPr>
-            <w:noProof/>
-            <w:webHidden/>
-          </w:rPr>
-          <w:fldChar w:fldCharType="separate"/>
-        </w:r>
-        <w:r>
-          <w:rPr>
-            <w:noProof/>
-            <w:webHidden/>
-          </w:rPr>
-          <w:t>14</w:t>
-        </w:r>
-        <w:r>
-          <w:rPr>
-            <w:noProof/>
-            <w:webHidden/>
-          </w:rPr>
-          <w:fldChar w:fldCharType="end"/>
-        </w:r>
-      </w:hyperlink>
-    </w:p>
-    <w:p>
-      <w:pPr>
-        <w:pStyle w:val="TOC3"/>
-        <w:rPr>
-          <w:rFonts w:eastAsiaTheme="minorEastAsia"/>
-          <w:noProof/>
-          <w:kern w:val="2"/>
-          <w:sz w:val="24"/>
-          <w:szCs w:val="24"/>
-          <w14:ligatures w14:val="standardContextual"/>
-        </w:rPr>
-      </w:pPr>
-      <w:hyperlink w:anchor="_Toc228190103" w:history="1">
-        <w:r>
-          <w:rPr>
-            <w:rStyle w:val="Hyperlink"/>
-            <w:noProof/>
-          </w:rPr>
-          <w:t>Step 13 — Score History Utilities</w:t>
-        </w:r>
-        <w:r>
-          <w:rPr>
-            <w:noProof/>
-            <w:webHidden/>
-          </w:rPr>
-          <w:tab/>
-        </w:r>
-        <w:r>
-          <w:rPr>
-            <w:noProof/>
-            <w:webHidden/>
-          </w:rPr>
-          <w:fldChar w:fldCharType="begin"/>
-        </w:r>
-        <w:r>
-          <w:rPr>
-            <w:noProof/>
-            <w:webHidden/>
-          </w:rPr>
-          <w:instrText xml:space="preserve"> PAGEREF _Toc228190103 \h </w:instrText>
-        </w:r>
-        <w:r>
-          <w:rPr>
-            <w:noProof/>
-            <w:webHidden/>
-          </w:rPr>
-        </w:r>
-        <w:r>
-          <w:rPr>
-            <w:noProof/>
-            <w:webHidden/>
-          </w:rPr>
-          <w:fldChar w:fldCharType="separate"/>
-        </w:r>
-        <w:r>
-          <w:rPr>
-            <w:noProof/>
-            <w:webHidden/>
-          </w:rPr>
-          <w:t>15</w:t>
-        </w:r>
-        <w:r>
-          <w:rPr>
-            <w:noProof/>
-            <w:webHidden/>
-          </w:rPr>
-          <w:fldChar w:fldCharType="end"/>
-        </w:r>
-      </w:hyperlink>
-    </w:p>
-    <w:p>
-      <w:pPr>
-        <w:pStyle w:val="TOC2"/>
-        <w:rPr>
-          <w:rFonts w:asciiTheme="minorHAnsi" w:eastAsiaTheme="minorEastAsia" w:hAnsiTheme="minorHAnsi" w:cstheme="minorBidi"/>
-          <w:b w:val="0"/>
-          <w:i w:val="0"/>
-          <w:iCs w:val="0"/>
-          <w:noProof/>
-          <w:color w:val="auto"/>
-          <w:kern w:val="2"/>
-          <w:sz w:val="24"/>
-          <w:szCs w:val="24"/>
-          <w14:ligatures w14:val="standardContextual"/>
-        </w:rPr>
-      </w:pPr>
-      <w:hyperlink w:anchor="_Toc228190104" w:history="1">
-        <w:r>
-          <w:rPr>
-            <w:rStyle w:val="Hyperlink"/>
-            <w:noProof/>
-          </w:rPr>
-          <w:t>7. Interpreting Results</w:t>
-        </w:r>
-        <w:r>
-          <w:rPr>
-            <w:noProof/>
-            <w:webHidden/>
-          </w:rPr>
-          <w:tab/>
-        </w:r>
-        <w:r>
-          <w:rPr>
-            <w:noProof/>
-            <w:webHidden/>
-          </w:rPr>
-          <w:fldChar w:fldCharType="begin"/>
-        </w:r>
-        <w:r>
-          <w:rPr>
-            <w:noProof/>
-            <w:webHidden/>
-          </w:rPr>
-          <w:instrText xml:space="preserve"> PAGEREF _Toc228190104 \h </w:instrText>
-        </w:r>
-        <w:r>
-          <w:rPr>
-            <w:noProof/>
-            <w:webHidden/>
-          </w:rPr>
-        </w:r>
-        <w:r>
-          <w:rPr>
-            <w:noProof/>
-            <w:webHidden/>
-          </w:rPr>
-          <w:fldChar w:fldCharType="separate"/>
-        </w:r>
-        <w:r>
-          <w:rPr>
-            <w:noProof/>
-            <w:webHidden/>
-          </w:rPr>
-          <w:t>16</w:t>
-        </w:r>
-        <w:r>
-          <w:rPr>
-            <w:noProof/>
-            <w:webHidden/>
-          </w:rPr>
-          <w:fldChar w:fldCharType="end"/>
-        </w:r>
-      </w:hyperlink>
-    </w:p>
-    <w:p>
-      <w:pPr>
-        <w:pStyle w:val="TOC2"/>
-        <w:rPr>
-          <w:rFonts w:asciiTheme="minorHAnsi" w:eastAsiaTheme="minorEastAsia" w:hAnsiTheme="minorHAnsi" w:cstheme="minorBidi"/>
-          <w:b w:val="0"/>
-          <w:i w:val="0"/>
-          <w:iCs w:val="0"/>
-          <w:noProof/>
-          <w:color w:val="auto"/>
-          <w:kern w:val="2"/>
-          <w:sz w:val="24"/>
-          <w:szCs w:val="24"/>
-          <w14:ligatures w14:val="standardContextual"/>
-        </w:rPr>
-      </w:pPr>
-      <w:hyperlink w:anchor="_Toc228190105" w:history="1">
-        <w:r>
-          <w:rPr>
-            <w:rStyle w:val="Hyperlink"/>
-            <w:noProof/>
-          </w:rPr>
-          <w:t>8. Troubleshooting</w:t>
-        </w:r>
-        <w:r>
-          <w:rPr>
-            <w:noProof/>
-            <w:webHidden/>
-          </w:rPr>
-          <w:tab/>
-        </w:r>
-        <w:r>
-          <w:rPr>
-            <w:noProof/>
-            <w:webHidden/>
-          </w:rPr>
-          <w:fldChar w:fldCharType="begin"/>
-        </w:r>
-        <w:r>
-          <w:rPr>
-            <w:noProof/>
-            <w:webHidden/>
-          </w:rPr>
-          <w:instrText xml:space="preserve"> PAGEREF _Toc228190105 \h </w:instrText>
-        </w:r>
-        <w:r>
-          <w:rPr>
-            <w:noProof/>
-            <w:webHidden/>
-          </w:rPr>
-        </w:r>
-        <w:r>
-          <w:rPr>
-            <w:noProof/>
-            <w:webHidden/>
-          </w:rPr>
-          <w:fldChar w:fldCharType="separate"/>
-        </w:r>
-        <w:r>
-          <w:rPr>
-            <w:noProof/>
-            <w:webHidden/>
-          </w:rPr>
-          <w:t>16</w:t>
-        </w:r>
-        <w:r>
-          <w:rPr>
-            <w:noProof/>
-            <w:webHidden/>
-          </w:rPr>
-          <w:fldChar w:fldCharType="end"/>
-        </w:r>
-      </w:hyperlink>
-    </w:p>
-    <w:p>
-      <w:pPr>
-        <w:pStyle w:val="TOC2"/>
-        <w:rPr>
-          <w:rFonts w:asciiTheme="minorHAnsi" w:eastAsiaTheme="minorEastAsia" w:hAnsiTheme="minorHAnsi" w:cstheme="minorBidi"/>
-          <w:b w:val="0"/>
-          <w:i w:val="0"/>
-          <w:iCs w:val="0"/>
-          <w:noProof/>
-          <w:color w:val="auto"/>
-          <w:kern w:val="2"/>
-          <w:sz w:val="24"/>
-          <w:szCs w:val="24"/>
-          <w14:ligatures w14:val="standardContextual"/>
-        </w:rPr>
-      </w:pPr>
-      <w:hyperlink w:anchor="_Toc228190106" w:history="1">
-        <w:r>
-          <w:rPr>
-            <w:rStyle w:val="Hyperlink"/>
-            <w:noProof/>
-          </w:rPr>
-          <w:t>9. Maintenance Notes</w:t>
-        </w:r>
-        <w:r>
-          <w:rPr>
-            <w:noProof/>
-            <w:webHidden/>
-          </w:rPr>
-          <w:tab/>
-        </w:r>
-        <w:r>
-          <w:rPr>
-            <w:noProof/>
-            <w:webHidden/>
-          </w:rPr>
-          <w:fldChar w:fldCharType="begin"/>
-        </w:r>
-        <w:r>
-          <w:rPr>
-            <w:noProof/>
-            <w:webHidden/>
-          </w:rPr>
-          <w:instrText xml:space="preserve"> PAGEREF _Toc228190106 \h </w:instrText>
-        </w:r>
-        <w:r>
-          <w:rPr>
-            <w:noProof/>
-            <w:webHidden/>
-          </w:rPr>
-        </w:r>
-        <w:r>
-          <w:rPr>
-            <w:noProof/>
-            <w:webHidden/>
-          </w:rPr>
-          <w:fldChar w:fldCharType="separate"/>
-        </w:r>
-        <w:r>
-          <w:rPr>
-            <w:noProof/>
-            <w:webHidden/>
-          </w:rPr>
-          <w:t>17</w:t>
-        </w:r>
-        <w:r>
-          <w:rPr>
-            <w:noProof/>
-            <w:webHidden/>
-          </w:rPr>
-          <w:fldChar w:fldCharType="end"/>
-        </w:r>
-      </w:hyperlink>
-    </w:p>
-    <w:p>
-      <w:pPr>
-        <w:pStyle w:val="TOC2"/>
-        <w:rPr>
-          <w:rFonts w:asciiTheme="minorHAnsi" w:eastAsiaTheme="minorEastAsia" w:hAnsiTheme="minorHAnsi" w:cstheme="minorBidi"/>
-          <w:b w:val="0"/>
-          <w:i w:val="0"/>
-          <w:iCs w:val="0"/>
-          <w:noProof/>
-          <w:color w:val="auto"/>
-          <w:kern w:val="2"/>
-          <w:sz w:val="24"/>
-          <w:szCs w:val="24"/>
-          <w14:ligatures w14:val="standardContextual"/>
-        </w:rPr>
-      </w:pPr>
-      <w:hyperlink w:anchor="_Toc228190107" w:history="1">
-        <w:r>
-          <w:rPr>
-            <w:rStyle w:val="Hyperlink"/>
-            <w:noProof/>
-          </w:rPr>
-          <w:t>10. How to Run the Notebook</w:t>
-        </w:r>
-        <w:r>
-          <w:rPr>
-            <w:noProof/>
-            <w:webHidden/>
-          </w:rPr>
-          <w:tab/>
-        </w:r>
-        <w:r>
-          <w:rPr>
-            <w:noProof/>
-            <w:webHidden/>
-          </w:rPr>
-          <w:fldChar w:fldCharType="begin"/>
-        </w:r>
-        <w:r>
-          <w:rPr>
-            <w:noProof/>
-            <w:webHidden/>
-          </w:rPr>
-          <w:instrText xml:space="preserve"> PAGEREF _Toc228190107 \h </w:instrText>
-        </w:r>
-        <w:r>
-          <w:rPr>
-            <w:noProof/>
-            <w:webHidden/>
-          </w:rPr>
-        </w:r>
-        <w:r>
-          <w:rPr>
-            <w:noProof/>
-            <w:webHidden/>
-          </w:rPr>
-          <w:fldChar w:fldCharType="separate"/>
-        </w:r>
-        <w:r>
-          <w:rPr>
-            <w:noProof/>
-            <w:webHidden/>
-          </w:rPr>
-          <w:t>18</w:t>
-        </w:r>
-        <w:r>
-          <w:rPr>
-            <w:noProof/>
-            <w:webHidden/>
-          </w:rPr>
-          <w:fldChar w:fldCharType="end"/>
-        </w:r>
-      </w:hyperlink>
-    </w:p>
-    <w:p>
-      <w:pPr>
-        <w:pStyle w:val="TOC3"/>
-        <w:rPr>
-          <w:rFonts w:eastAsiaTheme="minorEastAsia"/>
-          <w:noProof/>
-          <w:kern w:val="2"/>
-          <w:sz w:val="24"/>
-          <w:szCs w:val="24"/>
-          <w14:ligatures w14:val="standardContextual"/>
-        </w:rPr>
-      </w:pPr>
-      <w:hyperlink w:anchor="_Toc228190108" w:history="1">
-        <w:r>
-          <w:rPr>
-            <w:rStyle w:val="Hyperlink"/>
-            <w:noProof/>
-          </w:rPr>
-          <w:t>10.1 Open the Notebook</w:t>
-        </w:r>
-        <w:r>
-          <w:rPr>
-            <w:noProof/>
-            <w:webHidden/>
-          </w:rPr>
-          <w:tab/>
-        </w:r>
-        <w:r>
-          <w:rPr>
-            <w:noProof/>
-            <w:webHidden/>
-          </w:rPr>
-          <w:fldChar w:fldCharType="begin"/>
-        </w:r>
-        <w:r>
-          <w:rPr>
-            <w:noProof/>
-            <w:webHidden/>
-          </w:rPr>
-          <w:instrText xml:space="preserve"> PAGEREF _Toc228190108 \h </w:instrText>
-        </w:r>
-        <w:r>
-          <w:rPr>
-            <w:noProof/>
-            <w:webHidden/>
-          </w:rPr>
-        </w:r>
-        <w:r>
-          <w:rPr>
-            <w:noProof/>
-            <w:webHidden/>
-          </w:rPr>
-          <w:fldChar w:fldCharType="separate"/>
-        </w:r>
-        <w:r>
-          <w:rPr>
-            <w:noProof/>
-            <w:webHidden/>
-          </w:rPr>
-          <w:t>18</w:t>
-        </w:r>
-        <w:r>
-          <w:rPr>
-            <w:noProof/>
-            <w:webHidden/>
-          </w:rPr>
-          <w:fldChar w:fldCharType="end"/>
-        </w:r>
-      </w:hyperlink>
-    </w:p>
-    <w:p>
-      <w:pPr>
-        <w:pStyle w:val="TOC3"/>
-        <w:rPr>
-          <w:rFonts w:eastAsiaTheme="minorEastAsia"/>
-          <w:noProof/>
-          <w:kern w:val="2"/>
-          <w:sz w:val="24"/>
-          <w:szCs w:val="24"/>
-          <w14:ligatures w14:val="standardContextual"/>
-        </w:rPr>
-      </w:pPr>
-      <w:hyperlink w:anchor="_Toc228190109" w:history="1">
-        <w:r>
-          <w:rPr>
-            <w:rStyle w:val="Hyperlink"/>
-            <w:noProof/>
-          </w:rPr>
-          <w:t>10.2 Verify Prerequisites</w:t>
-        </w:r>
-        <w:r>
-          <w:rPr>
-            <w:noProof/>
-            <w:webHidden/>
-          </w:rPr>
-          <w:tab/>
-        </w:r>
-        <w:r>
-          <w:rPr>
-            <w:noProof/>
-            <w:webHidden/>
-          </w:rPr>
-          <w:fldChar w:fldCharType="begin"/>
-        </w:r>
-        <w:r>
-          <w:rPr>
-            <w:noProof/>
-            <w:webHidden/>
-          </w:rPr>
-          <w:instrText xml:space="preserve"> PAGEREF _Toc228190109 \h </w:instrText>
-        </w:r>
-        <w:r>
-          <w:rPr>
-            <w:noProof/>
-            <w:webHidden/>
-          </w:rPr>
-        </w:r>
-        <w:r>
-          <w:rPr>
-            <w:noProof/>
-            <w:webHidden/>
-          </w:rPr>
-          <w:fldChar w:fldCharType="separate"/>
-        </w:r>
-        <w:r>
-          <w:rPr>
-            <w:noProof/>
-            <w:webHidden/>
-          </w:rPr>
-          <w:t>18</w:t>
-        </w:r>
-        <w:r>
-          <w:rPr>
-            <w:noProof/>
-            <w:webHidden/>
-          </w:rPr>
-          <w:fldChar w:fldCharType="end"/>
-        </w:r>
-      </w:hyperlink>
-    </w:p>
-    <w:p>
-      <w:pPr>
-        <w:pStyle w:val="TOC3"/>
-        <w:rPr>
-          <w:rFonts w:eastAsiaTheme="minorEastAsia"/>
-          <w:noProof/>
-          <w:kern w:val="2"/>
-          <w:sz w:val="24"/>
-          <w:szCs w:val="24"/>
-          <w14:ligatures w14:val="standardContextual"/>
-        </w:rPr>
-      </w:pPr>
-      <w:hyperlink w:anchor="_Toc228190110" w:history="1">
-        <w:r>
-          <w:rPr>
-            <w:rStyle w:val="Hyperlink"/>
-            <w:noProof/>
-          </w:rPr>
-          <w:t>10.3 Run All Cells</w:t>
-        </w:r>
-        <w:r>
-          <w:rPr>
-            <w:noProof/>
-            <w:webHidden/>
-          </w:rPr>
-          <w:tab/>
-        </w:r>
-        <w:r>
-          <w:rPr>
-            <w:noProof/>
-            <w:webHidden/>
-          </w:rPr>
-          <w:fldChar w:fldCharType="begin"/>
-        </w:r>
-        <w:r>
-          <w:rPr>
-            <w:noProof/>
-            <w:webHidden/>
-          </w:rPr>
-          <w:instrText xml:space="preserve"> PAGEREF _Toc228190110 \h </w:instrText>
-        </w:r>
-        <w:r>
-          <w:rPr>
-            <w:noProof/>
-            <w:webHidden/>
-          </w:rPr>
-        </w:r>
-        <w:r>
-          <w:rPr>
-            <w:noProof/>
-            <w:webHidden/>
-          </w:rPr>
-          <w:fldChar w:fldCharType="separate"/>
-        </w:r>
-        <w:r>
-          <w:rPr>
-            <w:noProof/>
-            <w:webHidden/>
-          </w:rPr>
-          <w:t>18</w:t>
-        </w:r>
-        <w:r>
-          <w:rPr>
-            <w:noProof/>
-            <w:webHidden/>
-          </w:rPr>
-          <w:fldChar w:fldCharType="end"/>
-        </w:r>
-      </w:hyperlink>
-    </w:p>
-    <w:p>
-      <w:pPr>
-        <w:pStyle w:val="TOC3"/>
-        <w:rPr>
-          <w:rFonts w:eastAsiaTheme="minorEastAsia"/>
-          <w:noProof/>
-          <w:kern w:val="2"/>
-          <w:sz w:val="24"/>
-          <w:szCs w:val="24"/>
-          <w14:ligatures w14:val="standardContextual"/>
-        </w:rPr>
-      </w:pPr>
-      <w:hyperlink w:anchor="_Toc228190111" w:history="1">
-        <w:r>
-          <w:rPr>
-            <w:rStyle w:val="Hyperlink"/>
-            <w:noProof/>
-          </w:rPr>
-          <w:t>10.4 Monitor Progress</w:t>
-        </w:r>
-        <w:r>
-          <w:rPr>
-            <w:noProof/>
-            <w:webHidden/>
-          </w:rPr>
-          <w:tab/>
-        </w:r>
-        <w:r>
-          <w:rPr>
-            <w:noProof/>
-            <w:webHidden/>
-          </w:rPr>
-          <w:fldChar w:fldCharType="begin"/>
-        </w:r>
-        <w:r>
-          <w:rPr>
-            <w:noProof/>
-            <w:webHidden/>
-          </w:rPr>
-          <w:instrText xml:space="preserve"> PAGEREF _Toc228190111 \h </w:instrText>
-        </w:r>
-        <w:r>
-          <w:rPr>
-            <w:noProof/>
-            <w:webHidden/>
-          </w:rPr>
-        </w:r>
-        <w:r>
-          <w:rPr>
-            <w:noProof/>
-            <w:webHidden/>
-          </w:rPr>
-          <w:fldChar w:fldCharType="separate"/>
-        </w:r>
-        <w:r>
-          <w:rPr>
-            <w:noProof/>
-            <w:webHidden/>
-          </w:rPr>
-          <w:t>19</w:t>
-        </w:r>
-        <w:r>
-          <w:rPr>
-            <w:noProof/>
-            <w:webHidden/>
-          </w:rPr>
-          <w:fldChar w:fldCharType="end"/>
-        </w:r>
-      </w:hyperlink>
-    </w:p>
-    <w:p>
-      <w:pPr>
-        <w:pStyle w:val="TOC3"/>
-        <w:rPr>
-          <w:rFonts w:eastAsiaTheme="minorEastAsia"/>
-          <w:noProof/>
-          <w:kern w:val="2"/>
-          <w:sz w:val="24"/>
-          <w:szCs w:val="24"/>
-          <w14:ligatures w14:val="standardContextual"/>
-        </w:rPr>
-      </w:pPr>
-      <w:hyperlink w:anchor="_Toc228190112" w:history="1">
-        <w:r>
-          <w:rPr>
-            <w:rStyle w:val="Hyperlink"/>
-            <w:noProof/>
-          </w:rPr>
-          <w:t>10.5 Review Output</w:t>
-        </w:r>
-        <w:r>
-          <w:rPr>
-            <w:noProof/>
-            <w:webHidden/>
-          </w:rPr>
-          <w:tab/>
-        </w:r>
-        <w:r>
-          <w:rPr>
-            <w:noProof/>
-            <w:webHidden/>
-          </w:rPr>
-          <w:fldChar w:fldCharType="begin"/>
-        </w:r>
-        <w:r>
-          <w:rPr>
-            <w:noProof/>
-            <w:webHidden/>
-          </w:rPr>
-          <w:instrText xml:space="preserve"> PAGEREF _Toc228190112 \h </w:instrText>
-        </w:r>
-        <w:r>
-          <w:rPr>
-            <w:noProof/>
-            <w:webHidden/>
-          </w:rPr>
-        </w:r>
-        <w:r>
-          <w:rPr>
-            <w:noProof/>
-            <w:webHidden/>
-          </w:rPr>
-          <w:fldChar w:fldCharType="separate"/>
-        </w:r>
-        <w:r>
-          <w:rPr>
-            <w:noProof/>
-            <w:webHidden/>
-          </w:rPr>
-          <w:t>19</w:t>
-        </w:r>
-        <w:r>
-          <w:rPr>
-            <w:noProof/>
-            <w:webHidden/>
-          </w:rPr>
-          <w:fldChar w:fldCharType="end"/>
-        </w:r>
-      </w:hyperlink>
-    </w:p>
-    <w:p>
-      <w:pPr>
-        <w:pStyle w:val="TOC3"/>
-        <w:rPr>
-          <w:rFonts w:eastAsiaTheme="minorEastAsia"/>
-          <w:noProof/>
-          <w:kern w:val="2"/>
-          <w:sz w:val="24"/>
-          <w:szCs w:val="24"/>
-          <w14:ligatures w14:val="standardContextual"/>
-        </w:rPr>
-      </w:pPr>
-      <w:hyperlink w:anchor="_Toc228190113" w:history="1">
-        <w:r>
-          <w:rPr>
-            <w:rStyle w:val="Hyperlink"/>
-            <w:noProof/>
-          </w:rPr>
-          <w:t>10.6 Typical Run Time</w:t>
-        </w:r>
-        <w:r>
-          <w:rPr>
-            <w:noProof/>
-            <w:webHidden/>
-          </w:rPr>
-          <w:tab/>
-        </w:r>
-        <w:r>
-          <w:rPr>
-            <w:noProof/>
-            <w:webHidden/>
-          </w:rPr>
-          <w:fldChar w:fldCharType="begin"/>
-        </w:r>
-        <w:r>
-          <w:rPr>
-            <w:noProof/>
-            <w:webHidden/>
-          </w:rPr>
-          <w:instrText xml:space="preserve"> PAGEREF _Toc228190113 \h </w:instrText>
-        </w:r>
-        <w:r>
-          <w:rPr>
-            <w:noProof/>
-            <w:webHidden/>
-          </w:rPr>
-        </w:r>
-        <w:r>
-          <w:rPr>
-            <w:noProof/>
-            <w:webHidden/>
-          </w:rPr>
-          <w:fldChar w:fldCharType="separate"/>
-        </w:r>
-        <w:r>
-          <w:rPr>
-            <w:noProof/>
-            <w:webHidden/>
-          </w:rPr>
-          <w:t>20</w:t>
-        </w:r>
-        <w:r>
-          <w:rPr>
-            <w:noProof/>
-            <w:webHidden/>
-          </w:rPr>
-          <w:fldChar w:fldCharType="end"/>
-        </w:r>
-      </w:hyperlink>
-    </w:p>
-    <w:p>
-      <w:pPr>
-        <w:pStyle w:val="TOC3"/>
-        <w:rPr>
-          <w:rFonts w:eastAsiaTheme="minorEastAsia"/>
-          <w:noProof/>
-          <w:kern w:val="2"/>
-          <w:sz w:val="24"/>
-          <w:szCs w:val="24"/>
-          <w14:ligatures w14:val="standardContextual"/>
-        </w:rPr>
-      </w:pPr>
-      <w:hyperlink w:anchor="_Toc228190114" w:history="1">
-        <w:r>
-          <w:rPr>
-            <w:rStyle w:val="Hyperlink"/>
-            <w:noProof/>
-          </w:rPr>
-          <w:t>10.7 Scheduling Considerations</w:t>
-        </w:r>
-        <w:r>
-          <w:rPr>
-            <w:noProof/>
-            <w:webHidden/>
-          </w:rPr>
-          <w:tab/>
-        </w:r>
-        <w:r>
-          <w:rPr>
-            <w:noProof/>
-            <w:webHidden/>
-          </w:rPr>
-          <w:fldChar w:fldCharType="begin"/>
-        </w:r>
-        <w:r>
-          <w:rPr>
-            <w:noProof/>
-            <w:webHidden/>
-          </w:rPr>
-          <w:instrText xml:space="preserve"> PAGEREF _Toc228190114 \h </w:instrText>
-        </w:r>
-        <w:r>
-          <w:rPr>
-            <w:noProof/>
-            <w:webHidden/>
-          </w:rPr>
-        </w:r>
-        <w:r>
-          <w:rPr>
-            <w:noProof/>
-            <w:webHidden/>
-          </w:rPr>
-          <w:fldChar w:fldCharType="separate"/>
-        </w:r>
-        <w:r>
-          <w:rPr>
-            <w:noProof/>
-            <w:webHidden/>
-          </w:rPr>
-          <w:t>20</w:t>
-        </w:r>
-        <w:r>
-          <w:rPr>
-            <w:noProof/>
-            <w:webHidden/>
-          </w:rPr>
-          <w:fldChar w:fldCharType="end"/>
-        </w:r>
-      </w:hyperlink>
-    </w:p>
-    <w:p>
-      <w:pPr>
-        <w:pStyle w:val="TOC2"/>
-        <w:rPr>
-          <w:rFonts w:asciiTheme="minorHAnsi" w:eastAsiaTheme="minorEastAsia" w:hAnsiTheme="minorHAnsi" w:cstheme="minorBidi"/>
-          <w:b w:val="0"/>
-          <w:i w:val="0"/>
-          <w:iCs w:val="0"/>
-          <w:noProof/>
-          <w:color w:val="auto"/>
-          <w:kern w:val="2"/>
-          <w:sz w:val="24"/>
-          <w:szCs w:val="24"/>
-          <w14:ligatures w14:val="standardContextual"/>
-        </w:rPr>
-      </w:pPr>
-      <w:hyperlink w:anchor="_Toc228190115" w:history="1">
-        <w:r>
-          <w:rPr>
-            <w:rStyle w:val="Hyperlink"/>
-            <w:noProof/>
-          </w:rPr>
-          <w:t>11. Appendix - Standalone Python Script</w:t>
-        </w:r>
-        <w:r>
-          <w:rPr>
-            <w:noProof/>
-            <w:webHidden/>
-          </w:rPr>
-          <w:tab/>
-        </w:r>
-        <w:r>
-          <w:rPr>
-            <w:noProof/>
-            <w:webHidden/>
-          </w:rPr>
-          <w:fldChar w:fldCharType="begin"/>
-        </w:r>
-        <w:r>
-          <w:rPr>
-            <w:noProof/>
-            <w:webHidden/>
-          </w:rPr>
-          <w:instrText xml:space="preserve"> PAGEREF _Toc228190115 \h </w:instrText>
-        </w:r>
-        <w:r>
-          <w:rPr>
-            <w:noProof/>
-            <w:webHidden/>
-          </w:rPr>
-        </w:r>
-        <w:r>
-          <w:rPr>
-            <w:noProof/>
-            <w:webHidden/>
-          </w:rPr>
-          <w:fldChar w:fldCharType="separate"/>
-        </w:r>
-        <w:r>
-          <w:rPr>
-            <w:noProof/>
-            <w:webHidden/>
-          </w:rPr>
-          <w:t>21</w:t>
-        </w:r>
-        <w:r>
-          <w:rPr>
-            <w:noProof/>
-            <w:webHidden/>
-          </w:rPr>
-          <w:fldChar w:fldCharType="end"/>
-        </w:r>
-      </w:hyperlink>
-    </w:p>
-    <w:p>
-      <w:pPr>
-        <w:pStyle w:val="TOC2"/>
-        <w:rPr>
-          <w:rFonts w:asciiTheme="minorHAnsi" w:eastAsiaTheme="minorEastAsia" w:hAnsiTheme="minorHAnsi" w:cstheme="minorBidi"/>
-          <w:b w:val="0"/>
-          <w:i w:val="0"/>
-          <w:iCs w:val="0"/>
-          <w:noProof/>
-          <w:color w:val="auto"/>
-          <w:kern w:val="2"/>
-          <w:sz w:val="24"/>
-          <w:szCs w:val="24"/>
-          <w14:ligatures w14:val="standardContextual"/>
-        </w:rPr>
-      </w:pPr>
-      <w:hyperlink w:anchor="_Toc228190116" w:history="1">
-        <w:r>
-          <w:rPr>
-            <w:rStyle w:val="Hyperlink"/>
-            <w:noProof/>
-          </w:rPr>
-          <w:t>12. Related Documents</w:t>
-        </w:r>
-        <w:r>
-          <w:rPr>
-            <w:noProof/>
-            <w:webHidden/>
-          </w:rPr>
-          <w:tab/>
-        </w:r>
-        <w:r>
-          <w:rPr>
-            <w:noProof/>
-            <w:webHidden/>
-          </w:rPr>
-          <w:fldChar w:fldCharType="begin"/>
-        </w:r>
-        <w:r>
-          <w:rPr>
-            <w:noProof/>
-            <w:webHidden/>
-          </w:rPr>
-          <w:instrText xml:space="preserve"> PAGEREF _Toc228190116 \h </w:instrText>
-        </w:r>
-        <w:r>
-          <w:rPr>
-            <w:noProof/>
-            <w:webHidden/>
-          </w:rPr>
-        </w:r>
-        <w:r>
-          <w:rPr>
-            <w:noProof/>
-            <w:webHidden/>
-          </w:rPr>
-          <w:fldChar w:fldCharType="separate"/>
-        </w:r>
-        <w:r>
-          <w:rPr>
-            <w:noProof/>
-            <w:webHidden/>
-          </w:rPr>
-          <w:t>21</w:t>
-        </w:r>
-        <w:r>
-          <w:rPr>
-            <w:noProof/>
-            <w:webHidden/>
-          </w:rPr>
-          <w:fldChar w:fldCharType="end"/>
-        </w:r>
-      </w:hyperlink>
-    </w:p>
-    <w:p>
+      <w:r>
+        <w:t>Right-click and update field.</w:t>
+      </w:r>
       <w:r>
         <w:fldChar w:fldCharType="end"/>
       </w:r>
@@ -3216,11 +1130,9 @@
       <w:pPr>
         <w:pStyle w:val="Heading2"/>
       </w:pPr>
-      <w:bookmarkStart w:id="1" w:name="_Toc228190082"/>
       <w:r>
         <w:t>1. Purpose</w:t>
       </w:r>
-      <w:bookmarkEnd w:id="1"/>
     </w:p>
     <w:p/>
     <w:p>
@@ -3239,11 +1151,9 @@
       <w:pPr>
         <w:pStyle w:val="Heading2"/>
       </w:pPr>
-      <w:bookmarkStart w:id="2" w:name="_Toc228190083"/>
       <w:r>
         <w:t>2. Scope</w:t>
       </w:r>
-      <w:bookmarkEnd w:id="2"/>
     </w:p>
     <w:p/>
     <w:p>
@@ -3272,22 +1182,18 @@
       <w:pPr>
         <w:pStyle w:val="Heading2"/>
       </w:pPr>
-      <w:bookmarkStart w:id="3" w:name="_Toc228190084"/>
       <w:r>
         <w:t>3. Prerequisites</w:t>
       </w:r>
-      <w:bookmarkEnd w:id="3"/>
     </w:p>
     <w:p/>
     <w:p>
       <w:pPr>
         <w:pStyle w:val="Heading3"/>
       </w:pPr>
-      <w:bookmarkStart w:id="4" w:name="_Toc228190085"/>
       <w:r>
         <w:t>3.1 Environment</w:t>
       </w:r>
-      <w:bookmarkEnd w:id="4"/>
     </w:p>
     <w:p>
       <w:pPr>
@@ -3297,12 +1203,12 @@
     <w:tbl>
       <w:tblPr>
         <w:tblStyle w:val="TableGrid"/>
-        <w:tblW w:w="0" w:type="auto"/>
-        <w:tblLook w:val="04A0" w:firstRow="1" w:lastRow="0" w:firstColumn="1" w:lastColumn="0" w:noHBand="0" w:noVBand="1"/>
+        <w:tblW w:type="auto" w:w="0"/>
+        <w:tblLook w:firstColumn="1" w:firstRow="1" w:lastColumn="0" w:lastRow="0" w:noHBand="0" w:noVBand="1" w:val="04A0"/>
       </w:tblPr>
       <w:tblGrid>
-        <w:gridCol w:w="4672"/>
-        <w:gridCol w:w="4678"/>
+        <w:gridCol w:w="4680"/>
+        <w:gridCol w:w="4680"/>
       </w:tblGrid>
       <w:tr>
         <w:trPr>
@@ -3311,7 +1217,7 @@
         </w:trPr>
         <w:tc>
           <w:tcPr>
-            <w:tcW w:w="4680" w:type="dxa"/>
+            <w:tcW w:type="dxa" w:w="4680"/>
           </w:tcPr>
           <w:p>
             <w:r>
@@ -3321,7 +1227,7 @@
         </w:tc>
         <w:tc>
           <w:tcPr>
-            <w:tcW w:w="4680" w:type="dxa"/>
+            <w:tcW w:type="dxa" w:w="4680"/>
           </w:tcPr>
           <w:p>
             <w:r>
@@ -3336,7 +1242,7 @@
         </w:trPr>
         <w:tc>
           <w:tcPr>
-            <w:tcW w:w="4680" w:type="dxa"/>
+            <w:tcW w:type="dxa" w:w="4680"/>
           </w:tcPr>
           <w:p>
             <w:r>
@@ -3346,7 +1252,7 @@
         </w:tc>
         <w:tc>
           <w:tcPr>
-            <w:tcW w:w="4680" w:type="dxa"/>
+            <w:tcW w:type="dxa" w:w="4680"/>
           </w:tcPr>
           <w:p>
             <w:r>
@@ -3361,7 +1267,7 @@
         </w:trPr>
         <w:tc>
           <w:tcPr>
-            <w:tcW w:w="4680" w:type="dxa"/>
+            <w:tcW w:type="dxa" w:w="4680"/>
           </w:tcPr>
           <w:p>
             <w:r>
@@ -3371,14 +1277,11 @@
         </w:tc>
         <w:tc>
           <w:tcPr>
-            <w:tcW w:w="4680" w:type="dxa"/>
-          </w:tcPr>
-          <w:p>
-            <w:r>
-              <w:t xml:space="preserve">Notebook must be run </w:t>
-            </w:r>
-            <w:r>
-              <w:t>interactively</w:t>
+            <w:tcW w:type="dxa" w:w="4680"/>
+          </w:tcPr>
+          <w:p>
+            <w:r>
+              <w:t>Notebook must be run interactively</w:t>
             </w:r>
           </w:p>
         </w:tc>
@@ -3389,7 +1292,7 @@
         </w:trPr>
         <w:tc>
           <w:tcPr>
-            <w:tcW w:w="4680" w:type="dxa"/>
+            <w:tcW w:type="dxa" w:w="4680"/>
           </w:tcPr>
           <w:p>
             <w:r>
@@ -3399,7 +1302,7 @@
         </w:tc>
         <w:tc>
           <w:tcPr>
-            <w:tcW w:w="4680" w:type="dxa"/>
+            <w:tcW w:type="dxa" w:w="4680"/>
           </w:tcPr>
           <w:p>
             <w:r>
@@ -3414,7 +1317,7 @@
         </w:trPr>
         <w:tc>
           <w:tcPr>
-            <w:tcW w:w="4680" w:type="dxa"/>
+            <w:tcW w:type="dxa" w:w="4680"/>
           </w:tcPr>
           <w:p>
             <w:r>
@@ -3424,7 +1327,7 @@
         </w:tc>
         <w:tc>
           <w:tcPr>
-            <w:tcW w:w="4680" w:type="dxa"/>
+            <w:tcW w:type="dxa" w:w="4680"/>
           </w:tcPr>
           <w:p>
             <w:r>
@@ -3439,18 +1342,17 @@
         </w:trPr>
         <w:tc>
           <w:tcPr>
-            <w:tcW w:w="4680" w:type="dxa"/>
-          </w:tcPr>
-          <w:p>
-            <w:r>
-              <w:lastRenderedPageBreak/>
+            <w:tcW w:type="dxa" w:w="4680"/>
+          </w:tcPr>
+          <w:p>
+            <w:r>
               <w:t>Network access to ThreatConnect API</w:t>
             </w:r>
           </w:p>
         </w:tc>
         <w:tc>
           <w:tcPr>
-            <w:tcW w:w="4680" w:type="dxa"/>
+            <w:tcW w:type="dxa" w:w="4680"/>
           </w:tcPr>
           <w:p>
             <w:r>
@@ -3465,20 +1367,17 @@
         </w:trPr>
         <w:tc>
           <w:tcPr>
-            <w:tcW w:w="4680" w:type="dxa"/>
-          </w:tcPr>
-          <w:p>
-            <w:r>
-              <w:t xml:space="preserve">Access to </w:t>
-            </w:r>
-            <w:r>
-              <w:t>`Z:\HTOC\Data_Analytics\`</w:t>
-            </w:r>
-          </w:p>
-        </w:tc>
-        <w:tc>
-          <w:tcPr>
-            <w:tcW w:w="4680" w:type="dxa"/>
+            <w:tcW w:type="dxa" w:w="4680"/>
+          </w:tcPr>
+          <w:p>
+            <w:r>
+              <w:t>Access to `Z:\HTOC\Data_Analytics\`</w:t>
+            </w:r>
+          </w:p>
+        </w:tc>
+        <w:tc>
+          <w:tcPr>
+            <w:tcW w:type="dxa" w:w="4680"/>
           </w:tcPr>
           <w:p>
             <w:r>
@@ -3493,7 +1392,7 @@
         </w:trPr>
         <w:tc>
           <w:tcPr>
-            <w:tcW w:w="4680" w:type="dxa"/>
+            <w:tcW w:type="dxa" w:w="4680"/>
           </w:tcPr>
           <w:p>
             <w:r>
@@ -3503,7 +1402,7 @@
         </w:tc>
         <w:tc>
           <w:tcPr>
-            <w:tcW w:w="4680" w:type="dxa"/>
+            <w:tcW w:type="dxa" w:w="4680"/>
           </w:tcPr>
           <w:p>
             <w:r>
@@ -3536,19 +1435,14 @@
       <w:pPr>
         <w:pStyle w:val="Heading3"/>
       </w:pPr>
-      <w:bookmarkStart w:id="5" w:name="_Toc228190086"/>
       <w:r>
         <w:t>3.2 Configuration File</w:t>
       </w:r>
-      <w:bookmarkEnd w:id="5"/>
-    </w:p>
-    <w:p/>
-    <w:p>
-      <w:r>
-        <w:t xml:space="preserve">The API connection reads </w:t>
-      </w:r>
-      <w:r>
-        <w:t>from:</w:t>
+    </w:p>
+    <w:p/>
+    <w:p>
+      <w:r>
+        <w:t>The API connection reads from:</w:t>
       </w:r>
     </w:p>
     <w:p/>
@@ -3575,19 +1469,14 @@
       <w:pPr>
         <w:pStyle w:val="Heading3"/>
       </w:pPr>
-      <w:bookmarkStart w:id="6" w:name="_Toc228190087"/>
       <w:r>
         <w:t>3.3 Input Data Files</w:t>
       </w:r>
-      <w:bookmarkEnd w:id="6"/>
-    </w:p>
-    <w:p/>
-    <w:p>
-      <w:r>
-        <w:t xml:space="preserve">All CSV inputs must be up to date prior to </w:t>
-      </w:r>
-      <w:r>
-        <w:t>execution:</w:t>
+    </w:p>
+    <w:p/>
+    <w:p>
+      <w:r>
+        <w:t>All CSV inputs must be up to date prior to execution:</w:t>
       </w:r>
     </w:p>
     <w:p>
@@ -3598,13 +1487,13 @@
     <w:tbl>
       <w:tblPr>
         <w:tblStyle w:val="TableGrid"/>
-        <w:tblW w:w="0" w:type="auto"/>
-        <w:tblLook w:val="04A0" w:firstRow="1" w:lastRow="0" w:firstColumn="1" w:lastColumn="0" w:noHBand="0" w:noVBand="1"/>
+        <w:tblW w:type="auto" w:w="0"/>
+        <w:tblLook w:firstColumn="1" w:firstRow="1" w:lastColumn="0" w:lastRow="0" w:noHBand="0" w:noVBand="1" w:val="04A0"/>
       </w:tblPr>
       <w:tblGrid>
-        <w:gridCol w:w="3535"/>
-        <w:gridCol w:w="4639"/>
-        <w:gridCol w:w="1176"/>
+        <w:gridCol w:w="3120"/>
+        <w:gridCol w:w="3120"/>
+        <w:gridCol w:w="3120"/>
       </w:tblGrid>
       <w:tr>
         <w:trPr>
@@ -3613,7 +1502,7 @@
         </w:trPr>
         <w:tc>
           <w:tcPr>
-            <w:tcW w:w="3120" w:type="dxa"/>
+            <w:tcW w:type="dxa" w:w="3120"/>
           </w:tcPr>
           <w:p>
             <w:r>
@@ -3623,7 +1512,7 @@
         </w:tc>
         <w:tc>
           <w:tcPr>
-            <w:tcW w:w="3120" w:type="dxa"/>
+            <w:tcW w:type="dxa" w:w="3120"/>
           </w:tcPr>
           <w:p>
             <w:r>
@@ -3633,7 +1522,7 @@
         </w:tc>
         <w:tc>
           <w:tcPr>
-            <w:tcW w:w="3120" w:type="dxa"/>
+            <w:tcW w:type="dxa" w:w="3120"/>
           </w:tcPr>
           <w:p>
             <w:r>
@@ -3648,7 +1537,7 @@
         </w:trPr>
         <w:tc>
           <w:tcPr>
-            <w:tcW w:w="3120" w:type="dxa"/>
+            <w:tcW w:type="dxa" w:w="3120"/>
           </w:tcPr>
           <w:p>
             <w:r>
@@ -3658,7 +1547,7 @@
         </w:tc>
         <w:tc>
           <w:tcPr>
-            <w:tcW w:w="3120" w:type="dxa"/>
+            <w:tcW w:type="dxa" w:w="3120"/>
           </w:tcPr>
           <w:p>
             <w:r>
@@ -3668,7 +1557,7 @@
         </w:tc>
         <w:tc>
           <w:tcPr>
-            <w:tcW w:w="3120" w:type="dxa"/>
+            <w:tcW w:type="dxa" w:w="3120"/>
           </w:tcPr>
           <w:p>
             <w:r>
@@ -3683,7 +1572,7 @@
         </w:trPr>
         <w:tc>
           <w:tcPr>
-            <w:tcW w:w="3120" w:type="dxa"/>
+            <w:tcW w:type="dxa" w:w="3120"/>
           </w:tcPr>
           <w:p>
             <w:r>
@@ -3693,7 +1582,7 @@
         </w:tc>
         <w:tc>
           <w:tcPr>
-            <w:tcW w:w="3120" w:type="dxa"/>
+            <w:tcW w:type="dxa" w:w="3120"/>
           </w:tcPr>
           <w:p>
             <w:r>
@@ -3703,7 +1592,7 @@
         </w:tc>
         <w:tc>
           <w:tcPr>
-            <w:tcW w:w="3120" w:type="dxa"/>
+            <w:tcW w:type="dxa" w:w="3120"/>
           </w:tcPr>
           <w:p>
             <w:r>
@@ -3718,18 +1607,17 @@
         </w:trPr>
         <w:tc>
           <w:tcPr>
-            <w:tcW w:w="3120" w:type="dxa"/>
-          </w:tcPr>
-          <w:p>
-            <w:r>
-              <w:lastRenderedPageBreak/>
+            <w:tcW w:type="dxa" w:w="3120"/>
+          </w:tcPr>
+          <w:p>
+            <w:r>
               <w:t>`htoc_opdiv_obs_d{YYYYMMDD}.csv`</w:t>
             </w:r>
           </w:p>
         </w:tc>
         <w:tc>
           <w:tcPr>
-            <w:tcW w:w="3120" w:type="dxa"/>
+            <w:tcW w:type="dxa" w:w="3120"/>
           </w:tcPr>
           <w:p>
             <w:r>
@@ -3739,7 +1627,7 @@
         </w:tc>
         <w:tc>
           <w:tcPr>
-            <w:tcW w:w="3120" w:type="dxa"/>
+            <w:tcW w:type="dxa" w:w="3120"/>
           </w:tcPr>
           <w:p>
             <w:r>
@@ -3766,14 +1654,9 @@
       <w:pPr>
         <w:pStyle w:val="Heading2"/>
       </w:pPr>
-      <w:bookmarkStart w:id="7" w:name="_Toc228190088"/>
-      <w:r>
-        <w:t xml:space="preserve">4. Key </w:t>
-      </w:r>
-      <w:r>
-        <w:t>Configuration Parameters</w:t>
-      </w:r>
-      <w:bookmarkEnd w:id="7"/>
+      <w:r>
+        <w:t>4. Key Configuration Parameters</w:t>
+      </w:r>
     </w:p>
     <w:p/>
     <w:p>
@@ -3789,13 +1672,13 @@
     <w:tbl>
       <w:tblPr>
         <w:tblStyle w:val="TableGrid"/>
-        <w:tblW w:w="0" w:type="auto"/>
-        <w:tblLook w:val="04A0" w:firstRow="1" w:lastRow="0" w:firstColumn="1" w:lastColumn="0" w:noHBand="0" w:noVBand="1"/>
+        <w:tblW w:type="auto" w:w="0"/>
+        <w:tblLook w:firstColumn="1" w:firstRow="1" w:lastColumn="0" w:lastRow="0" w:noHBand="0" w:noVBand="1" w:val="04A0"/>
       </w:tblPr>
       <w:tblGrid>
-        <w:gridCol w:w="3857"/>
-        <w:gridCol w:w="2711"/>
-        <w:gridCol w:w="2782"/>
+        <w:gridCol w:w="3120"/>
+        <w:gridCol w:w="3120"/>
+        <w:gridCol w:w="3120"/>
       </w:tblGrid>
       <w:tr>
         <w:trPr>
@@ -3804,7 +1687,7 @@
         </w:trPr>
         <w:tc>
           <w:tcPr>
-            <w:tcW w:w="3120" w:type="dxa"/>
+            <w:tcW w:type="dxa" w:w="3120"/>
           </w:tcPr>
           <w:p>
             <w:r>
@@ -3814,7 +1697,7 @@
         </w:tc>
         <w:tc>
           <w:tcPr>
-            <w:tcW w:w="3120" w:type="dxa"/>
+            <w:tcW w:type="dxa" w:w="3120"/>
           </w:tcPr>
           <w:p>
             <w:r>
@@ -3824,7 +1707,7 @@
         </w:tc>
         <w:tc>
           <w:tcPr>
-            <w:tcW w:w="3120" w:type="dxa"/>
+            <w:tcW w:type="dxa" w:w="3120"/>
           </w:tcPr>
           <w:p>
             <w:r>
@@ -3839,7 +1722,7 @@
         </w:trPr>
         <w:tc>
           <w:tcPr>
-            <w:tcW w:w="3120" w:type="dxa"/>
+            <w:tcW w:type="dxa" w:w="3120"/>
           </w:tcPr>
           <w:p>
             <w:r>
@@ -3849,7 +1732,7 @@
         </w:tc>
         <w:tc>
           <w:tcPr>
-            <w:tcW w:w="3120" w:type="dxa"/>
+            <w:tcW w:type="dxa" w:w="3120"/>
           </w:tcPr>
           <w:p>
             <w:r>
@@ -3859,7 +1742,7 @@
         </w:tc>
         <w:tc>
           <w:tcPr>
-            <w:tcW w:w="3120" w:type="dxa"/>
+            <w:tcW w:type="dxa" w:w="3120"/>
           </w:tcPr>
           <w:p>
             <w:r>
@@ -3874,7 +1757,7 @@
         </w:trPr>
         <w:tc>
           <w:tcPr>
-            <w:tcW w:w="3120" w:type="dxa"/>
+            <w:tcW w:type="dxa" w:w="3120"/>
           </w:tcPr>
           <w:p>
             <w:r>
@@ -3884,7 +1767,7 @@
         </w:tc>
         <w:tc>
           <w:tcPr>
-            <w:tcW w:w="3120" w:type="dxa"/>
+            <w:tcW w:type="dxa" w:w="3120"/>
           </w:tcPr>
           <w:p>
             <w:r>
@@ -3894,7 +1777,7 @@
         </w:tc>
         <w:tc>
           <w:tcPr>
-            <w:tcW w:w="3120" w:type="dxa"/>
+            <w:tcW w:type="dxa" w:w="3120"/>
           </w:tcPr>
           <w:p>
             <w:r>
@@ -3909,7 +1792,7 @@
         </w:trPr>
         <w:tc>
           <w:tcPr>
-            <w:tcW w:w="3120" w:type="dxa"/>
+            <w:tcW w:type="dxa" w:w="3120"/>
           </w:tcPr>
           <w:p>
             <w:r>
@@ -3919,7 +1802,7 @@
         </w:tc>
         <w:tc>
           <w:tcPr>
-            <w:tcW w:w="3120" w:type="dxa"/>
+            <w:tcW w:type="dxa" w:w="3120"/>
           </w:tcPr>
           <w:p>
             <w:r>
@@ -3929,7 +1812,7 @@
         </w:tc>
         <w:tc>
           <w:tcPr>
-            <w:tcW w:w="3120" w:type="dxa"/>
+            <w:tcW w:type="dxa" w:w="3120"/>
           </w:tcPr>
           <w:p>
             <w:r>
@@ -3944,7 +1827,7 @@
         </w:trPr>
         <w:tc>
           <w:tcPr>
-            <w:tcW w:w="3120" w:type="dxa"/>
+            <w:tcW w:type="dxa" w:w="3120"/>
           </w:tcPr>
           <w:p>
             <w:r>
@@ -3954,7 +1837,7 @@
         </w:tc>
         <w:tc>
           <w:tcPr>
-            <w:tcW w:w="3120" w:type="dxa"/>
+            <w:tcW w:type="dxa" w:w="3120"/>
           </w:tcPr>
           <w:p>
             <w:r>
@@ -3964,7 +1847,7 @@
         </w:tc>
         <w:tc>
           <w:tcPr>
-            <w:tcW w:w="3120" w:type="dxa"/>
+            <w:tcW w:type="dxa" w:w="3120"/>
           </w:tcPr>
           <w:p>
             <w:r>
@@ -3979,18 +1862,17 @@
         </w:trPr>
         <w:tc>
           <w:tcPr>
-            <w:tcW w:w="3120" w:type="dxa"/>
-          </w:tcPr>
-          <w:p>
-            <w:r>
-              <w:lastRenderedPageBreak/>
+            <w:tcW w:type="dxa" w:w="3120"/>
+          </w:tcPr>
+          <w:p>
+            <w:r>
               <w:t>`FIRST_OBS_MAX_DAYS`</w:t>
             </w:r>
           </w:p>
         </w:tc>
         <w:tc>
           <w:tcPr>
-            <w:tcW w:w="3120" w:type="dxa"/>
+            <w:tcW w:type="dxa" w:w="3120"/>
           </w:tcPr>
           <w:p>
             <w:r>
@@ -4000,7 +1882,7 @@
         </w:tc>
         <w:tc>
           <w:tcPr>
-            <w:tcW w:w="3120" w:type="dxa"/>
+            <w:tcW w:type="dxa" w:w="3120"/>
           </w:tcPr>
           <w:p>
             <w:r>
@@ -4015,7 +1897,7 @@
         </w:trPr>
         <w:tc>
           <w:tcPr>
-            <w:tcW w:w="3120" w:type="dxa"/>
+            <w:tcW w:type="dxa" w:w="3120"/>
           </w:tcPr>
           <w:p>
             <w:r>
@@ -4025,7 +1907,7 @@
         </w:tc>
         <w:tc>
           <w:tcPr>
-            <w:tcW w:w="3120" w:type="dxa"/>
+            <w:tcW w:type="dxa" w:w="3120"/>
           </w:tcPr>
           <w:p>
             <w:r>
@@ -4035,7 +1917,7 @@
         </w:tc>
         <w:tc>
           <w:tcPr>
-            <w:tcW w:w="3120" w:type="dxa"/>
+            <w:tcW w:type="dxa" w:w="3120"/>
           </w:tcPr>
           <w:p>
             <w:r>
@@ -4050,7 +1932,7 @@
         </w:trPr>
         <w:tc>
           <w:tcPr>
-            <w:tcW w:w="3120" w:type="dxa"/>
+            <w:tcW w:type="dxa" w:w="3120"/>
           </w:tcPr>
           <w:p>
             <w:r>
@@ -4060,7 +1942,7 @@
         </w:tc>
         <w:tc>
           <w:tcPr>
-            <w:tcW w:w="3120" w:type="dxa"/>
+            <w:tcW w:type="dxa" w:w="3120"/>
           </w:tcPr>
           <w:p>
             <w:r>
@@ -4070,7 +1952,7 @@
         </w:tc>
         <w:tc>
           <w:tcPr>
-            <w:tcW w:w="3120" w:type="dxa"/>
+            <w:tcW w:type="dxa" w:w="3120"/>
           </w:tcPr>
           <w:p>
             <w:r>
@@ -4085,7 +1967,7 @@
         </w:trPr>
         <w:tc>
           <w:tcPr>
-            <w:tcW w:w="3120" w:type="dxa"/>
+            <w:tcW w:type="dxa" w:w="3120"/>
           </w:tcPr>
           <w:p>
             <w:r>
@@ -4095,7 +1977,7 @@
         </w:tc>
         <w:tc>
           <w:tcPr>
-            <w:tcW w:w="3120" w:type="dxa"/>
+            <w:tcW w:type="dxa" w:w="3120"/>
           </w:tcPr>
           <w:p>
             <w:r>
@@ -4105,7 +1987,7 @@
         </w:tc>
         <w:tc>
           <w:tcPr>
-            <w:tcW w:w="3120" w:type="dxa"/>
+            <w:tcW w:type="dxa" w:w="3120"/>
           </w:tcPr>
           <w:p>
             <w:r>
@@ -4126,11 +2008,9 @@
       <w:pPr>
         <w:pStyle w:val="Heading2"/>
       </w:pPr>
-      <w:bookmarkStart w:id="8" w:name="_Toc228190089"/>
       <w:r>
         <w:t>5. Pipeline Overview</w:t>
       </w:r>
-      <w:bookmarkEnd w:id="8"/>
     </w:p>
     <w:p/>
     <w:p>
@@ -4172,14 +2052,19 @@
           <w:rFonts w:ascii="Consolas" w:hAnsi="Consolas"/>
           <w:sz w:val="18"/>
         </w:rPr>
-        <w:t xml:space="preserve">[2] </w:t>
-      </w:r>
+        <w:t>[2] ThreatConnect Connection &amp; Indicator Pull</w:t>
+      </w:r>
+    </w:p>
+    <w:p>
+      <w:pPr>
+        <w:pStyle w:val="NoSpacing"/>
+      </w:pPr>
       <w:r>
         <w:rPr>
           <w:rFonts w:ascii="Consolas" w:hAnsi="Consolas"/>
           <w:sz w:val="18"/>
         </w:rPr>
-        <w:t>ThreatConnect Connection &amp; Indicator Pull</w:t>
+        <w:t xml:space="preserve">        ↓</w:t>
       </w:r>
     </w:p>
     <w:p>
@@ -4191,7 +2076,7 @@
           <w:rFonts w:ascii="Consolas" w:hAnsi="Consolas"/>
           <w:sz w:val="18"/>
         </w:rPr>
-        <w:t xml:space="preserve">        ↓</w:t>
+        <w:t>[3] Enrich: Threat Actor Tags, First-Seen, Incidents/Events</w:t>
       </w:r>
     </w:p>
     <w:p>
@@ -4203,7 +2088,7 @@
           <w:rFonts w:ascii="Consolas" w:hAnsi="Consolas"/>
           <w:sz w:val="18"/>
         </w:rPr>
-        <w:t>[3] Enrich: Threat Actor Tags, First-Seen, Incidents/Events</w:t>
+        <w:t xml:space="preserve">        ↓</w:t>
       </w:r>
     </w:p>
     <w:p>
@@ -4215,7 +2100,7 @@
           <w:rFonts w:ascii="Consolas" w:hAnsi="Consolas"/>
           <w:sz w:val="18"/>
         </w:rPr>
-        <w:t xml:space="preserve">        ↓</w:t>
+        <w:t>[4] Enrich: OpDiv Observations &amp; Partner Detection</w:t>
       </w:r>
     </w:p>
     <w:p>
@@ -4227,7 +2112,7 @@
           <w:rFonts w:ascii="Consolas" w:hAnsi="Consolas"/>
           <w:sz w:val="18"/>
         </w:rPr>
-        <w:t>[4] Enrich: OpDiv Observations &amp; Partner Detection</w:t>
+        <w:t xml:space="preserve">        ↓</w:t>
       </w:r>
     </w:p>
     <w:p>
@@ -4239,7 +2124,7 @@
           <w:rFonts w:ascii="Consolas" w:hAnsi="Consolas"/>
           <w:sz w:val="18"/>
         </w:rPr>
-        <w:t xml:space="preserve">        ↓</w:t>
+        <w:t>[5] API Enrichment (VirusTotal, Shodan)</w:t>
       </w:r>
     </w:p>
     <w:p>
@@ -4251,7 +2136,7 @@
           <w:rFonts w:ascii="Consolas" w:hAnsi="Consolas"/>
           <w:sz w:val="18"/>
         </w:rPr>
-        <w:t>[5] API Enrichment (VirusTotal, Shodan)</w:t>
+        <w:t xml:space="preserve">        ↓</w:t>
       </w:r>
     </w:p>
     <w:p>
@@ -4263,7 +2148,7 @@
           <w:rFonts w:ascii="Consolas" w:hAnsi="Consolas"/>
           <w:sz w:val="18"/>
         </w:rPr>
-        <w:t xml:space="preserve">        ↓</w:t>
+        <w:t>[6] Annual Observation Count (365-day reload)</w:t>
       </w:r>
     </w:p>
     <w:p>
@@ -4275,7 +2160,7 @@
           <w:rFonts w:ascii="Consolas" w:hAnsi="Consolas"/>
           <w:sz w:val="18"/>
         </w:rPr>
-        <w:t>[6] Annual Observation Count (365-day reload)</w:t>
+        <w:t xml:space="preserve">        ↓</w:t>
       </w:r>
     </w:p>
     <w:p>
@@ -4287,7 +2172,7 @@
           <w:rFonts w:ascii="Consolas" w:hAnsi="Consolas"/>
           <w:sz w:val="18"/>
         </w:rPr>
-        <w:t xml:space="preserve">        ↓</w:t>
+        <w:t>[7] PRISM Rule Score Calculation</w:t>
       </w:r>
     </w:p>
     <w:p>
@@ -4299,7 +2184,7 @@
           <w:rFonts w:ascii="Consolas" w:hAnsi="Consolas"/>
           <w:sz w:val="18"/>
         </w:rPr>
-        <w:t>[7] PRISM Rule Score Calculation</w:t>
+        <w:t xml:space="preserve">        ↓</w:t>
       </w:r>
     </w:p>
     <w:p>
@@ -4311,7 +2196,7 @@
           <w:rFonts w:ascii="Consolas" w:hAnsi="Consolas"/>
           <w:sz w:val="18"/>
         </w:rPr>
-        <w:t xml:space="preserve">        ↓</w:t>
+        <w:t>[8] AI Layer (HistGradientBoostingRegressor)</w:t>
       </w:r>
     </w:p>
     <w:p>
@@ -4323,7 +2208,7 @@
           <w:rFonts w:ascii="Consolas" w:hAnsi="Consolas"/>
           <w:sz w:val="18"/>
         </w:rPr>
-        <w:t>[8] AI Layer (HistGradientBoostingRegressor)</w:t>
+        <w:t xml:space="preserve">        ↓</w:t>
       </w:r>
     </w:p>
     <w:p>
@@ -4335,7 +2220,7 @@
           <w:rFonts w:ascii="Consolas" w:hAnsi="Consolas"/>
           <w:sz w:val="18"/>
         </w:rPr>
-        <w:t xml:space="preserve">        ↓</w:t>
+        <w:t>[9] Hybrid Score &amp; Severity Assignment</w:t>
       </w:r>
     </w:p>
     <w:p>
@@ -4347,7 +2232,7 @@
           <w:rFonts w:ascii="Consolas" w:hAnsi="Consolas"/>
           <w:sz w:val="18"/>
         </w:rPr>
-        <w:t>[9] Hybrid Score &amp; Severity Assignment</w:t>
+        <w:t xml:space="preserve">        ↓</w:t>
       </w:r>
     </w:p>
     <w:p>
@@ -4359,18 +2244,6 @@
           <w:rFonts w:ascii="Consolas" w:hAnsi="Consolas"/>
           <w:sz w:val="18"/>
         </w:rPr>
-        <w:t xml:space="preserve">        ↓</w:t>
-      </w:r>
-    </w:p>
-    <w:p>
-      <w:pPr>
-        <w:pStyle w:val="NoSpacing"/>
-      </w:pPr>
-      <w:r>
-        <w:rPr>
-          <w:rFonts w:ascii="Consolas" w:hAnsi="Consolas"/>
-          <w:sz w:val="18"/>
-        </w:rPr>
         <w:t>[10] Excel Export &amp; History Append</w:t>
       </w:r>
     </w:p>
@@ -4385,25 +2258,18 @@
       <w:pPr>
         <w:pStyle w:val="Heading2"/>
       </w:pPr>
-      <w:bookmarkStart w:id="9" w:name="_Toc228190090"/>
       <w:r>
         <w:t>6. Step-by-Step Execution</w:t>
       </w:r>
-      <w:bookmarkEnd w:id="9"/>
     </w:p>
     <w:p/>
     <w:p>
       <w:pPr>
         <w:pStyle w:val="Heading3"/>
       </w:pPr>
-      <w:bookmarkStart w:id="10" w:name="_Toc228190091"/>
-      <w:r>
-        <w:t xml:space="preserve">Step 1 — </w:t>
-      </w:r>
-      <w:r>
-        <w:t>Install and Import Dependencies</w:t>
-      </w:r>
-      <w:bookmarkEnd w:id="10"/>
+      <w:r>
+        <w:t>Step 1 — Install and Import Dependencies</w:t>
+      </w:r>
     </w:p>
     <w:p/>
     <w:p>
@@ -4457,11 +2323,9 @@
       <w:pPr>
         <w:pStyle w:val="Heading3"/>
       </w:pPr>
-      <w:bookmarkStart w:id="11" w:name="_Toc228190092"/>
       <w:r>
         <w:t>Step 2 — ThreatConnect Indicator Pull</w:t>
       </w:r>
-      <w:bookmarkEnd w:id="11"/>
     </w:p>
     <w:p/>
     <w:p>
@@ -4648,11 +2512,9 @@
       <w:pPr>
         <w:pStyle w:val="Heading3"/>
       </w:pPr>
-      <w:bookmarkStart w:id="12" w:name="_Toc228190093"/>
       <w:r>
         <w:t>Step 3 — Threat Actor Tags</w:t>
       </w:r>
-      <w:bookmarkEnd w:id="12"/>
     </w:p>
     <w:p/>
     <w:p>
@@ -4701,11 +2563,9 @@
       <w:pPr>
         <w:pStyle w:val="Heading3"/>
       </w:pPr>
-      <w:bookmarkStart w:id="13" w:name="_Toc228190094"/>
       <w:r>
         <w:t>Step 4 — First-Seen Date Merge</w:t>
       </w:r>
-      <w:bookmarkEnd w:id="13"/>
     </w:p>
     <w:p/>
     <w:p>
@@ -4754,14 +2614,13 @@
       <w:pPr>
         <w:pStyle w:val="Heading3"/>
       </w:pPr>
-      <w:bookmarkStart w:id="14" w:name="_Toc228190095"/>
       <w:r>
         <w:t>Step 5 — Incidents, Events, and Tags</w:t>
       </w:r>
-      <w:bookmarkEnd w:id="14"/>
-    </w:p>
-    <w:p/>
-    <w:p>
+    </w:p>
+    <w:p/>
+    <w:p>
+      <w:pPr/>
       <w:r>
         <w:rPr>
           <w:b/>
@@ -4836,6 +2695,7 @@
       </w:r>
     </w:p>
     <w:p>
+      <w:pPr/>
       <w:r>
         <w:rPr>
           <w:b/>
@@ -4877,11 +2737,9 @@
       <w:pPr>
         <w:pStyle w:val="Heading3"/>
       </w:pPr>
-      <w:bookmarkStart w:id="15" w:name="_Toc228190096"/>
       <w:r>
         <w:t>Step 6 — OpDiv Observations and Partner Detection</w:t>
       </w:r>
-      <w:bookmarkEnd w:id="15"/>
     </w:p>
     <w:p/>
     <w:p>
@@ -4901,6 +2759,7 @@
     </w:p>
     <w:p/>
     <w:p>
+      <w:pPr/>
       <w:r>
         <w:rPr>
           <w:b/>
@@ -4912,6 +2771,7 @@
       </w:r>
     </w:p>
     <w:p>
+      <w:pPr/>
       <w:r>
         <w:rPr>
           <w:b/>
@@ -4979,11 +2839,9 @@
       <w:pPr>
         <w:pStyle w:val="Heading3"/>
       </w:pPr>
-      <w:bookmarkStart w:id="16" w:name="_Toc228190097"/>
       <w:r>
         <w:t>Step 7 — API Enrichment (VirusTotal and Shodan)</w:t>
       </w:r>
-      <w:bookmarkEnd w:id="16"/>
     </w:p>
     <w:p/>
     <w:p>
@@ -5016,6 +2874,7 @@
     </w:p>
     <w:p/>
     <w:p>
+      <w:pPr/>
       <w:r>
         <w:rPr>
           <w:rFonts w:ascii="Consolas" w:hAnsi="Consolas"/>
@@ -5028,6 +2887,7 @@
       </w:r>
     </w:p>
     <w:p>
+      <w:pPr/>
       <w:r>
         <w:rPr>
           <w:rFonts w:ascii="Consolas" w:hAnsi="Consolas"/>
@@ -5071,19 +2931,14 @@
       <w:pPr>
         <w:pStyle w:val="Heading3"/>
       </w:pPr>
-      <w:bookmarkStart w:id="17" w:name="_Toc228190098"/>
       <w:r>
         <w:t>Step 8 — Annual Observation Count</w:t>
       </w:r>
-      <w:bookmarkEnd w:id="17"/>
-    </w:p>
-    <w:p/>
-    <w:p>
-      <w:r>
-        <w:t xml:space="preserve">Reloads OpDiv files for the past 365 days. For each </w:t>
-      </w:r>
-      <w:r>
-        <w:t>indicator, counts the number of unique observation dates (</w:t>
+    </w:p>
+    <w:p/>
+    <w:p>
+      <w:r>
+        <w:t>Reloads OpDiv files for the past 365 days. For each indicator, counts the number of unique observation dates (</w:t>
       </w:r>
       <w:r>
         <w:rPr>
@@ -5107,12 +2962,9 @@
       <w:pPr>
         <w:pStyle w:val="Heading3"/>
       </w:pPr>
-      <w:bookmarkStart w:id="18" w:name="_Toc228190099"/>
-      <w:r>
-        <w:lastRenderedPageBreak/>
+      <w:r>
         <w:t>Step 9 — PRISM Rule Score Calculation</w:t>
       </w:r>
-      <w:bookmarkEnd w:id="18"/>
     </w:p>
     <w:p/>
     <w:p>
@@ -5137,13 +2989,13 @@
     <w:tbl>
       <w:tblPr>
         <w:tblStyle w:val="TableGrid"/>
-        <w:tblW w:w="0" w:type="auto"/>
-        <w:tblLook w:val="04A0" w:firstRow="1" w:lastRow="0" w:firstColumn="1" w:lastColumn="0" w:noHBand="0" w:noVBand="1"/>
+        <w:tblW w:type="auto" w:w="0"/>
+        <w:tblLook w:firstColumn="1" w:firstRow="1" w:lastColumn="0" w:lastRow="0" w:noHBand="0" w:noVBand="1" w:val="04A0"/>
       </w:tblPr>
       <w:tblGrid>
-        <w:gridCol w:w="2842"/>
-        <w:gridCol w:w="2651"/>
-        <w:gridCol w:w="3857"/>
+        <w:gridCol w:w="3120"/>
+        <w:gridCol w:w="3120"/>
+        <w:gridCol w:w="3120"/>
       </w:tblGrid>
       <w:tr>
         <w:trPr>
@@ -5152,7 +3004,7 @@
         </w:trPr>
         <w:tc>
           <w:tcPr>
-            <w:tcW w:w="3120" w:type="dxa"/>
+            <w:tcW w:type="dxa" w:w="3120"/>
           </w:tcPr>
           <w:p>
             <w:r>
@@ -5162,7 +3014,7 @@
         </w:tc>
         <w:tc>
           <w:tcPr>
-            <w:tcW w:w="3120" w:type="dxa"/>
+            <w:tcW w:type="dxa" w:w="3120"/>
           </w:tcPr>
           <w:p>
             <w:r>
@@ -5172,7 +3024,7 @@
         </w:tc>
         <w:tc>
           <w:tcPr>
-            <w:tcW w:w="3120" w:type="dxa"/>
+            <w:tcW w:type="dxa" w:w="3120"/>
           </w:tcPr>
           <w:p>
             <w:r>
@@ -5187,7 +3039,7 @@
         </w:trPr>
         <w:tc>
           <w:tcPr>
-            <w:tcW w:w="3120" w:type="dxa"/>
+            <w:tcW w:type="dxa" w:w="3120"/>
           </w:tcPr>
           <w:p>
             <w:r>
@@ -5197,7 +3049,7 @@
         </w:tc>
         <w:tc>
           <w:tcPr>
-            <w:tcW w:w="3120" w:type="dxa"/>
+            <w:tcW w:type="dxa" w:w="3120"/>
           </w:tcPr>
           <w:p>
             <w:r>
@@ -5207,7 +3059,7 @@
         </w:tc>
         <w:tc>
           <w:tcPr>
-            <w:tcW w:w="3120" w:type="dxa"/>
+            <w:tcW w:type="dxa" w:w="3120"/>
           </w:tcPr>
           <w:p>
             <w:r>
@@ -5222,7 +3074,7 @@
         </w:trPr>
         <w:tc>
           <w:tcPr>
-            <w:tcW w:w="3120" w:type="dxa"/>
+            <w:tcW w:type="dxa" w:w="3120"/>
           </w:tcPr>
           <w:p>
             <w:r>
@@ -5232,7 +3084,7 @@
         </w:tc>
         <w:tc>
           <w:tcPr>
-            <w:tcW w:w="3120" w:type="dxa"/>
+            <w:tcW w:type="dxa" w:w="3120"/>
           </w:tcPr>
           <w:p>
             <w:r>
@@ -5242,7 +3094,7 @@
         </w:tc>
         <w:tc>
           <w:tcPr>
-            <w:tcW w:w="3120" w:type="dxa"/>
+            <w:tcW w:type="dxa" w:w="3120"/>
           </w:tcPr>
           <w:p>
             <w:r>
@@ -5257,7 +3109,7 @@
         </w:trPr>
         <w:tc>
           <w:tcPr>
-            <w:tcW w:w="3120" w:type="dxa"/>
+            <w:tcW w:type="dxa" w:w="3120"/>
           </w:tcPr>
           <w:p>
             <w:r>
@@ -5267,7 +3119,7 @@
         </w:tc>
         <w:tc>
           <w:tcPr>
-            <w:tcW w:w="3120" w:type="dxa"/>
+            <w:tcW w:type="dxa" w:w="3120"/>
           </w:tcPr>
           <w:p>
             <w:r>
@@ -5277,14 +3129,11 @@
         </w:tc>
         <w:tc>
           <w:tcPr>
-            <w:tcW w:w="3120" w:type="dxa"/>
-          </w:tcPr>
-          <w:p>
-            <w:r>
-              <w:t xml:space="preserve">Binary (1 if </w:t>
-            </w:r>
-            <w:r>
-              <w:t>threat actor tag present)</w:t>
+            <w:tcW w:type="dxa" w:w="3120"/>
+          </w:tcPr>
+          <w:p>
+            <w:r>
+              <w:t>Binary (1 if threat actor tag present)</w:t>
             </w:r>
           </w:p>
         </w:tc>
@@ -5295,7 +3144,7 @@
         </w:trPr>
         <w:tc>
           <w:tcPr>
-            <w:tcW w:w="3120" w:type="dxa"/>
+            <w:tcW w:type="dxa" w:w="3120"/>
           </w:tcPr>
           <w:p>
             <w:r>
@@ -5305,7 +3154,7 @@
         </w:tc>
         <w:tc>
           <w:tcPr>
-            <w:tcW w:w="3120" w:type="dxa"/>
+            <w:tcW w:type="dxa" w:w="3120"/>
           </w:tcPr>
           <w:p>
             <w:r>
@@ -5315,7 +3164,7 @@
         </w:tc>
         <w:tc>
           <w:tcPr>
-            <w:tcW w:w="3120" w:type="dxa"/>
+            <w:tcW w:type="dxa" w:w="3120"/>
           </w:tcPr>
           <w:p>
             <w:r>
@@ -5330,7 +3179,7 @@
         </w:trPr>
         <w:tc>
           <w:tcPr>
-            <w:tcW w:w="3120" w:type="dxa"/>
+            <w:tcW w:type="dxa" w:w="3120"/>
           </w:tcPr>
           <w:p>
             <w:r>
@@ -5340,7 +3189,7 @@
         </w:tc>
         <w:tc>
           <w:tcPr>
-            <w:tcW w:w="3120" w:type="dxa"/>
+            <w:tcW w:type="dxa" w:w="3120"/>
           </w:tcPr>
           <w:p>
             <w:r>
@@ -5350,7 +3199,7 @@
         </w:tc>
         <w:tc>
           <w:tcPr>
-            <w:tcW w:w="3120" w:type="dxa"/>
+            <w:tcW w:type="dxa" w:w="3120"/>
           </w:tcPr>
           <w:p>
             <w:r>
@@ -5365,7 +3214,7 @@
         </w:trPr>
         <w:tc>
           <w:tcPr>
-            <w:tcW w:w="3120" w:type="dxa"/>
+            <w:tcW w:type="dxa" w:w="3120"/>
           </w:tcPr>
           <w:p>
             <w:r>
@@ -5375,7 +3224,7 @@
         </w:tc>
         <w:tc>
           <w:tcPr>
-            <w:tcW w:w="3120" w:type="dxa"/>
+            <w:tcW w:type="dxa" w:w="3120"/>
           </w:tcPr>
           <w:p>
             <w:r>
@@ -5385,7 +3234,7 @@
         </w:tc>
         <w:tc>
           <w:tcPr>
-            <w:tcW w:w="3120" w:type="dxa"/>
+            <w:tcW w:type="dxa" w:w="3120"/>
           </w:tcPr>
           <w:p>
             <w:r>
@@ -5400,7 +3249,7 @@
         </w:trPr>
         <w:tc>
           <w:tcPr>
-            <w:tcW w:w="3120" w:type="dxa"/>
+            <w:tcW w:type="dxa" w:w="3120"/>
           </w:tcPr>
           <w:p>
             <w:r>
@@ -5410,7 +3259,7 @@
         </w:tc>
         <w:tc>
           <w:tcPr>
-            <w:tcW w:w="3120" w:type="dxa"/>
+            <w:tcW w:type="dxa" w:w="3120"/>
           </w:tcPr>
           <w:p>
             <w:r>
@@ -5420,7 +3269,7 @@
         </w:tc>
         <w:tc>
           <w:tcPr>
-            <w:tcW w:w="3120" w:type="dxa"/>
+            <w:tcW w:type="dxa" w:w="3120"/>
           </w:tcPr>
           <w:p>
             <w:r>
@@ -5435,7 +3284,7 @@
         </w:trPr>
         <w:tc>
           <w:tcPr>
-            <w:tcW w:w="3120" w:type="dxa"/>
+            <w:tcW w:type="dxa" w:w="3120"/>
           </w:tcPr>
           <w:p>
             <w:r>
@@ -5445,7 +3294,7 @@
         </w:tc>
         <w:tc>
           <w:tcPr>
-            <w:tcW w:w="3120" w:type="dxa"/>
+            <w:tcW w:type="dxa" w:w="3120"/>
           </w:tcPr>
           <w:p>
             <w:r>
@@ -5455,7 +3304,7 @@
         </w:tc>
         <w:tc>
           <w:tcPr>
-            <w:tcW w:w="3120" w:type="dxa"/>
+            <w:tcW w:type="dxa" w:w="3120"/>
           </w:tcPr>
           <w:p>
             <w:r>
@@ -5470,7 +3319,7 @@
         </w:trPr>
         <w:tc>
           <w:tcPr>
-            <w:tcW w:w="3120" w:type="dxa"/>
+            <w:tcW w:type="dxa" w:w="3120"/>
           </w:tcPr>
           <w:p>
             <w:r>
@@ -5480,7 +3329,7 @@
         </w:tc>
         <w:tc>
           <w:tcPr>
-            <w:tcW w:w="3120" w:type="dxa"/>
+            <w:tcW w:type="dxa" w:w="3120"/>
           </w:tcPr>
           <w:p>
             <w:r>
@@ -5490,7 +3339,7 @@
         </w:tc>
         <w:tc>
           <w:tcPr>
-            <w:tcW w:w="3120" w:type="dxa"/>
+            <w:tcW w:type="dxa" w:w="3120"/>
           </w:tcPr>
           <w:p>
             <w:r>
@@ -5505,7 +3354,7 @@
         </w:trPr>
         <w:tc>
           <w:tcPr>
-            <w:tcW w:w="3120" w:type="dxa"/>
+            <w:tcW w:type="dxa" w:w="3120"/>
           </w:tcPr>
           <w:p>
             <w:r>
@@ -5515,7 +3364,7 @@
         </w:tc>
         <w:tc>
           <w:tcPr>
-            <w:tcW w:w="3120" w:type="dxa"/>
+            <w:tcW w:type="dxa" w:w="3120"/>
           </w:tcPr>
           <w:p>
             <w:r>
@@ -5525,7 +3374,7 @@
         </w:tc>
         <w:tc>
           <w:tcPr>
-            <w:tcW w:w="3120" w:type="dxa"/>
+            <w:tcW w:type="dxa" w:w="3120"/>
           </w:tcPr>
           <w:p>
             <w:r>
@@ -5540,7 +3389,7 @@
         </w:trPr>
         <w:tc>
           <w:tcPr>
-            <w:tcW w:w="3120" w:type="dxa"/>
+            <w:tcW w:type="dxa" w:w="3120"/>
           </w:tcPr>
           <w:p>
             <w:r>
@@ -5550,7 +3399,7 @@
         </w:tc>
         <w:tc>
           <w:tcPr>
-            <w:tcW w:w="3120" w:type="dxa"/>
+            <w:tcW w:type="dxa" w:w="3120"/>
           </w:tcPr>
           <w:p>
             <w:r>
@@ -5560,7 +3409,7 @@
         </w:tc>
         <w:tc>
           <w:tcPr>
-            <w:tcW w:w="3120" w:type="dxa"/>
+            <w:tcW w:type="dxa" w:w="3120"/>
           </w:tcPr>
           <w:p>
             <w:r>
@@ -5575,7 +3424,7 @@
         </w:trPr>
         <w:tc>
           <w:tcPr>
-            <w:tcW w:w="3120" w:type="dxa"/>
+            <w:tcW w:type="dxa" w:w="3120"/>
           </w:tcPr>
           <w:p>
             <w:r>
@@ -5585,7 +3434,7 @@
         </w:tc>
         <w:tc>
           <w:tcPr>
-            <w:tcW w:w="3120" w:type="dxa"/>
+            <w:tcW w:type="dxa" w:w="3120"/>
           </w:tcPr>
           <w:p>
             <w:r>
@@ -5595,7 +3444,7 @@
         </w:tc>
         <w:tc>
           <w:tcPr>
-            <w:tcW w:w="3120" w:type="dxa"/>
+            <w:tcW w:type="dxa" w:w="3120"/>
           </w:tcPr>
           <w:p>
             <w:r>
@@ -5610,7 +3459,7 @@
         </w:trPr>
         <w:tc>
           <w:tcPr>
-            <w:tcW w:w="3120" w:type="dxa"/>
+            <w:tcW w:type="dxa" w:w="3120"/>
           </w:tcPr>
           <w:p>
             <w:r>
@@ -5620,7 +3469,7 @@
         </w:tc>
         <w:tc>
           <w:tcPr>
-            <w:tcW w:w="3120" w:type="dxa"/>
+            <w:tcW w:type="dxa" w:w="3120"/>
           </w:tcPr>
           <w:p>
             <w:r>
@@ -5630,7 +3479,7 @@
         </w:tc>
         <w:tc>
           <w:tcPr>
-            <w:tcW w:w="3120" w:type="dxa"/>
+            <w:tcW w:type="dxa" w:w="3120"/>
           </w:tcPr>
           <w:p>
             <w:r>
@@ -5645,7 +3494,7 @@
         </w:trPr>
         <w:tc>
           <w:tcPr>
-            <w:tcW w:w="3120" w:type="dxa"/>
+            <w:tcW w:type="dxa" w:w="3120"/>
           </w:tcPr>
           <w:p>
             <w:r>
@@ -5655,7 +3504,7 @@
         </w:tc>
         <w:tc>
           <w:tcPr>
-            <w:tcW w:w="3120" w:type="dxa"/>
+            <w:tcW w:type="dxa" w:w="3120"/>
           </w:tcPr>
           <w:p>
             <w:r>
@@ -5665,7 +3514,7 @@
         </w:tc>
         <w:tc>
           <w:tcPr>
-            <w:tcW w:w="3120" w:type="dxa"/>
+            <w:tcW w:type="dxa" w:w="3120"/>
           </w:tcPr>
           <w:p>
             <w:r>
@@ -5678,10 +3527,7 @@
     <w:p/>
     <w:p>
       <w:r>
-        <w:t xml:space="preserve">Stacked signals counted: threat </w:t>
-      </w:r>
-      <w:r>
-        <w:t>actor present, TOR active, incidents/events present, sources ≥ 2, partners ≥ 2.</w:t>
+        <w:t>Stacked signals counted: threat actor present, TOR active, incidents/events present, sources ≥ 2, partners ≥ 2.</w:t>
       </w:r>
     </w:p>
     <w:p/>
@@ -5701,13 +3547,13 @@
     <w:tbl>
       <w:tblPr>
         <w:tblStyle w:val="TableGrid"/>
-        <w:tblW w:w="0" w:type="auto"/>
-        <w:tblLook w:val="04A0" w:firstRow="1" w:lastRow="0" w:firstColumn="1" w:lastColumn="0" w:noHBand="0" w:noVBand="1"/>
+        <w:tblW w:type="auto" w:w="0"/>
+        <w:tblLook w:firstColumn="1" w:firstRow="1" w:lastColumn="0" w:lastRow="0" w:noHBand="0" w:noVBand="1" w:val="04A0"/>
       </w:tblPr>
       <w:tblGrid>
-        <w:gridCol w:w="3116"/>
-        <w:gridCol w:w="3115"/>
-        <w:gridCol w:w="3119"/>
+        <w:gridCol w:w="3120"/>
+        <w:gridCol w:w="3120"/>
+        <w:gridCol w:w="3120"/>
       </w:tblGrid>
       <w:tr>
         <w:trPr>
@@ -5716,7 +3562,7 @@
         </w:trPr>
         <w:tc>
           <w:tcPr>
-            <w:tcW w:w="3120" w:type="dxa"/>
+            <w:tcW w:type="dxa" w:w="3120"/>
           </w:tcPr>
           <w:p>
             <w:r>
@@ -5726,7 +3572,7 @@
         </w:tc>
         <w:tc>
           <w:tcPr>
-            <w:tcW w:w="3120" w:type="dxa"/>
+            <w:tcW w:type="dxa" w:w="3120"/>
           </w:tcPr>
           <w:p>
             <w:r>
@@ -5736,7 +3582,7 @@
         </w:tc>
         <w:tc>
           <w:tcPr>
-            <w:tcW w:w="3120" w:type="dxa"/>
+            <w:tcW w:type="dxa" w:w="3120"/>
           </w:tcPr>
           <w:p>
             <w:r>
@@ -5751,7 +3597,7 @@
         </w:trPr>
         <w:tc>
           <w:tcPr>
-            <w:tcW w:w="3120" w:type="dxa"/>
+            <w:tcW w:type="dxa" w:w="3120"/>
           </w:tcPr>
           <w:p>
             <w:r>
@@ -5761,7 +3607,7 @@
         </w:tc>
         <w:tc>
           <w:tcPr>
-            <w:tcW w:w="3120" w:type="dxa"/>
+            <w:tcW w:type="dxa" w:w="3120"/>
           </w:tcPr>
           <w:p>
             <w:r>
@@ -5771,7 +3617,7 @@
         </w:tc>
         <w:tc>
           <w:tcPr>
-            <w:tcW w:w="3120" w:type="dxa"/>
+            <w:tcW w:type="dxa" w:w="3120"/>
           </w:tcPr>
           <w:p>
             <w:r>
@@ -5786,7 +3632,7 @@
         </w:trPr>
         <w:tc>
           <w:tcPr>
-            <w:tcW w:w="3120" w:type="dxa"/>
+            <w:tcW w:type="dxa" w:w="3120"/>
           </w:tcPr>
           <w:p>
             <w:r>
@@ -5796,7 +3642,7 @@
         </w:tc>
         <w:tc>
           <w:tcPr>
-            <w:tcW w:w="3120" w:type="dxa"/>
+            <w:tcW w:type="dxa" w:w="3120"/>
           </w:tcPr>
           <w:p>
             <w:r>
@@ -5806,7 +3652,7 @@
         </w:tc>
         <w:tc>
           <w:tcPr>
-            <w:tcW w:w="3120" w:type="dxa"/>
+            <w:tcW w:type="dxa" w:w="3120"/>
           </w:tcPr>
           <w:p>
             <w:r>
@@ -5821,7 +3667,7 @@
         </w:trPr>
         <w:tc>
           <w:tcPr>
-            <w:tcW w:w="3120" w:type="dxa"/>
+            <w:tcW w:type="dxa" w:w="3120"/>
           </w:tcPr>
           <w:p>
             <w:r>
@@ -5831,7 +3677,7 @@
         </w:tc>
         <w:tc>
           <w:tcPr>
-            <w:tcW w:w="3120" w:type="dxa"/>
+            <w:tcW w:type="dxa" w:w="3120"/>
           </w:tcPr>
           <w:p>
             <w:r>
@@ -5841,7 +3687,7 @@
         </w:tc>
         <w:tc>
           <w:tcPr>
-            <w:tcW w:w="3120" w:type="dxa"/>
+            <w:tcW w:type="dxa" w:w="3120"/>
           </w:tcPr>
           <w:p>
             <w:r>
@@ -5856,7 +3702,7 @@
         </w:trPr>
         <w:tc>
           <w:tcPr>
-            <w:tcW w:w="3120" w:type="dxa"/>
+            <w:tcW w:type="dxa" w:w="3120"/>
           </w:tcPr>
           <w:p>
             <w:r>
@@ -5866,7 +3712,7 @@
         </w:tc>
         <w:tc>
           <w:tcPr>
-            <w:tcW w:w="3120" w:type="dxa"/>
+            <w:tcW w:type="dxa" w:w="3120"/>
           </w:tcPr>
           <w:p>
             <w:r>
@@ -5876,7 +3722,7 @@
         </w:tc>
         <w:tc>
           <w:tcPr>
-            <w:tcW w:w="3120" w:type="dxa"/>
+            <w:tcW w:type="dxa" w:w="3120"/>
           </w:tcPr>
           <w:p>
             <w:r>
@@ -5891,20 +3737,17 @@
         </w:trPr>
         <w:tc>
           <w:tcPr>
-            <w:tcW w:w="3120" w:type="dxa"/>
-          </w:tcPr>
-          <w:p>
-            <w:r>
-              <w:t xml:space="preserve">Botnet </w:t>
-            </w:r>
-            <w:r>
-              <w:t>actions</w:t>
-            </w:r>
-          </w:p>
-        </w:tc>
-        <w:tc>
-          <w:tcPr>
-            <w:tcW w:w="3120" w:type="dxa"/>
+            <w:tcW w:type="dxa" w:w="3120"/>
+          </w:tcPr>
+          <w:p>
+            <w:r>
+              <w:t>Botnet actions</w:t>
+            </w:r>
+          </w:p>
+        </w:tc>
+        <w:tc>
+          <w:tcPr>
+            <w:tcW w:type="dxa" w:w="3120"/>
           </w:tcPr>
           <w:p>
             <w:r>
@@ -5914,7 +3757,7 @@
         </w:tc>
         <w:tc>
           <w:tcPr>
-            <w:tcW w:w="3120" w:type="dxa"/>
+            <w:tcW w:type="dxa" w:w="3120"/>
           </w:tcPr>
           <w:p>
             <w:r>
@@ -5974,7 +3817,6 @@
         <w:pStyle w:val="Heading4"/>
       </w:pPr>
       <w:r>
-        <w:lastRenderedPageBreak/>
         <w:t>9.4 Post-Normalization Caps and Floors</w:t>
       </w:r>
     </w:p>
@@ -5986,12 +3828,12 @@
     <w:tbl>
       <w:tblPr>
         <w:tblStyle w:val="TableGrid"/>
-        <w:tblW w:w="0" w:type="auto"/>
-        <w:tblLook w:val="04A0" w:firstRow="1" w:lastRow="0" w:firstColumn="1" w:lastColumn="0" w:noHBand="0" w:noVBand="1"/>
+        <w:tblW w:type="auto" w:w="0"/>
+        <w:tblLook w:firstColumn="1" w:firstRow="1" w:lastColumn="0" w:lastRow="0" w:noHBand="0" w:noVBand="1" w:val="04A0"/>
       </w:tblPr>
       <w:tblGrid>
-        <w:gridCol w:w="4675"/>
-        <w:gridCol w:w="4675"/>
+        <w:gridCol w:w="4680"/>
+        <w:gridCol w:w="4680"/>
       </w:tblGrid>
       <w:tr>
         <w:trPr>
@@ -6000,7 +3842,7 @@
         </w:trPr>
         <w:tc>
           <w:tcPr>
-            <w:tcW w:w="4680" w:type="dxa"/>
+            <w:tcW w:type="dxa" w:w="4680"/>
           </w:tcPr>
           <w:p>
             <w:r>
@@ -6010,7 +3852,7 @@
         </w:tc>
         <w:tc>
           <w:tcPr>
-            <w:tcW w:w="4680" w:type="dxa"/>
+            <w:tcW w:type="dxa" w:w="4680"/>
           </w:tcPr>
           <w:p>
             <w:r>
@@ -6025,7 +3867,7 @@
         </w:trPr>
         <w:tc>
           <w:tcPr>
-            <w:tcW w:w="4680" w:type="dxa"/>
+            <w:tcW w:type="dxa" w:w="4680"/>
           </w:tcPr>
           <w:p>
             <w:r>
@@ -6035,7 +3877,7 @@
         </w:tc>
         <w:tc>
           <w:tcPr>
-            <w:tcW w:w="4680" w:type="dxa"/>
+            <w:tcW w:type="dxa" w:w="4680"/>
           </w:tcPr>
           <w:p>
             <w:r>
@@ -6050,7 +3892,7 @@
         </w:trPr>
         <w:tc>
           <w:tcPr>
-            <w:tcW w:w="4680" w:type="dxa"/>
+            <w:tcW w:type="dxa" w:w="4680"/>
           </w:tcPr>
           <w:p>
             <w:r>
@@ -6060,7 +3902,7 @@
         </w:tc>
         <w:tc>
           <w:tcPr>
-            <w:tcW w:w="4680" w:type="dxa"/>
+            <w:tcW w:type="dxa" w:w="4680"/>
           </w:tcPr>
           <w:p>
             <w:r>
@@ -6075,20 +3917,17 @@
         </w:trPr>
         <w:tc>
           <w:tcPr>
-            <w:tcW w:w="4680" w:type="dxa"/>
-          </w:tcPr>
-          <w:p>
-            <w:r>
-              <w:t xml:space="preserve">Botnet </w:t>
-            </w:r>
-            <w:r>
-              <w:t>action tag (non-file)</w:t>
-            </w:r>
-          </w:p>
-        </w:tc>
-        <w:tc>
-          <w:tcPr>
-            <w:tcW w:w="4680" w:type="dxa"/>
+            <w:tcW w:type="dxa" w:w="4680"/>
+          </w:tcPr>
+          <w:p>
+            <w:r>
+              <w:t>Botnet action tag (non-file)</w:t>
+            </w:r>
+          </w:p>
+        </w:tc>
+        <w:tc>
+          <w:tcPr>
+            <w:tcW w:type="dxa" w:w="4680"/>
           </w:tcPr>
           <w:p>
             <w:r>
@@ -6103,7 +3942,7 @@
         </w:trPr>
         <w:tc>
           <w:tcPr>
-            <w:tcW w:w="4680" w:type="dxa"/>
+            <w:tcW w:type="dxa" w:w="4680"/>
           </w:tcPr>
           <w:p>
             <w:r>
@@ -6113,7 +3952,7 @@
         </w:tc>
         <w:tc>
           <w:tcPr>
-            <w:tcW w:w="4680" w:type="dxa"/>
+            <w:tcW w:type="dxa" w:w="4680"/>
           </w:tcPr>
           <w:p>
             <w:r>
@@ -6134,23 +3973,19 @@
       <w:pPr>
         <w:pStyle w:val="Heading3"/>
       </w:pPr>
-      <w:bookmarkStart w:id="19" w:name="_Toc228190100"/>
       <w:r>
         <w:t>Step 10 — AI Layer (HistGradientBoostingRegressor)</w:t>
       </w:r>
-      <w:bookmarkEnd w:id="19"/>
-    </w:p>
-    <w:p/>
-    <w:p>
-      <w:r>
-        <w:t xml:space="preserve">A gradient boosting regression model is trained on the current run's data to </w:t>
-      </w:r>
-      <w:r>
-        <w:t>learn the rule-score pattern:</w:t>
-      </w:r>
-    </w:p>
-    <w:p/>
-    <w:p>
+    </w:p>
+    <w:p/>
+    <w:p>
+      <w:r>
+        <w:t>A gradient boosting regression model is trained on the current run's data to learn the rule-score pattern:</w:t>
+      </w:r>
+    </w:p>
+    <w:p/>
+    <w:p>
+      <w:pPr/>
       <w:r>
         <w:rPr>
           <w:b/>
@@ -6162,6 +3997,7 @@
       </w:r>
     </w:p>
     <w:p>
+      <w:pPr/>
       <w:r>
         <w:rPr>
           <w:b/>
@@ -6183,6 +4019,7 @@
       </w:r>
     </w:p>
     <w:p>
+      <w:pPr/>
       <w:r>
         <w:rPr>
           <w:b/>
@@ -6204,6 +4041,7 @@
       </w:r>
     </w:p>
     <w:p>
+      <w:pPr/>
       <w:r>
         <w:rPr>
           <w:b/>
@@ -6261,12 +4099,9 @@
       <w:pPr>
         <w:pStyle w:val="Heading3"/>
       </w:pPr>
-      <w:bookmarkStart w:id="20" w:name="_Toc228190101"/>
-      <w:r>
-        <w:lastRenderedPageBreak/>
+      <w:r>
         <w:t>Step 11 — Hybrid Score and Severity</w:t>
       </w:r>
-      <w:bookmarkEnd w:id="20"/>
     </w:p>
     <w:p/>
     <w:p>
@@ -6313,12 +4148,12 @@
     <w:tbl>
       <w:tblPr>
         <w:tblStyle w:val="TableGrid"/>
-        <w:tblW w:w="0" w:type="auto"/>
-        <w:tblLook w:val="04A0" w:firstRow="1" w:lastRow="0" w:firstColumn="1" w:lastColumn="0" w:noHBand="0" w:noVBand="1"/>
+        <w:tblW w:type="auto" w:w="0"/>
+        <w:tblLook w:firstColumn="1" w:firstRow="1" w:lastColumn="0" w:lastRow="0" w:noHBand="0" w:noVBand="1" w:val="04A0"/>
       </w:tblPr>
       <w:tblGrid>
-        <w:gridCol w:w="4675"/>
-        <w:gridCol w:w="4675"/>
+        <w:gridCol w:w="4680"/>
+        <w:gridCol w:w="4680"/>
       </w:tblGrid>
       <w:tr>
         <w:trPr>
@@ -6327,7 +4162,7 @@
         </w:trPr>
         <w:tc>
           <w:tcPr>
-            <w:tcW w:w="4680" w:type="dxa"/>
+            <w:tcW w:type="dxa" w:w="4680"/>
           </w:tcPr>
           <w:p>
             <w:r>
@@ -6337,7 +4172,7 @@
         </w:tc>
         <w:tc>
           <w:tcPr>
-            <w:tcW w:w="4680" w:type="dxa"/>
+            <w:tcW w:type="dxa" w:w="4680"/>
           </w:tcPr>
           <w:p>
             <w:r>
@@ -6352,7 +4187,7 @@
         </w:trPr>
         <w:tc>
           <w:tcPr>
-            <w:tcW w:w="4680" w:type="dxa"/>
+            <w:tcW w:type="dxa" w:w="4680"/>
           </w:tcPr>
           <w:p>
             <w:r>
@@ -6362,7 +4197,7 @@
         </w:tc>
         <w:tc>
           <w:tcPr>
-            <w:tcW w:w="4680" w:type="dxa"/>
+            <w:tcW w:type="dxa" w:w="4680"/>
           </w:tcPr>
           <w:p>
             <w:r>
@@ -6377,7 +4212,7 @@
         </w:trPr>
         <w:tc>
           <w:tcPr>
-            <w:tcW w:w="4680" w:type="dxa"/>
+            <w:tcW w:type="dxa" w:w="4680"/>
           </w:tcPr>
           <w:p>
             <w:r>
@@ -6387,7 +4222,7 @@
         </w:tc>
         <w:tc>
           <w:tcPr>
-            <w:tcW w:w="4680" w:type="dxa"/>
+            <w:tcW w:type="dxa" w:w="4680"/>
           </w:tcPr>
           <w:p>
             <w:r>
@@ -6402,7 +4237,7 @@
         </w:trPr>
         <w:tc>
           <w:tcPr>
-            <w:tcW w:w="4680" w:type="dxa"/>
+            <w:tcW w:type="dxa" w:w="4680"/>
           </w:tcPr>
           <w:p>
             <w:r>
@@ -6412,7 +4247,7 @@
         </w:tc>
         <w:tc>
           <w:tcPr>
-            <w:tcW w:w="4680" w:type="dxa"/>
+            <w:tcW w:type="dxa" w:w="4680"/>
           </w:tcPr>
           <w:p>
             <w:r>
@@ -6427,7 +4262,7 @@
         </w:trPr>
         <w:tc>
           <w:tcPr>
-            <w:tcW w:w="4680" w:type="dxa"/>
+            <w:tcW w:type="dxa" w:w="4680"/>
           </w:tcPr>
           <w:p>
             <w:r>
@@ -6437,7 +4272,7 @@
         </w:tc>
         <w:tc>
           <w:tcPr>
-            <w:tcW w:w="4680" w:type="dxa"/>
+            <w:tcW w:type="dxa" w:w="4680"/>
           </w:tcPr>
           <w:p>
             <w:r>
@@ -6524,11 +4359,9 @@
       <w:pPr>
         <w:pStyle w:val="Heading3"/>
       </w:pPr>
-      <w:bookmarkStart w:id="21" w:name="_Toc228190102"/>
       <w:r>
         <w:t>Step 12 — Excel Export</w:t>
       </w:r>
-      <w:bookmarkEnd w:id="21"/>
     </w:p>
     <w:p/>
     <w:p>
@@ -6575,12 +4408,12 @@
     <w:tbl>
       <w:tblPr>
         <w:tblStyle w:val="TableGrid"/>
-        <w:tblW w:w="0" w:type="auto"/>
-        <w:tblLook w:val="04A0" w:firstRow="1" w:lastRow="0" w:firstColumn="1" w:lastColumn="0" w:noHBand="0" w:noVBand="1"/>
+        <w:tblW w:type="auto" w:w="0"/>
+        <w:tblLook w:firstColumn="1" w:firstRow="1" w:lastColumn="0" w:lastRow="0" w:noHBand="0" w:noVBand="1" w:val="04A0"/>
       </w:tblPr>
       <w:tblGrid>
-        <w:gridCol w:w="4675"/>
-        <w:gridCol w:w="4675"/>
+        <w:gridCol w:w="4680"/>
+        <w:gridCol w:w="4680"/>
       </w:tblGrid>
       <w:tr>
         <w:trPr>
@@ -6589,7 +4422,7 @@
         </w:trPr>
         <w:tc>
           <w:tcPr>
-            <w:tcW w:w="4680" w:type="dxa"/>
+            <w:tcW w:type="dxa" w:w="4680"/>
           </w:tcPr>
           <w:p>
             <w:r>
@@ -6599,7 +4432,7 @@
         </w:tc>
         <w:tc>
           <w:tcPr>
-            <w:tcW w:w="4680" w:type="dxa"/>
+            <w:tcW w:type="dxa" w:w="4680"/>
           </w:tcPr>
           <w:p>
             <w:r>
@@ -6614,7 +4447,7 @@
         </w:trPr>
         <w:tc>
           <w:tcPr>
-            <w:tcW w:w="4680" w:type="dxa"/>
+            <w:tcW w:type="dxa" w:w="4680"/>
           </w:tcPr>
           <w:p>
             <w:r>
@@ -6624,7 +4457,7 @@
         </w:tc>
         <w:tc>
           <w:tcPr>
-            <w:tcW w:w="4680" w:type="dxa"/>
+            <w:tcW w:type="dxa" w:w="4680"/>
           </w:tcPr>
           <w:p>
             <w:r>
@@ -6639,7 +4472,7 @@
         </w:trPr>
         <w:tc>
           <w:tcPr>
-            <w:tcW w:w="4680" w:type="dxa"/>
+            <w:tcW w:type="dxa" w:w="4680"/>
           </w:tcPr>
           <w:p>
             <w:r>
@@ -6649,7 +4482,7 @@
         </w:tc>
         <w:tc>
           <w:tcPr>
-            <w:tcW w:w="4680" w:type="dxa"/>
+            <w:tcW w:type="dxa" w:w="4680"/>
           </w:tcPr>
           <w:p>
             <w:r>
@@ -6664,7 +4497,7 @@
         </w:trPr>
         <w:tc>
           <w:tcPr>
-            <w:tcW w:w="4680" w:type="dxa"/>
+            <w:tcW w:type="dxa" w:w="4680"/>
           </w:tcPr>
           <w:p>
             <w:r>
@@ -6674,7 +4507,7 @@
         </w:tc>
         <w:tc>
           <w:tcPr>
-            <w:tcW w:w="4680" w:type="dxa"/>
+            <w:tcW w:type="dxa" w:w="4680"/>
           </w:tcPr>
           <w:p>
             <w:r>
@@ -6711,11 +4544,9 @@
       <w:pPr>
         <w:pStyle w:val="Heading3"/>
       </w:pPr>
-      <w:bookmarkStart w:id="22" w:name="_Toc228190103"/>
       <w:r>
         <w:t>Step 13 — Score History Utilities</w:t>
       </w:r>
-      <w:bookmarkEnd w:id="22"/>
     </w:p>
     <w:p/>
     <w:p>
@@ -6731,12 +4562,12 @@
     <w:tbl>
       <w:tblPr>
         <w:tblStyle w:val="TableGrid"/>
-        <w:tblW w:w="0" w:type="auto"/>
-        <w:tblLook w:val="04A0" w:firstRow="1" w:lastRow="0" w:firstColumn="1" w:lastColumn="0" w:noHBand="0" w:noVBand="1"/>
+        <w:tblW w:type="auto" w:w="0"/>
+        <w:tblLook w:firstColumn="1" w:firstRow="1" w:lastColumn="0" w:lastRow="0" w:noHBand="0" w:noVBand="1" w:val="04A0"/>
       </w:tblPr>
       <w:tblGrid>
-        <w:gridCol w:w="4679"/>
-        <w:gridCol w:w="4671"/>
+        <w:gridCol w:w="4680"/>
+        <w:gridCol w:w="4680"/>
       </w:tblGrid>
       <w:tr>
         <w:trPr>
@@ -6745,7 +4576,7 @@
         </w:trPr>
         <w:tc>
           <w:tcPr>
-            <w:tcW w:w="4680" w:type="dxa"/>
+            <w:tcW w:type="dxa" w:w="4680"/>
           </w:tcPr>
           <w:p>
             <w:r>
@@ -6755,7 +4586,7 @@
         </w:tc>
         <w:tc>
           <w:tcPr>
-            <w:tcW w:w="4680" w:type="dxa"/>
+            <w:tcW w:type="dxa" w:w="4680"/>
           </w:tcPr>
           <w:p>
             <w:r>
@@ -6770,7 +4601,7 @@
         </w:trPr>
         <w:tc>
           <w:tcPr>
-            <w:tcW w:w="4680" w:type="dxa"/>
+            <w:tcW w:type="dxa" w:w="4680"/>
           </w:tcPr>
           <w:p>
             <w:r>
@@ -6780,7 +4611,7 @@
         </w:tc>
         <w:tc>
           <w:tcPr>
-            <w:tcW w:w="4680" w:type="dxa"/>
+            <w:tcW w:type="dxa" w:w="4680"/>
           </w:tcPr>
           <w:p>
             <w:r>
@@ -6795,7 +4626,7 @@
         </w:trPr>
         <w:tc>
           <w:tcPr>
-            <w:tcW w:w="4680" w:type="dxa"/>
+            <w:tcW w:type="dxa" w:w="4680"/>
           </w:tcPr>
           <w:p>
             <w:r>
@@ -6805,7 +4636,7 @@
         </w:tc>
         <w:tc>
           <w:tcPr>
-            <w:tcW w:w="4680" w:type="dxa"/>
+            <w:tcW w:type="dxa" w:w="4680"/>
           </w:tcPr>
           <w:p>
             <w:r>
@@ -6832,12 +4663,9 @@
       <w:pPr>
         <w:pStyle w:val="Heading2"/>
       </w:pPr>
-      <w:bookmarkStart w:id="23" w:name="_Toc228190104"/>
-      <w:r>
-        <w:lastRenderedPageBreak/>
+      <w:r>
         <w:t>7. Interpreting Results</w:t>
       </w:r>
-      <w:bookmarkEnd w:id="23"/>
     </w:p>
     <w:p>
       <w:pPr>
@@ -6847,13 +4675,13 @@
     <w:tbl>
       <w:tblPr>
         <w:tblStyle w:val="TableGrid"/>
-        <w:tblW w:w="0" w:type="auto"/>
-        <w:tblLook w:val="04A0" w:firstRow="1" w:lastRow="0" w:firstColumn="1" w:lastColumn="0" w:noHBand="0" w:noVBand="1"/>
+        <w:tblW w:type="auto" w:w="0"/>
+        <w:tblLook w:firstColumn="1" w:firstRow="1" w:lastColumn="0" w:lastRow="0" w:noHBand="0" w:noVBand="1" w:val="04A0"/>
       </w:tblPr>
       <w:tblGrid>
-        <w:gridCol w:w="3117"/>
-        <w:gridCol w:w="3116"/>
-        <w:gridCol w:w="3117"/>
+        <w:gridCol w:w="3120"/>
+        <w:gridCol w:w="3120"/>
+        <w:gridCol w:w="3120"/>
       </w:tblGrid>
       <w:tr>
         <w:trPr>
@@ -6862,7 +4690,7 @@
         </w:trPr>
         <w:tc>
           <w:tcPr>
-            <w:tcW w:w="3120" w:type="dxa"/>
+            <w:tcW w:type="dxa" w:w="3120"/>
           </w:tcPr>
           <w:p>
             <w:r>
@@ -6872,7 +4700,7 @@
         </w:tc>
         <w:tc>
           <w:tcPr>
-            <w:tcW w:w="3120" w:type="dxa"/>
+            <w:tcW w:type="dxa" w:w="3120"/>
           </w:tcPr>
           <w:p>
             <w:r>
@@ -6882,7 +4710,7 @@
         </w:tc>
         <w:tc>
           <w:tcPr>
-            <w:tcW w:w="3120" w:type="dxa"/>
+            <w:tcW w:type="dxa" w:w="3120"/>
           </w:tcPr>
           <w:p>
             <w:r>
@@ -6897,7 +4725,7 @@
         </w:trPr>
         <w:tc>
           <w:tcPr>
-            <w:tcW w:w="3120" w:type="dxa"/>
+            <w:tcW w:type="dxa" w:w="3120"/>
           </w:tcPr>
           <w:p>
             <w:r>
@@ -6907,7 +4735,7 @@
         </w:tc>
         <w:tc>
           <w:tcPr>
-            <w:tcW w:w="3120" w:type="dxa"/>
+            <w:tcW w:type="dxa" w:w="3120"/>
           </w:tcPr>
           <w:p>
             <w:r>
@@ -6917,7 +4745,7 @@
         </w:tc>
         <w:tc>
           <w:tcPr>
-            <w:tcW w:w="3120" w:type="dxa"/>
+            <w:tcW w:type="dxa" w:w="3120"/>
           </w:tcPr>
           <w:p>
             <w:r>
@@ -6932,7 +4760,7 @@
         </w:trPr>
         <w:tc>
           <w:tcPr>
-            <w:tcW w:w="3120" w:type="dxa"/>
+            <w:tcW w:type="dxa" w:w="3120"/>
           </w:tcPr>
           <w:p>
             <w:r>
@@ -6942,7 +4770,7 @@
         </w:tc>
         <w:tc>
           <w:tcPr>
-            <w:tcW w:w="3120" w:type="dxa"/>
+            <w:tcW w:type="dxa" w:w="3120"/>
           </w:tcPr>
           <w:p>
             <w:r>
@@ -6952,7 +4780,7 @@
         </w:tc>
         <w:tc>
           <w:tcPr>
-            <w:tcW w:w="3120" w:type="dxa"/>
+            <w:tcW w:type="dxa" w:w="3120"/>
           </w:tcPr>
           <w:p>
             <w:r>
@@ -6967,7 +4795,7 @@
         </w:trPr>
         <w:tc>
           <w:tcPr>
-            <w:tcW w:w="3120" w:type="dxa"/>
+            <w:tcW w:type="dxa" w:w="3120"/>
           </w:tcPr>
           <w:p>
             <w:r>
@@ -6977,7 +4805,7 @@
         </w:tc>
         <w:tc>
           <w:tcPr>
-            <w:tcW w:w="3120" w:type="dxa"/>
+            <w:tcW w:type="dxa" w:w="3120"/>
           </w:tcPr>
           <w:p>
             <w:r>
@@ -6987,7 +4815,7 @@
         </w:tc>
         <w:tc>
           <w:tcPr>
-            <w:tcW w:w="3120" w:type="dxa"/>
+            <w:tcW w:type="dxa" w:w="3120"/>
           </w:tcPr>
           <w:p>
             <w:r>
@@ -7002,7 +4830,7 @@
         </w:trPr>
         <w:tc>
           <w:tcPr>
-            <w:tcW w:w="3120" w:type="dxa"/>
+            <w:tcW w:type="dxa" w:w="3120"/>
           </w:tcPr>
           <w:p>
             <w:r>
@@ -7012,7 +4840,7 @@
         </w:tc>
         <w:tc>
           <w:tcPr>
-            <w:tcW w:w="3120" w:type="dxa"/>
+            <w:tcW w:type="dxa" w:w="3120"/>
           </w:tcPr>
           <w:p>
             <w:r>
@@ -7022,14 +4850,11 @@
         </w:tc>
         <w:tc>
           <w:tcPr>
-            <w:tcW w:w="3120" w:type="dxa"/>
-          </w:tcPr>
-          <w:p>
-            <w:r>
-              <w:t xml:space="preserve">Monitor; review if </w:t>
-            </w:r>
-            <w:r>
-              <w:t>score increases in subsequent runs</w:t>
+            <w:tcW w:type="dxa" w:w="3120"/>
+          </w:tcPr>
+          <w:p>
+            <w:r>
+              <w:t>Monitor; review if score increases in subsequent runs</w:t>
             </w:r>
           </w:p>
         </w:tc>
@@ -7062,11 +4887,9 @@
       <w:pPr>
         <w:pStyle w:val="Heading2"/>
       </w:pPr>
-      <w:bookmarkStart w:id="24" w:name="_Toc228190105"/>
       <w:r>
         <w:t>8. Troubleshooting</w:t>
       </w:r>
-      <w:bookmarkEnd w:id="24"/>
     </w:p>
     <w:p>
       <w:pPr>
@@ -7076,13 +4899,13 @@
     <w:tbl>
       <w:tblPr>
         <w:tblStyle w:val="TableGrid"/>
-        <w:tblW w:w="0" w:type="auto"/>
-        <w:tblLook w:val="04A0" w:firstRow="1" w:lastRow="0" w:firstColumn="1" w:lastColumn="0" w:noHBand="0" w:noVBand="1"/>
+        <w:tblW w:type="auto" w:w="0"/>
+        <w:tblLook w:firstColumn="1" w:firstRow="1" w:lastColumn="0" w:lastRow="0" w:noHBand="0" w:noVBand="1" w:val="04A0"/>
       </w:tblPr>
       <w:tblGrid>
-        <w:gridCol w:w="2974"/>
-        <w:gridCol w:w="2946"/>
-        <w:gridCol w:w="3430"/>
+        <w:gridCol w:w="3120"/>
+        <w:gridCol w:w="3120"/>
+        <w:gridCol w:w="3120"/>
       </w:tblGrid>
       <w:tr>
         <w:trPr>
@@ -7091,7 +4914,7 @@
         </w:trPr>
         <w:tc>
           <w:tcPr>
-            <w:tcW w:w="3120" w:type="dxa"/>
+            <w:tcW w:type="dxa" w:w="3120"/>
           </w:tcPr>
           <w:p>
             <w:r>
@@ -7101,7 +4924,7 @@
         </w:tc>
         <w:tc>
           <w:tcPr>
-            <w:tcW w:w="3120" w:type="dxa"/>
+            <w:tcW w:type="dxa" w:w="3120"/>
           </w:tcPr>
           <w:p>
             <w:r>
@@ -7111,7 +4934,7 @@
         </w:tc>
         <w:tc>
           <w:tcPr>
-            <w:tcW w:w="3120" w:type="dxa"/>
+            <w:tcW w:type="dxa" w:w="3120"/>
           </w:tcPr>
           <w:p>
             <w:r>
@@ -7126,7 +4949,7 @@
         </w:trPr>
         <w:tc>
           <w:tcPr>
-            <w:tcW w:w="3120" w:type="dxa"/>
+            <w:tcW w:type="dxa" w:w="3120"/>
           </w:tcPr>
           <w:p>
             <w:r>
@@ -7136,7 +4959,7 @@
         </w:tc>
         <w:tc>
           <w:tcPr>
-            <w:tcW w:w="3120" w:type="dxa"/>
+            <w:tcW w:type="dxa" w:w="3120"/>
           </w:tcPr>
           <w:p>
             <w:r>
@@ -7146,7 +4969,7 @@
         </w:tc>
         <w:tc>
           <w:tcPr>
-            <w:tcW w:w="3120" w:type="dxa"/>
+            <w:tcW w:type="dxa" w:w="3120"/>
           </w:tcPr>
           <w:p>
             <w:r>
@@ -7161,7 +4984,7 @@
         </w:trPr>
         <w:tc>
           <w:tcPr>
-            <w:tcW w:w="3120" w:type="dxa"/>
+            <w:tcW w:type="dxa" w:w="3120"/>
           </w:tcPr>
           <w:p>
             <w:r>
@@ -7171,7 +4994,7 @@
         </w:tc>
         <w:tc>
           <w:tcPr>
-            <w:tcW w:w="3120" w:type="dxa"/>
+            <w:tcW w:type="dxa" w:w="3120"/>
           </w:tcPr>
           <w:p>
             <w:r>
@@ -7181,14 +5004,11 @@
         </w:tc>
         <w:tc>
           <w:tcPr>
-            <w:tcW w:w="3120" w:type="dxa"/>
-          </w:tcPr>
-          <w:p>
-            <w:r>
-              <w:t xml:space="preserve">Verify all input files exist at </w:t>
-            </w:r>
-            <w:r>
-              <w:t>expected paths</w:t>
+            <w:tcW w:type="dxa" w:w="3120"/>
+          </w:tcPr>
+          <w:p>
+            <w:r>
+              <w:t>Verify all input files exist at expected paths</w:t>
             </w:r>
           </w:p>
         </w:tc>
@@ -7199,7 +5019,7 @@
         </w:trPr>
         <w:tc>
           <w:tcPr>
-            <w:tcW w:w="3120" w:type="dxa"/>
+            <w:tcW w:type="dxa" w:w="3120"/>
           </w:tcPr>
           <w:p>
             <w:r>
@@ -7209,7 +5029,7 @@
         </w:tc>
         <w:tc>
           <w:tcPr>
-            <w:tcW w:w="3120" w:type="dxa"/>
+            <w:tcW w:type="dxa" w:w="3120"/>
           </w:tcPr>
           <w:p>
             <w:r>
@@ -7219,7 +5039,7 @@
         </w:tc>
         <w:tc>
           <w:tcPr>
-            <w:tcW w:w="3120" w:type="dxa"/>
+            <w:tcW w:type="dxa" w:w="3120"/>
           </w:tcPr>
           <w:p>
             <w:r>
@@ -7234,18 +5054,17 @@
         </w:trPr>
         <w:tc>
           <w:tcPr>
-            <w:tcW w:w="3120" w:type="dxa"/>
-          </w:tcPr>
-          <w:p>
-            <w:r>
-              <w:lastRenderedPageBreak/>
+            <w:tcW w:type="dxa" w:w="3120"/>
+          </w:tcPr>
+          <w:p>
+            <w:r>
               <w:t>R² &lt; 0.85 on AI layer</w:t>
             </w:r>
           </w:p>
         </w:tc>
         <w:tc>
           <w:tcPr>
-            <w:tcW w:w="3120" w:type="dxa"/>
+            <w:tcW w:type="dxa" w:w="3120"/>
           </w:tcPr>
           <w:p>
             <w:r>
@@ -7255,7 +5074,7 @@
         </w:tc>
         <w:tc>
           <w:tcPr>
-            <w:tcW w:w="3120" w:type="dxa"/>
+            <w:tcW w:type="dxa" w:w="3120"/>
           </w:tcPr>
           <w:p>
             <w:r>
@@ -7270,7 +5089,7 @@
         </w:trPr>
         <w:tc>
           <w:tcPr>
-            <w:tcW w:w="3120" w:type="dxa"/>
+            <w:tcW w:type="dxa" w:w="3120"/>
           </w:tcPr>
           <w:p>
             <w:r>
@@ -7280,7 +5099,7 @@
         </w:tc>
         <w:tc>
           <w:tcPr>
-            <w:tcW w:w="3120" w:type="dxa"/>
+            <w:tcW w:type="dxa" w:w="3120"/>
           </w:tcPr>
           <w:p>
             <w:r>
@@ -7290,7 +5109,7 @@
         </w:tc>
         <w:tc>
           <w:tcPr>
-            <w:tcW w:w="3120" w:type="dxa"/>
+            <w:tcW w:type="dxa" w:w="3120"/>
           </w:tcPr>
           <w:p>
             <w:r>
@@ -7305,7 +5124,7 @@
         </w:trPr>
         <w:tc>
           <w:tcPr>
-            <w:tcW w:w="3120" w:type="dxa"/>
+            <w:tcW w:type="dxa" w:w="3120"/>
           </w:tcPr>
           <w:p>
             <w:r>
@@ -7315,7 +5134,7 @@
         </w:tc>
         <w:tc>
           <w:tcPr>
-            <w:tcW w:w="3120" w:type="dxa"/>
+            <w:tcW w:type="dxa" w:w="3120"/>
           </w:tcPr>
           <w:p>
             <w:r>
@@ -7325,7 +5144,7 @@
         </w:tc>
         <w:tc>
           <w:tcPr>
-            <w:tcW w:w="3120" w:type="dxa"/>
+            <w:tcW w:type="dxa" w:w="3120"/>
           </w:tcPr>
           <w:p>
             <w:r>
@@ -7340,7 +5159,7 @@
         </w:trPr>
         <w:tc>
           <w:tcPr>
-            <w:tcW w:w="3120" w:type="dxa"/>
+            <w:tcW w:type="dxa" w:w="3120"/>
           </w:tcPr>
           <w:p>
             <w:r>
@@ -7350,7 +5169,7 @@
         </w:tc>
         <w:tc>
           <w:tcPr>
-            <w:tcW w:w="3120" w:type="dxa"/>
+            <w:tcW w:type="dxa" w:w="3120"/>
           </w:tcPr>
           <w:p>
             <w:r>
@@ -7360,7 +5179,7 @@
         </w:tc>
         <w:tc>
           <w:tcPr>
-            <w:tcW w:w="3120" w:type="dxa"/>
+            <w:tcW w:type="dxa" w:w="3120"/>
           </w:tcPr>
           <w:p>
             <w:r>
@@ -7381,17 +5200,13 @@
       <w:pPr>
         <w:pStyle w:val="Heading2"/>
       </w:pPr>
-      <w:bookmarkStart w:id="25" w:name="_Toc228190106"/>
-      <w:r>
-        <w:t xml:space="preserve">9. </w:t>
-      </w:r>
-      <w:r>
-        <w:t>Maintenance Notes</w:t>
-      </w:r>
-      <w:bookmarkEnd w:id="25"/>
-    </w:p>
-    <w:p/>
-    <w:p>
+      <w:r>
+        <w:t>9. Maintenance Notes</w:t>
+      </w:r>
+    </w:p>
+    <w:p/>
+    <w:p>
+      <w:pPr/>
       <w:r>
         <w:rPr>
           <w:b/>
@@ -7403,6 +5218,7 @@
       </w:r>
     </w:p>
     <w:p>
+      <w:pPr/>
       <w:r>
         <w:rPr>
           <w:b/>
@@ -7424,6 +5240,7 @@
       </w:r>
     </w:p>
     <w:p>
+      <w:pPr/>
       <w:r>
         <w:rPr>
           <w:b/>
@@ -7435,6 +5252,7 @@
       </w:r>
     </w:p>
     <w:p>
+      <w:pPr/>
       <w:r>
         <w:rPr>
           <w:b/>
@@ -7446,6 +5264,7 @@
       </w:r>
     </w:p>
     <w:p>
+      <w:pPr/>
       <w:r>
         <w:rPr>
           <w:b/>
@@ -7487,25 +5306,22 @@
       <w:pPr>
         <w:pStyle w:val="Heading2"/>
       </w:pPr>
-      <w:bookmarkStart w:id="26" w:name="_Toc228190107"/>
       <w:r>
         <w:t>10. How to Run the Notebook</w:t>
       </w:r>
-      <w:bookmarkEnd w:id="26"/>
     </w:p>
     <w:p/>
     <w:p>
       <w:pPr>
         <w:pStyle w:val="Heading3"/>
       </w:pPr>
-      <w:bookmarkStart w:id="27" w:name="_Toc228190108"/>
       <w:r>
         <w:t>10.1 Open the Notebook</w:t>
       </w:r>
-      <w:bookmarkEnd w:id="27"/>
-    </w:p>
-    <w:p/>
-    <w:p>
+    </w:p>
+    <w:p/>
+    <w:p>
+      <w:pPr/>
       <w:r>
         <w:t xml:space="preserve">Open </w:t>
       </w:r>
@@ -7520,6 +5336,7 @@
       </w:r>
     </w:p>
     <w:p>
+      <w:pPr/>
       <w:r>
         <w:t xml:space="preserve">Navigate to </w:t>
       </w:r>
@@ -7538,6 +5355,7 @@
       </w:r>
     </w:p>
     <w:p>
+      <w:pPr/>
       <w:r>
         <w:t xml:space="preserve">Open </w:t>
       </w:r>
@@ -7557,11 +5375,9 @@
       <w:pPr>
         <w:pStyle w:val="Heading3"/>
       </w:pPr>
-      <w:bookmarkStart w:id="28" w:name="_Toc228190109"/>
       <w:r>
         <w:t>10.2 Verify Prerequisites</w:t>
       </w:r>
-      <w:bookmarkEnd w:id="28"/>
     </w:p>
     <w:p/>
     <w:p>
@@ -7571,11 +5387,13 @@
     </w:p>
     <w:p/>
     <w:p>
+      <w:pPr/>
       <w:r>
         <w:t>[ ] You have network connectivity to the ThreatConnect API.</w:t>
       </w:r>
     </w:p>
     <w:p>
+      <w:pPr/>
       <w:r>
         <w:t xml:space="preserve">[ ] </w:t>
       </w:r>
@@ -7594,6 +5412,7 @@
       </w:r>
     </w:p>
     <w:p>
+      <w:pPr/>
       <w:r>
         <w:t xml:space="preserve">[ ] </w:t>
       </w:r>
@@ -7622,6 +5441,7 @@
       </w:r>
     </w:p>
     <w:p>
+      <w:pPr/>
       <w:r>
         <w:t xml:space="preserve">[ ] Daily OpDiv CSV files in </w:t>
       </w:r>
@@ -7640,6 +5460,7 @@
       </w:r>
     </w:p>
     <w:p>
+      <w:pPr/>
       <w:r>
         <w:t>[ ] The observed tags and observed indicators CSVs have been refreshed for today's run.</w:t>
       </w:r>
@@ -7649,11 +5470,9 @@
       <w:pPr>
         <w:pStyle w:val="Heading3"/>
       </w:pPr>
-      <w:bookmarkStart w:id="29" w:name="_Toc228190110"/>
       <w:r>
         <w:t>10.3 Run All Cells</w:t>
       </w:r>
-      <w:bookmarkEnd w:id="29"/>
     </w:p>
     <w:p/>
     <w:p>
@@ -7672,6 +5491,7 @@
     </w:p>
     <w:p/>
     <w:p>
+      <w:pPr/>
       <w:r>
         <w:rPr>
           <w:b/>
@@ -7712,11 +5532,11 @@
       </w:r>
     </w:p>
     <w:p>
+      <w:pPr/>
       <w:r>
         <w:rPr>
           <w:b/>
         </w:rPr>
-        <w:lastRenderedPageBreak/>
         <w:t>JupyterLab:</w:t>
       </w:r>
       <w:r>
@@ -7763,11 +5583,9 @@
       <w:pPr>
         <w:pStyle w:val="Heading3"/>
       </w:pPr>
-      <w:bookmarkStart w:id="30" w:name="_Toc228190111"/>
       <w:r>
         <w:t>10.4 Monitor Progress</w:t>
       </w:r>
-      <w:bookmarkEnd w:id="30"/>
     </w:p>
     <w:p/>
     <w:p>
@@ -7783,12 +5601,12 @@
     <w:tbl>
       <w:tblPr>
         <w:tblStyle w:val="TableGrid"/>
-        <w:tblW w:w="0" w:type="auto"/>
-        <w:tblLook w:val="04A0" w:firstRow="1" w:lastRow="0" w:firstColumn="1" w:lastColumn="0" w:noHBand="0" w:noVBand="1"/>
+        <w:tblW w:type="auto" w:w="0"/>
+        <w:tblLook w:firstColumn="1" w:firstRow="1" w:lastColumn="0" w:lastRow="0" w:noHBand="0" w:noVBand="1" w:val="04A0"/>
       </w:tblPr>
       <w:tblGrid>
-        <w:gridCol w:w="4675"/>
-        <w:gridCol w:w="4675"/>
+        <w:gridCol w:w="4680"/>
+        <w:gridCol w:w="4680"/>
       </w:tblGrid>
       <w:tr>
         <w:trPr>
@@ -7797,7 +5615,7 @@
         </w:trPr>
         <w:tc>
           <w:tcPr>
-            <w:tcW w:w="4680" w:type="dxa"/>
+            <w:tcW w:type="dxa" w:w="4680"/>
           </w:tcPr>
           <w:p>
             <w:r>
@@ -7807,7 +5625,7 @@
         </w:tc>
         <w:tc>
           <w:tcPr>
-            <w:tcW w:w="4680" w:type="dxa"/>
+            <w:tcW w:type="dxa" w:w="4680"/>
           </w:tcPr>
           <w:p>
             <w:r>
@@ -7822,7 +5640,7 @@
         </w:trPr>
         <w:tc>
           <w:tcPr>
-            <w:tcW w:w="4680" w:type="dxa"/>
+            <w:tcW w:type="dxa" w:w="4680"/>
           </w:tcPr>
           <w:p>
             <w:r>
@@ -7832,7 +5650,7 @@
         </w:tc>
         <w:tc>
           <w:tcPr>
-            <w:tcW w:w="4680" w:type="dxa"/>
+            <w:tcW w:type="dxa" w:w="4680"/>
           </w:tcPr>
           <w:p>
             <w:r>
@@ -7847,7 +5665,7 @@
         </w:trPr>
         <w:tc>
           <w:tcPr>
-            <w:tcW w:w="4680" w:type="dxa"/>
+            <w:tcW w:type="dxa" w:w="4680"/>
           </w:tcPr>
           <w:p>
             <w:r>
@@ -7857,7 +5675,7 @@
         </w:tc>
         <w:tc>
           <w:tcPr>
-            <w:tcW w:w="4680" w:type="dxa"/>
+            <w:tcW w:type="dxa" w:w="4680"/>
           </w:tcPr>
           <w:p>
             <w:r>
@@ -7872,7 +5690,7 @@
         </w:trPr>
         <w:tc>
           <w:tcPr>
-            <w:tcW w:w="4680" w:type="dxa"/>
+            <w:tcW w:type="dxa" w:w="4680"/>
           </w:tcPr>
           <w:p>
             <w:r>
@@ -7882,14 +5700,11 @@
         </w:tc>
         <w:tc>
           <w:tcPr>
-            <w:tcW w:w="4680" w:type="dxa"/>
-          </w:tcPr>
-          <w:p>
-            <w:r>
-              <w:t xml:space="preserve">A scored </w:t>
-            </w:r>
-            <w:r>
-              <w:t>dataframe with `PRISM_Score`, `Severity`, and `Explanation` columns</w:t>
+            <w:tcW w:type="dxa" w:w="4680"/>
+          </w:tcPr>
+          <w:p>
+            <w:r>
+              <w:t>A scored dataframe with `PRISM_Score`, `Severity`, and `Explanation` columns</w:t>
             </w:r>
           </w:p>
         </w:tc>
@@ -7900,7 +5715,7 @@
         </w:trPr>
         <w:tc>
           <w:tcPr>
-            <w:tcW w:w="4680" w:type="dxa"/>
+            <w:tcW w:type="dxa" w:w="4680"/>
           </w:tcPr>
           <w:p>
             <w:r>
@@ -7910,7 +5725,7 @@
         </w:tc>
         <w:tc>
           <w:tcPr>
-            <w:tcW w:w="4680" w:type="dxa"/>
+            <w:tcW w:type="dxa" w:w="4680"/>
           </w:tcPr>
           <w:p>
             <w:r>
@@ -7925,7 +5740,7 @@
         </w:trPr>
         <w:tc>
           <w:tcPr>
-            <w:tcW w:w="4680" w:type="dxa"/>
+            <w:tcW w:type="dxa" w:w="4680"/>
           </w:tcPr>
           <w:p>
             <w:r>
@@ -7935,7 +5750,7 @@
         </w:tc>
         <w:tc>
           <w:tcPr>
-            <w:tcW w:w="4680" w:type="dxa"/>
+            <w:tcW w:type="dxa" w:w="4680"/>
           </w:tcPr>
           <w:p>
             <w:r>
@@ -7965,11 +5780,9 @@
       <w:pPr>
         <w:pStyle w:val="Heading3"/>
       </w:pPr>
-      <w:bookmarkStart w:id="31" w:name="_Toc228190112"/>
       <w:r>
         <w:t>10.5 Review Output</w:t>
       </w:r>
-      <w:bookmarkEnd w:id="31"/>
     </w:p>
     <w:p/>
     <w:p>
@@ -7979,8 +5792,8 @@
     </w:p>
     <w:p/>
     <w:p>
-      <w:r>
-        <w:lastRenderedPageBreak/>
+      <w:pPr/>
+      <w:r>
         <w:t>Open the Excel file at:</w:t>
       </w:r>
     </w:p>
@@ -8009,6 +5822,7 @@
       </w:r>
     </w:p>
     <w:p>
+      <w:pPr/>
       <w:r>
         <w:t xml:space="preserve">Review the </w:t>
       </w:r>
@@ -8023,6 +5837,7 @@
       </w:r>
     </w:p>
     <w:p>
+      <w:pPr/>
       <w:r>
         <w:t xml:space="preserve">Use the </w:t>
       </w:r>
@@ -8037,6 +5852,7 @@
       </w:r>
     </w:p>
     <w:p>
+      <w:pPr/>
       <w:r>
         <w:t>Optionally run the helper functions in a new cell at the bottom of the notebook to query score history:</w:t>
       </w:r>
@@ -8070,14 +5886,9 @@
       <w:pPr>
         <w:pStyle w:val="Heading3"/>
       </w:pPr>
-      <w:bookmarkStart w:id="32" w:name="_Toc228190113"/>
-      <w:r>
-        <w:t xml:space="preserve">10.6 </w:t>
-      </w:r>
-      <w:r>
-        <w:t>Typical Run Time</w:t>
-      </w:r>
-      <w:bookmarkEnd w:id="32"/>
+      <w:r>
+        <w:t>10.6 Typical Run Time</w:t>
+      </w:r>
     </w:p>
     <w:p>
       <w:pPr>
@@ -8087,12 +5898,12 @@
     <w:tbl>
       <w:tblPr>
         <w:tblStyle w:val="TableGrid"/>
-        <w:tblW w:w="0" w:type="auto"/>
-        <w:tblLook w:val="04A0" w:firstRow="1" w:lastRow="0" w:firstColumn="1" w:lastColumn="0" w:noHBand="0" w:noVBand="1"/>
+        <w:tblW w:type="auto" w:w="0"/>
+        <w:tblLook w:firstColumn="1" w:firstRow="1" w:lastColumn="0" w:lastRow="0" w:noHBand="0" w:noVBand="1" w:val="04A0"/>
       </w:tblPr>
       <w:tblGrid>
-        <w:gridCol w:w="4675"/>
-        <w:gridCol w:w="4675"/>
+        <w:gridCol w:w="4680"/>
+        <w:gridCol w:w="4680"/>
       </w:tblGrid>
       <w:tr>
         <w:trPr>
@@ -8101,7 +5912,7 @@
         </w:trPr>
         <w:tc>
           <w:tcPr>
-            <w:tcW w:w="4680" w:type="dxa"/>
+            <w:tcW w:type="dxa" w:w="4680"/>
           </w:tcPr>
           <w:p>
             <w:r>
@@ -8111,7 +5922,7 @@
         </w:tc>
         <w:tc>
           <w:tcPr>
-            <w:tcW w:w="4680" w:type="dxa"/>
+            <w:tcW w:type="dxa" w:w="4680"/>
           </w:tcPr>
           <w:p>
             <w:r>
@@ -8126,7 +5937,7 @@
         </w:trPr>
         <w:tc>
           <w:tcPr>
-            <w:tcW w:w="4680" w:type="dxa"/>
+            <w:tcW w:type="dxa" w:w="4680"/>
           </w:tcPr>
           <w:p>
             <w:r>
@@ -8136,7 +5947,7 @@
         </w:tc>
         <w:tc>
           <w:tcPr>
-            <w:tcW w:w="4680" w:type="dxa"/>
+            <w:tcW w:type="dxa" w:w="4680"/>
           </w:tcPr>
           <w:p>
             <w:r>
@@ -8151,7 +5962,7 @@
         </w:trPr>
         <w:tc>
           <w:tcPr>
-            <w:tcW w:w="4680" w:type="dxa"/>
+            <w:tcW w:type="dxa" w:w="4680"/>
           </w:tcPr>
           <w:p>
             <w:r>
@@ -8161,7 +5972,7 @@
         </w:tc>
         <w:tc>
           <w:tcPr>
-            <w:tcW w:w="4680" w:type="dxa"/>
+            <w:tcW w:type="dxa" w:w="4680"/>
           </w:tcPr>
           <w:p>
             <w:r>
@@ -8176,7 +5987,7 @@
         </w:trPr>
         <w:tc>
           <w:tcPr>
-            <w:tcW w:w="4680" w:type="dxa"/>
+            <w:tcW w:type="dxa" w:w="4680"/>
           </w:tcPr>
           <w:p>
             <w:r>
@@ -8186,7 +5997,7 @@
         </w:tc>
         <w:tc>
           <w:tcPr>
-            <w:tcW w:w="4680" w:type="dxa"/>
+            <w:tcW w:type="dxa" w:w="4680"/>
           </w:tcPr>
           <w:p>
             <w:r>
@@ -8201,7 +6012,7 @@
         </w:trPr>
         <w:tc>
           <w:tcPr>
-            <w:tcW w:w="4680" w:type="dxa"/>
+            <w:tcW w:type="dxa" w:w="4680"/>
           </w:tcPr>
           <w:p>
             <w:r>
@@ -8211,7 +6022,7 @@
         </w:tc>
         <w:tc>
           <w:tcPr>
-            <w:tcW w:w="4680" w:type="dxa"/>
+            <w:tcW w:type="dxa" w:w="4680"/>
           </w:tcPr>
           <w:p>
             <w:r>
@@ -8226,7 +6037,7 @@
         </w:trPr>
         <w:tc>
           <w:tcPr>
-            <w:tcW w:w="4680" w:type="dxa"/>
+            <w:tcW w:type="dxa" w:w="4680"/>
           </w:tcPr>
           <w:p>
             <w:r>
@@ -8236,7 +6047,7 @@
         </w:tc>
         <w:tc>
           <w:tcPr>
-            <w:tcW w:w="4680" w:type="dxa"/>
+            <w:tcW w:type="dxa" w:w="4680"/>
           </w:tcPr>
           <w:p>
             <w:r>
@@ -8251,7 +6062,7 @@
         </w:trPr>
         <w:tc>
           <w:tcPr>
-            <w:tcW w:w="4680" w:type="dxa"/>
+            <w:tcW w:type="dxa" w:w="4680"/>
           </w:tcPr>
           <w:p>
             <w:r>
@@ -8261,7 +6072,7 @@
         </w:tc>
         <w:tc>
           <w:tcPr>
-            <w:tcW w:w="4680" w:type="dxa"/>
+            <w:tcW w:type="dxa" w:w="4680"/>
           </w:tcPr>
           <w:p>
             <w:r>
@@ -8276,11 +6087,9 @@
       <w:pPr>
         <w:pStyle w:val="Heading3"/>
       </w:pPr>
-      <w:bookmarkStart w:id="33" w:name="_Toc228190114"/>
       <w:r>
         <w:t>10.7 Scheduling Considerations</w:t>
       </w:r>
-      <w:bookmarkEnd w:id="33"/>
     </w:p>
     <w:p/>
     <w:p>
@@ -8331,12 +6140,9 @@
       <w:pPr>
         <w:pStyle w:val="Heading2"/>
       </w:pPr>
-      <w:bookmarkStart w:id="34" w:name="_Toc228190115"/>
-      <w:r>
-        <w:lastRenderedPageBreak/>
+      <w:r>
         <w:t>11. Appendix - Standalone Python Script</w:t>
       </w:r>
-      <w:bookmarkEnd w:id="34"/>
     </w:p>
     <w:p/>
     <w:p>
@@ -8373,14 +6179,7 @@
           <w:rFonts w:ascii="Consolas" w:hAnsi="Consolas"/>
           <w:sz w:val="18"/>
         </w:rPr>
-        <w:t xml:space="preserve">&amp;"C:\Program Files\Python313\python.exe" </w:t>
-      </w:r>
-      <w:r>
-        <w:rPr>
-          <w:rFonts w:ascii="Consolas" w:hAnsi="Consolas"/>
-          <w:sz w:val="18"/>
-        </w:rPr>
-        <w:t>"H:\HTOC\documentation\SOP\Appendix Scripts\ThreatAssessScoringV4_standalone.py"</w:t>
+        <w:t>&amp;"C:\Program Files\Python313\python.exe" "H:\HTOC\documentation\SOP\Appendix Scripts\ThreatAssessScoringV4_standalone.py"</w:t>
       </w:r>
     </w:p>
     <w:p/>
@@ -8394,24 +6193,25 @@
       <w:pPr>
         <w:pStyle w:val="Heading2"/>
       </w:pPr>
-      <w:bookmarkStart w:id="35" w:name="_Toc228190116"/>
       <w:r>
         <w:t>12. Related Documents</w:t>
       </w:r>
-      <w:bookmarkEnd w:id="35"/>
-    </w:p>
-    <w:p/>
-    <w:p>
+    </w:p>
+    <w:p/>
+    <w:p>
+      <w:pPr/>
       <w:r>
         <w:t>ThreatConnect API documentation</w:t>
       </w:r>
     </w:p>
     <w:p>
+      <w:pPr/>
       <w:r>
         <w:t>HTOC OpDiv Observation Feed runbook</w:t>
       </w:r>
     </w:p>
     <w:p>
+      <w:pPr/>
       <w:r>
         <w:rPr>
           <w:rFonts w:ascii="Consolas" w:hAnsi="Consolas"/>
@@ -8427,6 +6227,7 @@
       </w:r>
     </w:p>
     <w:p>
+      <w:pPr/>
       <w:r>
         <w:t xml:space="preserve">Previous notebook versions: </w:t>
       </w:r>
@@ -8597,7 +6398,7 @@
               <w:noProof/>
             </w:rPr>
             <w:drawing>
-              <wp:inline distT="0" distB="0" distL="0" distR="0" wp14:anchorId="5BEC9689" wp14:editId="1E57F916">
+              <wp:inline distT="0" distB="0" distL="0" distR="0" wp14:anchorId="72DEBE38" wp14:editId="66345231">
                 <wp:extent cx="957532" cy="444240"/>
                 <wp:effectExtent l="0" t="0" r="0" b="0"/>
                 <wp:docPr id="1601952155" name="Picture 1601952155"/>
@@ -8718,6 +6519,7 @@
         <w:szCs w:val="18"/>
       </w:rPr>
     </w:pPr>
+    <w:proofErr w:type="gramStart"/>
     <w:r>
       <w:rPr>
         <w:rFonts w:ascii="Poppins ExtraBold" w:hAnsi="Poppins ExtraBold" w:cs="Poppins ExtraBold"/>
@@ -8725,6 +6527,7 @@
       </w:rPr>
       <w:t>TLP:AMBER</w:t>
     </w:r>
+    <w:proofErr w:type="gramEnd"/>
   </w:p>
 </w:ftr>
 </file>
@@ -8895,12 +6698,8 @@
         <w:p>
           <w:r>
             <w:t>TLP:AMBER</w:t>
-          </w:r>
-          <w:r>
             <w:br/>
             <w:t>PRISM Threat Assessment Scoring — ThreatAssessScoringV4</w:t>
-          </w:r>
-          <w:r>
             <w:br/>
             <w:t>April 2026</w:t>
           </w:r>
@@ -8926,7 +6725,7 @@
               <w:noProof/>
             </w:rPr>
             <w:drawing>
-              <wp:inline distT="0" distB="0" distL="0" distR="0" wp14:anchorId="0EFA178C" wp14:editId="2B660A3C">
+              <wp:inline distT="0" distB="0" distL="0" distR="0" wp14:anchorId="7971F684" wp14:editId="240B1539">
                 <wp:extent cx="1524000" cy="482851"/>
                 <wp:effectExtent l="0" t="0" r="0" b="0"/>
                 <wp:docPr id="402729602" name="Picture 1"/>
@@ -8983,7 +6782,7 @@
       <mc:AlternateContent>
         <mc:Choice Requires="wps">
           <w:drawing>
-            <wp:anchor distT="0" distB="0" distL="114300" distR="114300" simplePos="0" relativeHeight="251658240" behindDoc="0" locked="0" layoutInCell="1" allowOverlap="1" wp14:anchorId="04A3785E" wp14:editId="0E4D5617">
+            <wp:anchor distT="0" distB="0" distL="114300" distR="114300" simplePos="0" relativeHeight="251658240" behindDoc="0" locked="0" layoutInCell="1" allowOverlap="1" wp14:anchorId="5839FB81" wp14:editId="43726EDC">
               <wp:simplePos x="0" y="0"/>
               <wp:positionH relativeFrom="column">
                 <wp:posOffset>-946150</wp:posOffset>
@@ -9061,7 +6860,7 @@
         <w:szCs w:val="22"/>
       </w:rPr>
       <w:drawing>
-        <wp:anchor distT="0" distB="0" distL="114300" distR="114300" simplePos="0" relativeHeight="251661312" behindDoc="0" locked="0" layoutInCell="1" allowOverlap="1" wp14:anchorId="47EC5CB6" wp14:editId="51ADA056">
+        <wp:anchor distT="0" distB="0" distL="114300" distR="114300" simplePos="0" relativeHeight="251661312" behindDoc="0" locked="0" layoutInCell="1" allowOverlap="1" wp14:anchorId="1813D673" wp14:editId="4C16BC2A">
           <wp:simplePos x="0" y="0"/>
           <wp:positionH relativeFrom="column">
             <wp:posOffset>9591675</wp:posOffset>
@@ -9143,7 +6942,7 @@
       <mc:AlternateContent>
         <mc:Choice Requires="wps">
           <w:drawing>
-            <wp:anchor distT="0" distB="0" distL="114300" distR="114300" simplePos="0" relativeHeight="251662336" behindDoc="0" locked="0" layoutInCell="1" allowOverlap="1" wp14:anchorId="0CECE481" wp14:editId="7706D37F">
+            <wp:anchor distT="0" distB="0" distL="114300" distR="114300" simplePos="0" relativeHeight="251662336" behindDoc="0" locked="0" layoutInCell="1" allowOverlap="1" wp14:anchorId="1F3D6E8D" wp14:editId="12C6E227">
               <wp:simplePos x="0" y="0"/>
               <wp:positionH relativeFrom="column">
                 <wp:posOffset>8305800</wp:posOffset>
@@ -9192,6 +6991,7 @@
                               <w:kern w:val="24"/>
                             </w:rPr>
                           </w:pPr>
+                          <w:proofErr w:type="gramStart"/>
                           <w:r>
                             <w:rPr>
                               <w:rFonts w:ascii="Nirmala Text" w:eastAsia="Nirmala Text" w:hAnsi="Nirmala Text" w:cs="Nirmala Text"/>
@@ -9200,7 +7000,18 @@
                               <w:color w:val="F6DD23"/>
                               <w:kern w:val="24"/>
                             </w:rPr>
-                            <w:t>TLP:AMBER+STRICT</w:t>
+                            <w:t>TLP:AMBER</w:t>
+                          </w:r>
+                          <w:proofErr w:type="gramEnd"/>
+                          <w:r>
+                            <w:rPr>
+                              <w:rFonts w:ascii="Nirmala Text" w:eastAsia="Nirmala Text" w:hAnsi="Nirmala Text" w:cs="Nirmala Text"/>
+                              <w:b/>
+                              <w:bCs/>
+                              <w:color w:val="F6DD23"/>
+                              <w:kern w:val="24"/>
+                            </w:rPr>
+                            <w:t>+STRICT</w:t>
                           </w:r>
                         </w:p>
                       </w:txbxContent>
@@ -13792,7 +11603,12 @@
 </file>
 
 <file path=customXml/item1.xml><?xml version="1.0" encoding="utf-8"?>
-<b:Sources xmlns:b="http://schemas.openxmlformats.org/officeDocument/2006/bibliography" xmlns="http://schemas.openxmlformats.org/officeDocument/2006/bibliography" SelectedStyle="/APASixthEditionOfficeOnline.xsl" StyleName="APA" Version="6"/>
+<?mso-contentType ?>
+<FormTemplates xmlns="http://schemas.microsoft.com/sharepoint/v3/contenttype/forms">
+  <Display>DocumentLibraryForm</Display>
+  <Edit>DocumentLibraryForm</Edit>
+  <New>DocumentLibraryForm</New>
+</FormTemplates>
 </file>
 
 <file path=customXml/item2.xml><?xml version="1.0" encoding="utf-8"?>
@@ -13985,12 +11801,7 @@
 </file>
 
 <file path=customXml/item3.xml><?xml version="1.0" encoding="utf-8"?>
-<?mso-contentType ?>
-<FormTemplates xmlns="http://schemas.microsoft.com/sharepoint/v3/contenttype/forms">
-  <Display>DocumentLibraryForm</Display>
-  <Edit>DocumentLibraryForm</Edit>
-  <New>DocumentLibraryForm</New>
-</FormTemplates>
+<b:Sources xmlns:b="http://schemas.openxmlformats.org/officeDocument/2006/bibliography" xmlns="http://schemas.openxmlformats.org/officeDocument/2006/bibliography" SelectedStyle="/APASixthEditionOfficeOnline.xsl" StyleName="APA" Version="6"/>
 </file>
 
 <file path=customXml/item4.xml><?xml version="1.0" encoding="utf-8"?>
@@ -14005,9 +11816,9 @@
 </file>
 
 <file path=customXml/itemProps1.xml><?xml version="1.0" encoding="utf-8"?>
-<ds:datastoreItem xmlns:ds="http://schemas.openxmlformats.org/officeDocument/2006/customXml" ds:itemID="{019324B5-EF86-1D45-B65C-69FFDDC5F259}">
+<ds:datastoreItem xmlns:ds="http://schemas.openxmlformats.org/officeDocument/2006/customXml" ds:itemID="{4C9DE648-81B7-4867-9DBA-8D42A681444E}">
   <ds:schemaRefs>
-    <ds:schemaRef ds:uri="http://schemas.openxmlformats.org/officeDocument/2006/bibliography"/>
+    <ds:schemaRef ds:uri="http://schemas.microsoft.com/sharepoint/v3/contenttype/forms"/>
   </ds:schemaRefs>
 </ds:datastoreItem>
 </file>
@@ -14032,9 +11843,9 @@
 </file>
 
 <file path=customXml/itemProps3.xml><?xml version="1.0" encoding="utf-8"?>
-<ds:datastoreItem xmlns:ds="http://schemas.openxmlformats.org/officeDocument/2006/customXml" ds:itemID="{4C9DE648-81B7-4867-9DBA-8D42A681444E}">
+<ds:datastoreItem xmlns:ds="http://schemas.openxmlformats.org/officeDocument/2006/customXml" ds:itemID="{019324B5-EF86-1D45-B65C-69FFDDC5F259}">
   <ds:schemaRefs>
-    <ds:schemaRef ds:uri="http://schemas.microsoft.com/sharepoint/v3/contenttype/forms"/>
+    <ds:schemaRef ds:uri="http://schemas.openxmlformats.org/officeDocument/2006/bibliography"/>
   </ds:schemaRefs>
 </ds:datastoreItem>
 </file>
